--- a/KKB_Technical_Documentation.docx
+++ b/KKB_Technical_Documentation.docx
@@ -70,7 +70,7 @@
           <w:sz w:val="20"/>
           <w:szCs w:val="20"/>
         </w:rPr>
-        <w:t xml:space="preserve">Version 1.0 — June 2026</w:t>
+        <w:t xml:space="preserve">Version 1.1 — June 2026</w:t>
       </w:r>
     </w:p>
     <w:p>
@@ -84,7 +84,7 @@
           <w:sz w:val="20"/>
           <w:szCs w:val="20"/>
         </w:rPr>
-        <w:t xml:space="preserve">Generated: June 11, 2026</w:t>
+        <w:t xml:space="preserve">Generated: June 11, 2026 • Updated: June 27, 2026</w:t>
       </w:r>
     </w:p>
     <w:p>
@@ -7996,6 +7996,5854 @@
         </w:tc>
       </w:tr>
     </w:tbl>
+    <w:p>
+      <w:pPr>
+        <w:pStyle w:val="Heading1"/>
+      </w:pPr>
+      <w:r>
+        <w:t xml:space="preserve">9. Quality Assurance — Errors Found &amp; Test Log</w:t>
+      </w:r>
+    </w:p>
+    <w:p>
+      <w:r>
+        <w:rPr>
+          <w:rFonts w:ascii="Arial" w:hAnsi="Arial" w:cs="Arial"/>
+          <w:sz w:val="22"/>
+          <w:szCs w:val="22"/>
+        </w:rPr>
+        <w:t xml:space="preserve">Added June 27, 2026. The frontend (npm run build) compiled cleanly and the backend imported without error at every checkpoint, so there were no build/compile failures. The items below are the defects found through code review and automated testing during hardening, and the full catalogue of tests that now guard the system. All 46 automated checks pass.</w:t>
+      </w:r>
+    </w:p>
+    <w:p>
+      <w:pPr>
+        <w:pStyle w:val="Heading2"/>
+      </w:pPr>
+      <w:r>
+        <w:t xml:space="preserve">9.1 Errors Found &amp; Resolved</w:t>
+      </w:r>
+    </w:p>
+    <w:p>
+      <w:r>
+        <w:rPr>
+          <w:rFonts w:ascii="Arial" w:hAnsi="Arial" w:cs="Arial"/>
+          <w:sz w:val="22"/>
+          <w:szCs w:val="22"/>
+        </w:rPr>
+        <w:t xml:space="preserve">18 defects were identified and fixed:</w:t>
+      </w:r>
+    </w:p>
+    <w:tbl>
+      <w:tblPr>
+        <w:tblW w:type="dxa" w:w="9360"/>
+        <w:tblBorders>
+          <w:top w:val="single" w:color="E8D8DC" w:sz="1"/>
+          <w:left w:val="single" w:color="E8D8DC" w:sz="1"/>
+          <w:bottom w:val="single" w:color="E8D8DC" w:sz="1"/>
+          <w:right w:val="single" w:color="E8D8DC" w:sz="1"/>
+          <w:insideH w:val="single" w:color="E8D8DC" w:sz="1"/>
+          <w:insideV w:val="single" w:color="E8D8DC" w:sz="1"/>
+        </w:tblBorders>
+      </w:tblPr>
+      <w:tblGrid>
+        <w:gridCol w:w="1500"/>
+        <w:gridCol w:w="5160"/>
+        <w:gridCol w:w="2700"/>
+      </w:tblGrid>
+      <w:tr>
+        <w:trPr>
+          <w:tblHeader/>
+        </w:trPr>
+        <w:tc>
+          <w:tcPr>
+            <w:tcW w:type="dxa" w:w="1500"/>
+            <w:tcBorders>
+              <w:top w:val="single" w:color="E8D8DC" w:sz="1"/>
+              <w:left w:val="single" w:color="E8D8DC" w:sz="1"/>
+              <w:bottom w:val="single" w:color="E8D8DC" w:sz="1"/>
+              <w:right w:val="single" w:color="E8D8DC" w:sz="1"/>
+            </w:tcBorders>
+            <w:shd w:fill="F9EEF0" w:val="clear"/>
+            <w:tcMar>
+              <w:top w:type="dxa" w:w="60"/>
+              <w:left w:type="dxa" w:w="120"/>
+              <w:bottom w:type="dxa" w:w="60"/>
+              <w:right w:type="dxa" w:w="120"/>
+            </w:tcMar>
+          </w:tcPr>
+          <w:p>
+            <w:r>
+              <w:rPr>
+                <w:rFonts w:ascii="Arial" w:hAnsi="Arial" w:cs="Arial"/>
+                <w:b/>
+                <w:bCs/>
+                <w:color w:val="3A2830"/>
+                <w:sz w:val="18"/>
+                <w:szCs w:val="18"/>
+              </w:rPr>
+              <w:t xml:space="preserve">Area</w:t>
+            </w:r>
+          </w:p>
+        </w:tc>
+        <w:tc>
+          <w:tcPr>
+            <w:tcW w:type="dxa" w:w="5160"/>
+            <w:tcBorders>
+              <w:top w:val="single" w:color="E8D8DC" w:sz="1"/>
+              <w:left w:val="single" w:color="E8D8DC" w:sz="1"/>
+              <w:bottom w:val="single" w:color="E8D8DC" w:sz="1"/>
+              <w:right w:val="single" w:color="E8D8DC" w:sz="1"/>
+            </w:tcBorders>
+            <w:shd w:fill="F9EEF0" w:val="clear"/>
+            <w:tcMar>
+              <w:top w:type="dxa" w:w="60"/>
+              <w:left w:type="dxa" w:w="120"/>
+              <w:bottom w:type="dxa" w:w="60"/>
+              <w:right w:type="dxa" w:w="120"/>
+            </w:tcMar>
+          </w:tcPr>
+          <w:p>
+            <w:r>
+              <w:rPr>
+                <w:rFonts w:ascii="Arial" w:hAnsi="Arial" w:cs="Arial"/>
+                <w:b/>
+                <w:bCs/>
+                <w:color w:val="3A2830"/>
+                <w:sz w:val="18"/>
+                <w:szCs w:val="18"/>
+              </w:rPr>
+              <w:t xml:space="preserve">Error / symptom</w:t>
+            </w:r>
+          </w:p>
+        </w:tc>
+        <w:tc>
+          <w:tcPr>
+            <w:tcW w:type="dxa" w:w="2700"/>
+            <w:tcBorders>
+              <w:top w:val="single" w:color="E8D8DC" w:sz="1"/>
+              <w:left w:val="single" w:color="E8D8DC" w:sz="1"/>
+              <w:bottom w:val="single" w:color="E8D8DC" w:sz="1"/>
+              <w:right w:val="single" w:color="E8D8DC" w:sz="1"/>
+            </w:tcBorders>
+            <w:shd w:fill="F9EEF0" w:val="clear"/>
+            <w:tcMar>
+              <w:top w:type="dxa" w:w="60"/>
+              <w:left w:type="dxa" w:w="120"/>
+              <w:bottom w:type="dxa" w:w="60"/>
+              <w:right w:type="dxa" w:w="120"/>
+            </w:tcMar>
+          </w:tcPr>
+          <w:p>
+            <w:r>
+              <w:rPr>
+                <w:rFonts w:ascii="Arial" w:hAnsi="Arial" w:cs="Arial"/>
+                <w:b/>
+                <w:bCs/>
+                <w:color w:val="3A2830"/>
+                <w:sz w:val="18"/>
+                <w:szCs w:val="18"/>
+              </w:rPr>
+              <w:t xml:space="preserve">Resolution</w:t>
+            </w:r>
+          </w:p>
+        </w:tc>
+      </w:tr>
+      <w:tr>
+        <w:tc>
+          <w:tcPr>
+            <w:tcW w:type="dxa" w:w="1500"/>
+            <w:tcBorders>
+              <w:top w:val="single" w:color="E8D8DC" w:sz="1"/>
+              <w:left w:val="single" w:color="E8D8DC" w:sz="1"/>
+              <w:bottom w:val="single" w:color="E8D8DC" w:sz="1"/>
+              <w:right w:val="single" w:color="E8D8DC" w:sz="1"/>
+            </w:tcBorders>
+            <w:tcMar>
+              <w:top w:type="dxa" w:w="60"/>
+              <w:left w:type="dxa" w:w="120"/>
+              <w:bottom w:type="dxa" w:w="60"/>
+              <w:right w:type="dxa" w:w="120"/>
+            </w:tcMar>
+          </w:tcPr>
+          <w:p>
+            <w:r>
+              <w:rPr>
+                <w:rFonts w:ascii="Arial" w:hAnsi="Arial" w:cs="Arial"/>
+                <w:color w:val="3A2830"/>
+                <w:sz w:val="18"/>
+                <w:szCs w:val="18"/>
+              </w:rPr>
+              <w:t xml:space="preserve">Security</w:t>
+            </w:r>
+          </w:p>
+        </w:tc>
+        <w:tc>
+          <w:tcPr>
+            <w:tcW w:type="dxa" w:w="5160"/>
+            <w:tcBorders>
+              <w:top w:val="single" w:color="E8D8DC" w:sz="1"/>
+              <w:left w:val="single" w:color="E8D8DC" w:sz="1"/>
+              <w:bottom w:val="single" w:color="E8D8DC" w:sz="1"/>
+              <w:right w:val="single" w:color="E8D8DC" w:sz="1"/>
+            </w:tcBorders>
+            <w:tcMar>
+              <w:top w:type="dxa" w:w="60"/>
+              <w:left w:type="dxa" w:w="120"/>
+              <w:bottom w:type="dxa" w:w="60"/>
+              <w:right w:type="dxa" w:w="120"/>
+            </w:tcMar>
+          </w:tcPr>
+          <w:p>
+            <w:r>
+              <w:rPr>
+                <w:rFonts w:ascii="Arial" w:hAnsi="Arial" w:cs="Arial"/>
+                <w:color w:val="3A2830"/>
+                <w:sz w:val="18"/>
+                <w:szCs w:val="18"/>
+              </w:rPr>
+              <w:t xml:space="preserve">Admin booking/contact/logs endpoints had no login check — customer data publicly readable</w:t>
+            </w:r>
+          </w:p>
+        </w:tc>
+        <w:tc>
+          <w:tcPr>
+            <w:tcW w:type="dxa" w:w="2700"/>
+            <w:tcBorders>
+              <w:top w:val="single" w:color="E8D8DC" w:sz="1"/>
+              <w:left w:val="single" w:color="E8D8DC" w:sz="1"/>
+              <w:bottom w:val="single" w:color="E8D8DC" w:sz="1"/>
+              <w:right w:val="single" w:color="E8D8DC" w:sz="1"/>
+            </w:tcBorders>
+            <w:tcMar>
+              <w:top w:type="dxa" w:w="60"/>
+              <w:left w:type="dxa" w:w="120"/>
+              <w:bottom w:type="dxa" w:w="60"/>
+              <w:right w:type="dxa" w:w="120"/>
+            </w:tcMar>
+          </w:tcPr>
+          <w:p>
+            <w:r>
+              <w:rPr>
+                <w:rFonts w:ascii="Arial" w:hAnsi="Arial" w:cs="Arial"/>
+                <w:color w:val="3A2830"/>
+                <w:sz w:val="18"/>
+                <w:szCs w:val="18"/>
+              </w:rPr>
+              <w:t xml:space="preserve">Added require_admin to all admin endpoints</w:t>
+            </w:r>
+          </w:p>
+        </w:tc>
+      </w:tr>
+      <w:tr>
+        <w:tc>
+          <w:tcPr>
+            <w:tcW w:type="dxa" w:w="1500"/>
+            <w:tcBorders>
+              <w:top w:val="single" w:color="E8D8DC" w:sz="1"/>
+              <w:left w:val="single" w:color="E8D8DC" w:sz="1"/>
+              <w:bottom w:val="single" w:color="E8D8DC" w:sz="1"/>
+              <w:right w:val="single" w:color="E8D8DC" w:sz="1"/>
+            </w:tcBorders>
+            <w:tcMar>
+              <w:top w:type="dxa" w:w="60"/>
+              <w:left w:type="dxa" w:w="120"/>
+              <w:bottom w:type="dxa" w:w="60"/>
+              <w:right w:type="dxa" w:w="120"/>
+            </w:tcMar>
+          </w:tcPr>
+          <w:p>
+            <w:r>
+              <w:rPr>
+                <w:rFonts w:ascii="Arial" w:hAnsi="Arial" w:cs="Arial"/>
+                <w:color w:val="3A2830"/>
+                <w:sz w:val="18"/>
+                <w:szCs w:val="18"/>
+              </w:rPr>
+              <w:t xml:space="preserve">Logic</w:t>
+            </w:r>
+          </w:p>
+        </w:tc>
+        <w:tc>
+          <w:tcPr>
+            <w:tcW w:type="dxa" w:w="5160"/>
+            <w:tcBorders>
+              <w:top w:val="single" w:color="E8D8DC" w:sz="1"/>
+              <w:left w:val="single" w:color="E8D8DC" w:sz="1"/>
+              <w:bottom w:val="single" w:color="E8D8DC" w:sz="1"/>
+              <w:right w:val="single" w:color="E8D8DC" w:sz="1"/>
+            </w:tcBorders>
+            <w:tcMar>
+              <w:top w:type="dxa" w:w="60"/>
+              <w:left w:type="dxa" w:w="120"/>
+              <w:bottom w:type="dxa" w:w="60"/>
+              <w:right w:type="dxa" w:w="120"/>
+            </w:tcMar>
+          </w:tcPr>
+          <w:p>
+            <w:r>
+              <w:rPr>
+                <w:rFonts w:ascii="Arial" w:hAnsi="Arial" w:cs="Arial"/>
+                <w:color w:val="3A2830"/>
+                <w:sz w:val="18"/>
+                <w:szCs w:val="18"/>
+              </w:rPr>
+              <w:t xml:space="preserve">Double-booking possible: ’Any available’ bookings were not counted in the conflict check</w:t>
+            </w:r>
+          </w:p>
+        </w:tc>
+        <w:tc>
+          <w:tcPr>
+            <w:tcW w:type="dxa" w:w="2700"/>
+            <w:tcBorders>
+              <w:top w:val="single" w:color="E8D8DC" w:sz="1"/>
+              <w:left w:val="single" w:color="E8D8DC" w:sz="1"/>
+              <w:bottom w:val="single" w:color="E8D8DC" w:sz="1"/>
+              <w:right w:val="single" w:color="E8D8DC" w:sz="1"/>
+            </w:tcBorders>
+            <w:tcMar>
+              <w:top w:type="dxa" w:w="60"/>
+              <w:left w:type="dxa" w:w="120"/>
+              <w:bottom w:type="dxa" w:w="60"/>
+              <w:right w:type="dxa" w:w="120"/>
+            </w:tcMar>
+          </w:tcPr>
+          <w:p>
+            <w:r>
+              <w:rPr>
+                <w:rFonts w:ascii="Arial" w:hAnsi="Arial" w:cs="Arial"/>
+                <w:color w:val="3A2830"/>
+                <w:sz w:val="18"/>
+                <w:szCs w:val="18"/>
+              </w:rPr>
+              <w:t xml:space="preserve">Rewrote conflict check as capacity-based</w:t>
+            </w:r>
+          </w:p>
+        </w:tc>
+      </w:tr>
+      <w:tr>
+        <w:tc>
+          <w:tcPr>
+            <w:tcW w:type="dxa" w:w="1500"/>
+            <w:tcBorders>
+              <w:top w:val="single" w:color="E8D8DC" w:sz="1"/>
+              <w:left w:val="single" w:color="E8D8DC" w:sz="1"/>
+              <w:bottom w:val="single" w:color="E8D8DC" w:sz="1"/>
+              <w:right w:val="single" w:color="E8D8DC" w:sz="1"/>
+            </w:tcBorders>
+            <w:tcMar>
+              <w:top w:type="dxa" w:w="60"/>
+              <w:left w:type="dxa" w:w="120"/>
+              <w:bottom w:type="dxa" w:w="60"/>
+              <w:right w:type="dxa" w:w="120"/>
+            </w:tcMar>
+          </w:tcPr>
+          <w:p>
+            <w:r>
+              <w:rPr>
+                <w:rFonts w:ascii="Arial" w:hAnsi="Arial" w:cs="Arial"/>
+                <w:color w:val="3A2830"/>
+                <w:sz w:val="18"/>
+                <w:szCs w:val="18"/>
+              </w:rPr>
+              <w:t xml:space="preserve">Validation</w:t>
+            </w:r>
+          </w:p>
+        </w:tc>
+        <w:tc>
+          <w:tcPr>
+            <w:tcW w:type="dxa" w:w="5160"/>
+            <w:tcBorders>
+              <w:top w:val="single" w:color="E8D8DC" w:sz="1"/>
+              <w:left w:val="single" w:color="E8D8DC" w:sz="1"/>
+              <w:bottom w:val="single" w:color="E8D8DC" w:sz="1"/>
+              <w:right w:val="single" w:color="E8D8DC" w:sz="1"/>
+            </w:tcBorders>
+            <w:tcMar>
+              <w:top w:type="dxa" w:w="60"/>
+              <w:left w:type="dxa" w:w="120"/>
+              <w:bottom w:type="dxa" w:w="60"/>
+              <w:right w:type="dxa" w:w="120"/>
+            </w:tcMar>
+          </w:tcPr>
+          <w:p>
+            <w:r>
+              <w:rPr>
+                <w:rFonts w:ascii="Arial" w:hAnsi="Arial" w:cs="Arial"/>
+                <w:color w:val="3A2830"/>
+                <w:sz w:val="18"/>
+                <w:szCs w:val="18"/>
+              </w:rPr>
+              <w:t xml:space="preserve">Malformed dates were silently accepted (validator swallowed parse errors)</w:t>
+            </w:r>
+          </w:p>
+        </w:tc>
+        <w:tc>
+          <w:tcPr>
+            <w:tcW w:type="dxa" w:w="2700"/>
+            <w:tcBorders>
+              <w:top w:val="single" w:color="E8D8DC" w:sz="1"/>
+              <w:left w:val="single" w:color="E8D8DC" w:sz="1"/>
+              <w:bottom w:val="single" w:color="E8D8DC" w:sz="1"/>
+              <w:right w:val="single" w:color="E8D8DC" w:sz="1"/>
+            </w:tcBorders>
+            <w:tcMar>
+              <w:top w:type="dxa" w:w="60"/>
+              <w:left w:type="dxa" w:w="120"/>
+              <w:bottom w:type="dxa" w:w="60"/>
+              <w:right w:type="dxa" w:w="120"/>
+            </w:tcMar>
+          </w:tcPr>
+          <w:p>
+            <w:r>
+              <w:rPr>
+                <w:rFonts w:ascii="Arial" w:hAnsi="Arial" w:cs="Arial"/>
+                <w:color w:val="3A2830"/>
+                <w:sz w:val="18"/>
+                <w:szCs w:val="18"/>
+              </w:rPr>
+              <w:t xml:space="preserve">Restructured validator to reject bad formats</w:t>
+            </w:r>
+          </w:p>
+        </w:tc>
+      </w:tr>
+      <w:tr>
+        <w:tc>
+          <w:tcPr>
+            <w:tcW w:type="dxa" w:w="1500"/>
+            <w:tcBorders>
+              <w:top w:val="single" w:color="E8D8DC" w:sz="1"/>
+              <w:left w:val="single" w:color="E8D8DC" w:sz="1"/>
+              <w:bottom w:val="single" w:color="E8D8DC" w:sz="1"/>
+              <w:right w:val="single" w:color="E8D8DC" w:sz="1"/>
+            </w:tcBorders>
+            <w:tcMar>
+              <w:top w:type="dxa" w:w="60"/>
+              <w:left w:type="dxa" w:w="120"/>
+              <w:bottom w:type="dxa" w:w="60"/>
+              <w:right w:type="dxa" w:w="120"/>
+            </w:tcMar>
+          </w:tcPr>
+          <w:p>
+            <w:r>
+              <w:rPr>
+                <w:rFonts w:ascii="Arial" w:hAnsi="Arial" w:cs="Arial"/>
+                <w:color w:val="3A2830"/>
+                <w:sz w:val="18"/>
+                <w:szCs w:val="18"/>
+              </w:rPr>
+              <w:t xml:space="preserve">Runtime (500)</w:t>
+            </w:r>
+          </w:p>
+        </w:tc>
+        <w:tc>
+          <w:tcPr>
+            <w:tcW w:type="dxa" w:w="5160"/>
+            <w:tcBorders>
+              <w:top w:val="single" w:color="E8D8DC" w:sz="1"/>
+              <w:left w:val="single" w:color="E8D8DC" w:sz="1"/>
+              <w:bottom w:val="single" w:color="E8D8DC" w:sz="1"/>
+              <w:right w:val="single" w:color="E8D8DC" w:sz="1"/>
+            </w:tcBorders>
+            <w:tcMar>
+              <w:top w:type="dxa" w:w="60"/>
+              <w:left w:type="dxa" w:w="120"/>
+              <w:bottom w:type="dxa" w:w="60"/>
+              <w:right w:type="dxa" w:w="120"/>
+            </w:tcMar>
+          </w:tcPr>
+          <w:p>
+            <w:r>
+              <w:rPr>
+                <w:rFonts w:ascii="Arial" w:hAnsi="Arial" w:cs="Arial"/>
+                <w:color w:val="3A2830"/>
+                <w:sz w:val="18"/>
+                <w:szCs w:val="18"/>
+              </w:rPr>
+              <w:t xml:space="preserve">Contact form crashed: logger used reserved field ’name’ -&gt; KeyError on every submission</w:t>
+            </w:r>
+          </w:p>
+        </w:tc>
+        <w:tc>
+          <w:tcPr>
+            <w:tcW w:type="dxa" w:w="2700"/>
+            <w:tcBorders>
+              <w:top w:val="single" w:color="E8D8DC" w:sz="1"/>
+              <w:left w:val="single" w:color="E8D8DC" w:sz="1"/>
+              <w:bottom w:val="single" w:color="E8D8DC" w:sz="1"/>
+              <w:right w:val="single" w:color="E8D8DC" w:sz="1"/>
+            </w:tcBorders>
+            <w:tcMar>
+              <w:top w:type="dxa" w:w="60"/>
+              <w:left w:type="dxa" w:w="120"/>
+              <w:bottom w:type="dxa" w:w="60"/>
+              <w:right w:type="dxa" w:w="120"/>
+            </w:tcMar>
+          </w:tcPr>
+          <w:p>
+            <w:r>
+              <w:rPr>
+                <w:rFonts w:ascii="Arial" w:hAnsi="Arial" w:cs="Arial"/>
+                <w:color w:val="3A2830"/>
+                <w:sz w:val="18"/>
+                <w:szCs w:val="18"/>
+              </w:rPr>
+              <w:t xml:space="preserve">Renamed the log key to client_name (found by tests)</w:t>
+            </w:r>
+          </w:p>
+        </w:tc>
+      </w:tr>
+      <w:tr>
+        <w:tc>
+          <w:tcPr>
+            <w:tcW w:type="dxa" w:w="1500"/>
+            <w:tcBorders>
+              <w:top w:val="single" w:color="E8D8DC" w:sz="1"/>
+              <w:left w:val="single" w:color="E8D8DC" w:sz="1"/>
+              <w:bottom w:val="single" w:color="E8D8DC" w:sz="1"/>
+              <w:right w:val="single" w:color="E8D8DC" w:sz="1"/>
+            </w:tcBorders>
+            <w:tcMar>
+              <w:top w:type="dxa" w:w="60"/>
+              <w:left w:type="dxa" w:w="120"/>
+              <w:bottom w:type="dxa" w:w="60"/>
+              <w:right w:type="dxa" w:w="120"/>
+            </w:tcMar>
+          </w:tcPr>
+          <w:p>
+            <w:r>
+              <w:rPr>
+                <w:rFonts w:ascii="Arial" w:hAnsi="Arial" w:cs="Arial"/>
+                <w:color w:val="3A2830"/>
+                <w:sz w:val="18"/>
+                <w:szCs w:val="18"/>
+              </w:rPr>
+              <w:t xml:space="preserve">Frontend crash</w:t>
+            </w:r>
+          </w:p>
+        </w:tc>
+        <w:tc>
+          <w:tcPr>
+            <w:tcW w:type="dxa" w:w="5160"/>
+            <w:tcBorders>
+              <w:top w:val="single" w:color="E8D8DC" w:sz="1"/>
+              <w:left w:val="single" w:color="E8D8DC" w:sz="1"/>
+              <w:bottom w:val="single" w:color="E8D8DC" w:sz="1"/>
+              <w:right w:val="single" w:color="E8D8DC" w:sz="1"/>
+            </w:tcBorders>
+            <w:tcMar>
+              <w:top w:type="dxa" w:w="60"/>
+              <w:left w:type="dxa" w:w="120"/>
+              <w:bottom w:type="dxa" w:w="60"/>
+              <w:right w:type="dxa" w:w="120"/>
+            </w:tcMar>
+          </w:tcPr>
+          <w:p>
+            <w:r>
+              <w:rPr>
+                <w:rFonts w:ascii="Arial" w:hAnsi="Arial" w:cs="Arial"/>
+                <w:color w:val="3A2830"/>
+                <w:sz w:val="18"/>
+                <w:szCs w:val="18"/>
+              </w:rPr>
+              <w:t xml:space="preserve">Admin edit showed a blank screen: 422 returned an array, passed raw to the toast</w:t>
+            </w:r>
+          </w:p>
+        </w:tc>
+        <w:tc>
+          <w:tcPr>
+            <w:tcW w:type="dxa" w:w="2700"/>
+            <w:tcBorders>
+              <w:top w:val="single" w:color="E8D8DC" w:sz="1"/>
+              <w:left w:val="single" w:color="E8D8DC" w:sz="1"/>
+              <w:bottom w:val="single" w:color="E8D8DC" w:sz="1"/>
+              <w:right w:val="single" w:color="E8D8DC" w:sz="1"/>
+            </w:tcBorders>
+            <w:tcMar>
+              <w:top w:type="dxa" w:w="60"/>
+              <w:left w:type="dxa" w:w="120"/>
+              <w:bottom w:type="dxa" w:w="60"/>
+              <w:right w:type="dxa" w:w="120"/>
+            </w:tcMar>
+          </w:tcPr>
+          <w:p>
+            <w:r>
+              <w:rPr>
+                <w:rFonts w:ascii="Arial" w:hAnsi="Arial" w:cs="Arial"/>
+                <w:color w:val="3A2830"/>
+                <w:sz w:val="18"/>
+                <w:szCs w:val="18"/>
+              </w:rPr>
+              <w:t xml:space="preserve">Added errorMessage() normaliser + toast coercion</w:t>
+            </w:r>
+          </w:p>
+        </w:tc>
+      </w:tr>
+      <w:tr>
+        <w:tc>
+          <w:tcPr>
+            <w:tcW w:type="dxa" w:w="1500"/>
+            <w:tcBorders>
+              <w:top w:val="single" w:color="E8D8DC" w:sz="1"/>
+              <w:left w:val="single" w:color="E8D8DC" w:sz="1"/>
+              <w:bottom w:val="single" w:color="E8D8DC" w:sz="1"/>
+              <w:right w:val="single" w:color="E8D8DC" w:sz="1"/>
+            </w:tcBorders>
+            <w:tcMar>
+              <w:top w:type="dxa" w:w="60"/>
+              <w:left w:type="dxa" w:w="120"/>
+              <w:bottom w:type="dxa" w:w="60"/>
+              <w:right w:type="dxa" w:w="120"/>
+            </w:tcMar>
+          </w:tcPr>
+          <w:p>
+            <w:r>
+              <w:rPr>
+                <w:rFonts w:ascii="Arial" w:hAnsi="Arial" w:cs="Arial"/>
+                <w:color w:val="3A2830"/>
+                <w:sz w:val="18"/>
+                <w:szCs w:val="18"/>
+              </w:rPr>
+              <w:t xml:space="preserve">Logic</w:t>
+            </w:r>
+          </w:p>
+        </w:tc>
+        <w:tc>
+          <w:tcPr>
+            <w:tcW w:type="dxa" w:w="5160"/>
+            <w:tcBorders>
+              <w:top w:val="single" w:color="E8D8DC" w:sz="1"/>
+              <w:left w:val="single" w:color="E8D8DC" w:sz="1"/>
+              <w:bottom w:val="single" w:color="E8D8DC" w:sz="1"/>
+              <w:right w:val="single" w:color="E8D8DC" w:sz="1"/>
+            </w:tcBorders>
+            <w:tcMar>
+              <w:top w:type="dxa" w:w="60"/>
+              <w:left w:type="dxa" w:w="120"/>
+              <w:bottom w:type="dxa" w:w="60"/>
+              <w:right w:type="dxa" w:w="120"/>
+            </w:tcMar>
+          </w:tcPr>
+          <w:p>
+            <w:r>
+              <w:rPr>
+                <w:rFonts w:ascii="Arial" w:hAnsi="Arial" w:cs="Arial"/>
+                <w:color w:val="3A2830"/>
+                <w:sz w:val="18"/>
+                <w:szCs w:val="18"/>
+              </w:rPr>
+              <w:t xml:space="preserve">Editing a cancelled booking left it cancelled</w:t>
+            </w:r>
+          </w:p>
+        </w:tc>
+        <w:tc>
+          <w:tcPr>
+            <w:tcW w:type="dxa" w:w="2700"/>
+            <w:tcBorders>
+              <w:top w:val="single" w:color="E8D8DC" w:sz="1"/>
+              <w:left w:val="single" w:color="E8D8DC" w:sz="1"/>
+              <w:bottom w:val="single" w:color="E8D8DC" w:sz="1"/>
+              <w:right w:val="single" w:color="E8D8DC" w:sz="1"/>
+            </w:tcBorders>
+            <w:tcMar>
+              <w:top w:type="dxa" w:w="60"/>
+              <w:left w:type="dxa" w:w="120"/>
+              <w:bottom w:type="dxa" w:w="60"/>
+              <w:right w:type="dxa" w:w="120"/>
+            </w:tcMar>
+          </w:tcPr>
+          <w:p>
+            <w:r>
+              <w:rPr>
+                <w:rFonts w:ascii="Arial" w:hAnsi="Arial" w:cs="Arial"/>
+                <w:color w:val="3A2830"/>
+                <w:sz w:val="18"/>
+                <w:szCs w:val="18"/>
+              </w:rPr>
+              <w:t xml:space="preserve">Edit now reactivates a cancelled booking to pending</w:t>
+            </w:r>
+          </w:p>
+        </w:tc>
+      </w:tr>
+      <w:tr>
+        <w:tc>
+          <w:tcPr>
+            <w:tcW w:type="dxa" w:w="1500"/>
+            <w:tcBorders>
+              <w:top w:val="single" w:color="E8D8DC" w:sz="1"/>
+              <w:left w:val="single" w:color="E8D8DC" w:sz="1"/>
+              <w:bottom w:val="single" w:color="E8D8DC" w:sz="1"/>
+              <w:right w:val="single" w:color="E8D8DC" w:sz="1"/>
+            </w:tcBorders>
+            <w:tcMar>
+              <w:top w:type="dxa" w:w="60"/>
+              <w:left w:type="dxa" w:w="120"/>
+              <w:bottom w:type="dxa" w:w="60"/>
+              <w:right w:type="dxa" w:w="120"/>
+            </w:tcMar>
+          </w:tcPr>
+          <w:p>
+            <w:r>
+              <w:rPr>
+                <w:rFonts w:ascii="Arial" w:hAnsi="Arial" w:cs="Arial"/>
+                <w:color w:val="3A2830"/>
+                <w:sz w:val="18"/>
+                <w:szCs w:val="18"/>
+              </w:rPr>
+              <w:t xml:space="preserve">UX</w:t>
+            </w:r>
+          </w:p>
+        </w:tc>
+        <w:tc>
+          <w:tcPr>
+            <w:tcW w:type="dxa" w:w="5160"/>
+            <w:tcBorders>
+              <w:top w:val="single" w:color="E8D8DC" w:sz="1"/>
+              <w:left w:val="single" w:color="E8D8DC" w:sz="1"/>
+              <w:bottom w:val="single" w:color="E8D8DC" w:sz="1"/>
+              <w:right w:val="single" w:color="E8D8DC" w:sz="1"/>
+            </w:tcBorders>
+            <w:tcMar>
+              <w:top w:type="dxa" w:w="60"/>
+              <w:left w:type="dxa" w:w="120"/>
+              <w:bottom w:type="dxa" w:w="60"/>
+              <w:right w:type="dxa" w:w="120"/>
+            </w:tcMar>
+          </w:tcPr>
+          <w:p>
+            <w:r>
+              <w:rPr>
+                <w:rFonts w:ascii="Arial" w:hAnsi="Arial" w:cs="Arial"/>
+                <w:color w:val="3A2830"/>
+                <w:sz w:val="18"/>
+                <w:szCs w:val="18"/>
+              </w:rPr>
+              <w:t xml:space="preserve">Cancel modal pre-armed a charge; button wording was confusing</w:t>
+            </w:r>
+          </w:p>
+        </w:tc>
+        <w:tc>
+          <w:tcPr>
+            <w:tcW w:type="dxa" w:w="2700"/>
+            <w:tcBorders>
+              <w:top w:val="single" w:color="E8D8DC" w:sz="1"/>
+              <w:left w:val="single" w:color="E8D8DC" w:sz="1"/>
+              <w:bottom w:val="single" w:color="E8D8DC" w:sz="1"/>
+              <w:right w:val="single" w:color="E8D8DC" w:sz="1"/>
+            </w:tcBorders>
+            <w:tcMar>
+              <w:top w:type="dxa" w:w="60"/>
+              <w:left w:type="dxa" w:w="120"/>
+              <w:bottom w:type="dxa" w:w="60"/>
+              <w:right w:type="dxa" w:w="120"/>
+            </w:tcMar>
+          </w:tcPr>
+          <w:p>
+            <w:r>
+              <w:rPr>
+                <w:rFonts w:ascii="Arial" w:hAnsi="Arial" w:cs="Arial"/>
+                <w:color w:val="3A2830"/>
+                <w:sz w:val="18"/>
+                <w:szCs w:val="18"/>
+              </w:rPr>
+              <w:t xml:space="preserve">Default to waive; clearer button text</w:t>
+            </w:r>
+          </w:p>
+        </w:tc>
+      </w:tr>
+      <w:tr>
+        <w:tc>
+          <w:tcPr>
+            <w:tcW w:type="dxa" w:w="1500"/>
+            <w:tcBorders>
+              <w:top w:val="single" w:color="E8D8DC" w:sz="1"/>
+              <w:left w:val="single" w:color="E8D8DC" w:sz="1"/>
+              <w:bottom w:val="single" w:color="E8D8DC" w:sz="1"/>
+              <w:right w:val="single" w:color="E8D8DC" w:sz="1"/>
+            </w:tcBorders>
+            <w:tcMar>
+              <w:top w:type="dxa" w:w="60"/>
+              <w:left w:type="dxa" w:w="120"/>
+              <w:bottom w:type="dxa" w:w="60"/>
+              <w:right w:type="dxa" w:w="120"/>
+            </w:tcMar>
+          </w:tcPr>
+          <w:p>
+            <w:r>
+              <w:rPr>
+                <w:rFonts w:ascii="Arial" w:hAnsi="Arial" w:cs="Arial"/>
+                <w:color w:val="3A2830"/>
+                <w:sz w:val="18"/>
+                <w:szCs w:val="18"/>
+              </w:rPr>
+              <w:t xml:space="preserve">Frontend</w:t>
+            </w:r>
+          </w:p>
+        </w:tc>
+        <w:tc>
+          <w:tcPr>
+            <w:tcW w:type="dxa" w:w="5160"/>
+            <w:tcBorders>
+              <w:top w:val="single" w:color="E8D8DC" w:sz="1"/>
+              <w:left w:val="single" w:color="E8D8DC" w:sz="1"/>
+              <w:bottom w:val="single" w:color="E8D8DC" w:sz="1"/>
+              <w:right w:val="single" w:color="E8D8DC" w:sz="1"/>
+            </w:tcBorders>
+            <w:tcMar>
+              <w:top w:type="dxa" w:w="60"/>
+              <w:left w:type="dxa" w:w="120"/>
+              <w:bottom w:type="dxa" w:w="60"/>
+              <w:right w:type="dxa" w:w="120"/>
+            </w:tcMar>
+          </w:tcPr>
+          <w:p>
+            <w:r>
+              <w:rPr>
+                <w:rFonts w:ascii="Arial" w:hAnsi="Arial" w:cs="Arial"/>
+                <w:color w:val="3A2830"/>
+                <w:sz w:val="18"/>
+                <w:szCs w:val="18"/>
+              </w:rPr>
+              <w:t xml:space="preserve">Second booking failed: single-use Stripe SetupIntent reused; Stripe state overwritten</w:t>
+            </w:r>
+          </w:p>
+        </w:tc>
+        <w:tc>
+          <w:tcPr>
+            <w:tcW w:type="dxa" w:w="2700"/>
+            <w:tcBorders>
+              <w:top w:val="single" w:color="E8D8DC" w:sz="1"/>
+              <w:left w:val="single" w:color="E8D8DC" w:sz="1"/>
+              <w:bottom w:val="single" w:color="E8D8DC" w:sz="1"/>
+              <w:right w:val="single" w:color="E8D8DC" w:sz="1"/>
+            </w:tcBorders>
+            <w:tcMar>
+              <w:top w:type="dxa" w:w="60"/>
+              <w:left w:type="dxa" w:w="120"/>
+              <w:bottom w:type="dxa" w:w="60"/>
+              <w:right w:type="dxa" w:w="120"/>
+            </w:tcMar>
+          </w:tcPr>
+          <w:p>
+            <w:r>
+              <w:rPr>
+                <w:rFonts w:ascii="Arial" w:hAnsi="Arial" w:cs="Arial"/>
+                <w:color w:val="3A2830"/>
+                <w:sz w:val="18"/>
+                <w:szCs w:val="18"/>
+              </w:rPr>
+              <w:t xml:space="preserve">Reset Stripe state on rebook; decoupled load flag from instance</w:t>
+            </w:r>
+          </w:p>
+        </w:tc>
+      </w:tr>
+      <w:tr>
+        <w:tc>
+          <w:tcPr>
+            <w:tcW w:type="dxa" w:w="1500"/>
+            <w:tcBorders>
+              <w:top w:val="single" w:color="E8D8DC" w:sz="1"/>
+              <w:left w:val="single" w:color="E8D8DC" w:sz="1"/>
+              <w:bottom w:val="single" w:color="E8D8DC" w:sz="1"/>
+              <w:right w:val="single" w:color="E8D8DC" w:sz="1"/>
+            </w:tcBorders>
+            <w:tcMar>
+              <w:top w:type="dxa" w:w="60"/>
+              <w:left w:type="dxa" w:w="120"/>
+              <w:bottom w:type="dxa" w:w="60"/>
+              <w:right w:type="dxa" w:w="120"/>
+            </w:tcMar>
+          </w:tcPr>
+          <w:p>
+            <w:r>
+              <w:rPr>
+                <w:rFonts w:ascii="Arial" w:hAnsi="Arial" w:cs="Arial"/>
+                <w:color w:val="3A2830"/>
+                <w:sz w:val="18"/>
+                <w:szCs w:val="18"/>
+              </w:rPr>
+              <w:t xml:space="preserve">Logic</w:t>
+            </w:r>
+          </w:p>
+        </w:tc>
+        <w:tc>
+          <w:tcPr>
+            <w:tcW w:type="dxa" w:w="5160"/>
+            <w:tcBorders>
+              <w:top w:val="single" w:color="E8D8DC" w:sz="1"/>
+              <w:left w:val="single" w:color="E8D8DC" w:sz="1"/>
+              <w:bottom w:val="single" w:color="E8D8DC" w:sz="1"/>
+              <w:right w:val="single" w:color="E8D8DC" w:sz="1"/>
+            </w:tcBorders>
+            <w:tcMar>
+              <w:top w:type="dxa" w:w="60"/>
+              <w:left w:type="dxa" w:w="120"/>
+              <w:bottom w:type="dxa" w:w="60"/>
+              <w:right w:type="dxa" w:w="120"/>
+            </w:tcMar>
+          </w:tcPr>
+          <w:p>
+            <w:r>
+              <w:rPr>
+                <w:rFonts w:ascii="Arial" w:hAnsi="Arial" w:cs="Arial"/>
+                <w:color w:val="3A2830"/>
+                <w:sz w:val="18"/>
+                <w:szCs w:val="18"/>
+              </w:rPr>
+              <w:t xml:space="preserve">Late-cancellation check assumed UTC and was never called</w:t>
+            </w:r>
+          </w:p>
+        </w:tc>
+        <w:tc>
+          <w:tcPr>
+            <w:tcW w:type="dxa" w:w="2700"/>
+            <w:tcBorders>
+              <w:top w:val="single" w:color="E8D8DC" w:sz="1"/>
+              <w:left w:val="single" w:color="E8D8DC" w:sz="1"/>
+              <w:bottom w:val="single" w:color="E8D8DC" w:sz="1"/>
+              <w:right w:val="single" w:color="E8D8DC" w:sz="1"/>
+            </w:tcBorders>
+            <w:tcMar>
+              <w:top w:type="dxa" w:w="60"/>
+              <w:left w:type="dxa" w:w="120"/>
+              <w:bottom w:type="dxa" w:w="60"/>
+              <w:right w:type="dxa" w:w="120"/>
+            </w:tcMar>
+          </w:tcPr>
+          <w:p>
+            <w:r>
+              <w:rPr>
+                <w:rFonts w:ascii="Arial" w:hAnsi="Arial" w:cs="Arial"/>
+                <w:color w:val="3A2830"/>
+                <w:sz w:val="18"/>
+                <w:szCs w:val="18"/>
+              </w:rPr>
+              <w:t xml:space="preserve">Fixed to California time (America/Los_Angeles); made server-authoritative</w:t>
+            </w:r>
+          </w:p>
+        </w:tc>
+      </w:tr>
+      <w:tr>
+        <w:tc>
+          <w:tcPr>
+            <w:tcW w:type="dxa" w:w="1500"/>
+            <w:tcBorders>
+              <w:top w:val="single" w:color="E8D8DC" w:sz="1"/>
+              <w:left w:val="single" w:color="E8D8DC" w:sz="1"/>
+              <w:bottom w:val="single" w:color="E8D8DC" w:sz="1"/>
+              <w:right w:val="single" w:color="E8D8DC" w:sz="1"/>
+            </w:tcBorders>
+            <w:tcMar>
+              <w:top w:type="dxa" w:w="60"/>
+              <w:left w:type="dxa" w:w="120"/>
+              <w:bottom w:type="dxa" w:w="60"/>
+              <w:right w:type="dxa" w:w="120"/>
+            </w:tcMar>
+          </w:tcPr>
+          <w:p>
+            <w:r>
+              <w:rPr>
+                <w:rFonts w:ascii="Arial" w:hAnsi="Arial" w:cs="Arial"/>
+                <w:color w:val="3A2830"/>
+                <w:sz w:val="18"/>
+                <w:szCs w:val="18"/>
+              </w:rPr>
+              <w:t xml:space="preserve">Logic</w:t>
+            </w:r>
+          </w:p>
+        </w:tc>
+        <w:tc>
+          <w:tcPr>
+            <w:tcW w:type="dxa" w:w="5160"/>
+            <w:tcBorders>
+              <w:top w:val="single" w:color="E8D8DC" w:sz="1"/>
+              <w:left w:val="single" w:color="E8D8DC" w:sz="1"/>
+              <w:bottom w:val="single" w:color="E8D8DC" w:sz="1"/>
+              <w:right w:val="single" w:color="E8D8DC" w:sz="1"/>
+            </w:tcBorders>
+            <w:tcMar>
+              <w:top w:type="dxa" w:w="60"/>
+              <w:left w:type="dxa" w:w="120"/>
+              <w:bottom w:type="dxa" w:w="60"/>
+              <w:right w:type="dxa" w:w="120"/>
+            </w:tcMar>
+          </w:tcPr>
+          <w:p>
+            <w:r>
+              <w:rPr>
+                <w:rFonts w:ascii="Arial" w:hAnsi="Arial" w:cs="Arial"/>
+                <w:color w:val="3A2830"/>
+                <w:sz w:val="18"/>
+                <w:szCs w:val="18"/>
+              </w:rPr>
+              <w:t xml:space="preserve">Booking received/confirmed emails were defined but never sent</w:t>
+            </w:r>
+          </w:p>
+        </w:tc>
+        <w:tc>
+          <w:tcPr>
+            <w:tcW w:type="dxa" w:w="2700"/>
+            <w:tcBorders>
+              <w:top w:val="single" w:color="E8D8DC" w:sz="1"/>
+              <w:left w:val="single" w:color="E8D8DC" w:sz="1"/>
+              <w:bottom w:val="single" w:color="E8D8DC" w:sz="1"/>
+              <w:right w:val="single" w:color="E8D8DC" w:sz="1"/>
+            </w:tcBorders>
+            <w:tcMar>
+              <w:top w:type="dxa" w:w="60"/>
+              <w:left w:type="dxa" w:w="120"/>
+              <w:bottom w:type="dxa" w:w="60"/>
+              <w:right w:type="dxa" w:w="120"/>
+            </w:tcMar>
+          </w:tcPr>
+          <w:p>
+            <w:r>
+              <w:rPr>
+                <w:rFonts w:ascii="Arial" w:hAnsi="Arial" w:cs="Arial"/>
+                <w:color w:val="3A2830"/>
+                <w:sz w:val="18"/>
+                <w:szCs w:val="18"/>
+              </w:rPr>
+              <w:t xml:space="preserve">Wired into the create and confirm flows</w:t>
+            </w:r>
+          </w:p>
+        </w:tc>
+      </w:tr>
+      <w:tr>
+        <w:tc>
+          <w:tcPr>
+            <w:tcW w:type="dxa" w:w="1500"/>
+            <w:tcBorders>
+              <w:top w:val="single" w:color="E8D8DC" w:sz="1"/>
+              <w:left w:val="single" w:color="E8D8DC" w:sz="1"/>
+              <w:bottom w:val="single" w:color="E8D8DC" w:sz="1"/>
+              <w:right w:val="single" w:color="E8D8DC" w:sz="1"/>
+            </w:tcBorders>
+            <w:tcMar>
+              <w:top w:type="dxa" w:w="60"/>
+              <w:left w:type="dxa" w:w="120"/>
+              <w:bottom w:type="dxa" w:w="60"/>
+              <w:right w:type="dxa" w:w="120"/>
+            </w:tcMar>
+          </w:tcPr>
+          <w:p>
+            <w:r>
+              <w:rPr>
+                <w:rFonts w:ascii="Arial" w:hAnsi="Arial" w:cs="Arial"/>
+                <w:color w:val="3A2830"/>
+                <w:sz w:val="18"/>
+                <w:szCs w:val="18"/>
+              </w:rPr>
+              <w:t xml:space="preserve">Config</w:t>
+            </w:r>
+          </w:p>
+        </w:tc>
+        <w:tc>
+          <w:tcPr>
+            <w:tcW w:type="dxa" w:w="5160"/>
+            <w:tcBorders>
+              <w:top w:val="single" w:color="E8D8DC" w:sz="1"/>
+              <w:left w:val="single" w:color="E8D8DC" w:sz="1"/>
+              <w:bottom w:val="single" w:color="E8D8DC" w:sz="1"/>
+              <w:right w:val="single" w:color="E8D8DC" w:sz="1"/>
+            </w:tcBorders>
+            <w:tcMar>
+              <w:top w:type="dxa" w:w="60"/>
+              <w:left w:type="dxa" w:w="120"/>
+              <w:bottom w:type="dxa" w:w="60"/>
+              <w:right w:type="dxa" w:w="120"/>
+            </w:tcMar>
+          </w:tcPr>
+          <w:p>
+            <w:r>
+              <w:rPr>
+                <w:rFonts w:ascii="Arial" w:hAnsi="Arial" w:cs="Arial"/>
+                <w:color w:val="3A2830"/>
+                <w:sz w:val="18"/>
+                <w:szCs w:val="18"/>
+              </w:rPr>
+              <w:t xml:space="preserve">Frontend env file misnamed (env.local) so Vite ignored it</w:t>
+            </w:r>
+          </w:p>
+        </w:tc>
+        <w:tc>
+          <w:tcPr>
+            <w:tcW w:type="dxa" w:w="2700"/>
+            <w:tcBorders>
+              <w:top w:val="single" w:color="E8D8DC" w:sz="1"/>
+              <w:left w:val="single" w:color="E8D8DC" w:sz="1"/>
+              <w:bottom w:val="single" w:color="E8D8DC" w:sz="1"/>
+              <w:right w:val="single" w:color="E8D8DC" w:sz="1"/>
+            </w:tcBorders>
+            <w:tcMar>
+              <w:top w:type="dxa" w:w="60"/>
+              <w:left w:type="dxa" w:w="120"/>
+              <w:bottom w:type="dxa" w:w="60"/>
+              <w:right w:type="dxa" w:w="120"/>
+            </w:tcMar>
+          </w:tcPr>
+          <w:p>
+            <w:r>
+              <w:rPr>
+                <w:rFonts w:ascii="Arial" w:hAnsi="Arial" w:cs="Arial"/>
+                <w:color w:val="3A2830"/>
+                <w:sz w:val="18"/>
+                <w:szCs w:val="18"/>
+              </w:rPr>
+              <w:t xml:space="preserve">Renamed to .env.local</w:t>
+            </w:r>
+          </w:p>
+        </w:tc>
+      </w:tr>
+      <w:tr>
+        <w:tc>
+          <w:tcPr>
+            <w:tcW w:type="dxa" w:w="1500"/>
+            <w:tcBorders>
+              <w:top w:val="single" w:color="E8D8DC" w:sz="1"/>
+              <w:left w:val="single" w:color="E8D8DC" w:sz="1"/>
+              <w:bottom w:val="single" w:color="E8D8DC" w:sz="1"/>
+              <w:right w:val="single" w:color="E8D8DC" w:sz="1"/>
+            </w:tcBorders>
+            <w:tcMar>
+              <w:top w:type="dxa" w:w="60"/>
+              <w:left w:type="dxa" w:w="120"/>
+              <w:bottom w:type="dxa" w:w="60"/>
+              <w:right w:type="dxa" w:w="120"/>
+            </w:tcMar>
+          </w:tcPr>
+          <w:p>
+            <w:r>
+              <w:rPr>
+                <w:rFonts w:ascii="Arial" w:hAnsi="Arial" w:cs="Arial"/>
+                <w:color w:val="3A2830"/>
+                <w:sz w:val="18"/>
+                <w:szCs w:val="18"/>
+              </w:rPr>
+              <w:t xml:space="preserve">UI</w:t>
+            </w:r>
+          </w:p>
+        </w:tc>
+        <w:tc>
+          <w:tcPr>
+            <w:tcW w:type="dxa" w:w="5160"/>
+            <w:tcBorders>
+              <w:top w:val="single" w:color="E8D8DC" w:sz="1"/>
+              <w:left w:val="single" w:color="E8D8DC" w:sz="1"/>
+              <w:bottom w:val="single" w:color="E8D8DC" w:sz="1"/>
+              <w:right w:val="single" w:color="E8D8DC" w:sz="1"/>
+            </w:tcBorders>
+            <w:tcMar>
+              <w:top w:type="dxa" w:w="60"/>
+              <w:left w:type="dxa" w:w="120"/>
+              <w:bottom w:type="dxa" w:w="60"/>
+              <w:right w:type="dxa" w:w="120"/>
+            </w:tcMar>
+          </w:tcPr>
+          <w:p>
+            <w:r>
+              <w:rPr>
+                <w:rFonts w:ascii="Arial" w:hAnsi="Arial" w:cs="Arial"/>
+                <w:color w:val="3A2830"/>
+                <w:sz w:val="18"/>
+                <w:szCs w:val="18"/>
+              </w:rPr>
+              <w:t xml:space="preserve">Admin bookings table (11 columns) forced a horizontal scrollbar</w:t>
+            </w:r>
+          </w:p>
+        </w:tc>
+        <w:tc>
+          <w:tcPr>
+            <w:tcW w:type="dxa" w:w="2700"/>
+            <w:tcBorders>
+              <w:top w:val="single" w:color="E8D8DC" w:sz="1"/>
+              <w:left w:val="single" w:color="E8D8DC" w:sz="1"/>
+              <w:bottom w:val="single" w:color="E8D8DC" w:sz="1"/>
+              <w:right w:val="single" w:color="E8D8DC" w:sz="1"/>
+            </w:tcBorders>
+            <w:tcMar>
+              <w:top w:type="dxa" w:w="60"/>
+              <w:left w:type="dxa" w:w="120"/>
+              <w:bottom w:type="dxa" w:w="60"/>
+              <w:right w:type="dxa" w:w="120"/>
+            </w:tcMar>
+          </w:tcPr>
+          <w:p>
+            <w:r>
+              <w:rPr>
+                <w:rFonts w:ascii="Arial" w:hAnsi="Arial" w:cs="Arial"/>
+                <w:color w:val="3A2830"/>
+                <w:sz w:val="18"/>
+                <w:szCs w:val="18"/>
+              </w:rPr>
+              <w:t xml:space="preserve">Merged to 7 columns; removed forced min-width</w:t>
+            </w:r>
+          </w:p>
+        </w:tc>
+      </w:tr>
+      <w:tr>
+        <w:tc>
+          <w:tcPr>
+            <w:tcW w:type="dxa" w:w="1500"/>
+            <w:tcBorders>
+              <w:top w:val="single" w:color="E8D8DC" w:sz="1"/>
+              <w:left w:val="single" w:color="E8D8DC" w:sz="1"/>
+              <w:bottom w:val="single" w:color="E8D8DC" w:sz="1"/>
+              <w:right w:val="single" w:color="E8D8DC" w:sz="1"/>
+            </w:tcBorders>
+            <w:tcMar>
+              <w:top w:type="dxa" w:w="60"/>
+              <w:left w:type="dxa" w:w="120"/>
+              <w:bottom w:type="dxa" w:w="60"/>
+              <w:right w:type="dxa" w:w="120"/>
+            </w:tcMar>
+          </w:tcPr>
+          <w:p>
+            <w:r>
+              <w:rPr>
+                <w:rFonts w:ascii="Arial" w:hAnsi="Arial" w:cs="Arial"/>
+                <w:color w:val="3A2830"/>
+                <w:sz w:val="18"/>
+                <w:szCs w:val="18"/>
+              </w:rPr>
+              <w:t xml:space="preserve">Auth/Deploy</w:t>
+            </w:r>
+          </w:p>
+        </w:tc>
+        <w:tc>
+          <w:tcPr>
+            <w:tcW w:type="dxa" w:w="5160"/>
+            <w:tcBorders>
+              <w:top w:val="single" w:color="E8D8DC" w:sz="1"/>
+              <w:left w:val="single" w:color="E8D8DC" w:sz="1"/>
+              <w:bottom w:val="single" w:color="E8D8DC" w:sz="1"/>
+              <w:right w:val="single" w:color="E8D8DC" w:sz="1"/>
+            </w:tcBorders>
+            <w:tcMar>
+              <w:top w:type="dxa" w:w="60"/>
+              <w:left w:type="dxa" w:w="120"/>
+              <w:bottom w:type="dxa" w:w="60"/>
+              <w:right w:type="dxa" w:w="120"/>
+            </w:tcMar>
+          </w:tcPr>
+          <w:p>
+            <w:r>
+              <w:rPr>
+                <w:rFonts w:ascii="Arial" w:hAnsi="Arial" w:cs="Arial"/>
+                <w:color w:val="3A2830"/>
+                <w:sz w:val="18"/>
+                <w:szCs w:val="18"/>
+              </w:rPr>
+              <w:t xml:space="preserve">SameSite=lax cookie would not work across Vercel+Render domains</w:t>
+            </w:r>
+          </w:p>
+        </w:tc>
+        <w:tc>
+          <w:tcPr>
+            <w:tcW w:type="dxa" w:w="2700"/>
+            <w:tcBorders>
+              <w:top w:val="single" w:color="E8D8DC" w:sz="1"/>
+              <w:left w:val="single" w:color="E8D8DC" w:sz="1"/>
+              <w:bottom w:val="single" w:color="E8D8DC" w:sz="1"/>
+              <w:right w:val="single" w:color="E8D8DC" w:sz="1"/>
+            </w:tcBorders>
+            <w:tcMar>
+              <w:top w:type="dxa" w:w="60"/>
+              <w:left w:type="dxa" w:w="120"/>
+              <w:bottom w:type="dxa" w:w="60"/>
+              <w:right w:type="dxa" w:w="120"/>
+            </w:tcMar>
+          </w:tcPr>
+          <w:p>
+            <w:r>
+              <w:rPr>
+                <w:rFonts w:ascii="Arial" w:hAnsi="Arial" w:cs="Arial"/>
+                <w:color w:val="3A2830"/>
+                <w:sz w:val="18"/>
+                <w:szCs w:val="18"/>
+              </w:rPr>
+              <w:t xml:space="preserve">Added SameSite=None/Secure cross-site cookie support</w:t>
+            </w:r>
+          </w:p>
+        </w:tc>
+      </w:tr>
+      <w:tr>
+        <w:tc>
+          <w:tcPr>
+            <w:tcW w:type="dxa" w:w="1500"/>
+            <w:tcBorders>
+              <w:top w:val="single" w:color="E8D8DC" w:sz="1"/>
+              <w:left w:val="single" w:color="E8D8DC" w:sz="1"/>
+              <w:bottom w:val="single" w:color="E8D8DC" w:sz="1"/>
+              <w:right w:val="single" w:color="E8D8DC" w:sz="1"/>
+            </w:tcBorders>
+            <w:tcMar>
+              <w:top w:type="dxa" w:w="60"/>
+              <w:left w:type="dxa" w:w="120"/>
+              <w:bottom w:type="dxa" w:w="60"/>
+              <w:right w:type="dxa" w:w="120"/>
+            </w:tcMar>
+          </w:tcPr>
+          <w:p>
+            <w:r>
+              <w:rPr>
+                <w:rFonts w:ascii="Arial" w:hAnsi="Arial" w:cs="Arial"/>
+                <w:color w:val="3A2830"/>
+                <w:sz w:val="18"/>
+                <w:szCs w:val="18"/>
+              </w:rPr>
+              <w:t xml:space="preserve">Security</w:t>
+            </w:r>
+          </w:p>
+        </w:tc>
+        <w:tc>
+          <w:tcPr>
+            <w:tcW w:type="dxa" w:w="5160"/>
+            <w:tcBorders>
+              <w:top w:val="single" w:color="E8D8DC" w:sz="1"/>
+              <w:left w:val="single" w:color="E8D8DC" w:sz="1"/>
+              <w:bottom w:val="single" w:color="E8D8DC" w:sz="1"/>
+              <w:right w:val="single" w:color="E8D8DC" w:sz="1"/>
+            </w:tcBorders>
+            <w:tcMar>
+              <w:top w:type="dxa" w:w="60"/>
+              <w:left w:type="dxa" w:w="120"/>
+              <w:bottom w:type="dxa" w:w="60"/>
+              <w:right w:type="dxa" w:w="120"/>
+            </w:tcMar>
+          </w:tcPr>
+          <w:p>
+            <w:r>
+              <w:rPr>
+                <w:rFonts w:ascii="Arial" w:hAnsi="Arial" w:cs="Arial"/>
+                <w:color w:val="3A2830"/>
+                <w:sz w:val="18"/>
+                <w:szCs w:val="18"/>
+              </w:rPr>
+              <w:t xml:space="preserve">Login had no brute-force protection</w:t>
+            </w:r>
+          </w:p>
+        </w:tc>
+        <w:tc>
+          <w:tcPr>
+            <w:tcW w:type="dxa" w:w="2700"/>
+            <w:tcBorders>
+              <w:top w:val="single" w:color="E8D8DC" w:sz="1"/>
+              <w:left w:val="single" w:color="E8D8DC" w:sz="1"/>
+              <w:bottom w:val="single" w:color="E8D8DC" w:sz="1"/>
+              <w:right w:val="single" w:color="E8D8DC" w:sz="1"/>
+            </w:tcBorders>
+            <w:tcMar>
+              <w:top w:type="dxa" w:w="60"/>
+              <w:left w:type="dxa" w:w="120"/>
+              <w:bottom w:type="dxa" w:w="60"/>
+              <w:right w:type="dxa" w:w="120"/>
+            </w:tcMar>
+          </w:tcPr>
+          <w:p>
+            <w:r>
+              <w:rPr>
+                <w:rFonts w:ascii="Arial" w:hAnsi="Arial" w:cs="Arial"/>
+                <w:color w:val="3A2830"/>
+                <w:sz w:val="18"/>
+                <w:szCs w:val="18"/>
+              </w:rPr>
+              <w:t xml:space="preserve">Per-IP rate limiting; lockout after 5 failed attempts</w:t>
+            </w:r>
+          </w:p>
+        </w:tc>
+      </w:tr>
+      <w:tr>
+        <w:tc>
+          <w:tcPr>
+            <w:tcW w:type="dxa" w:w="1500"/>
+            <w:tcBorders>
+              <w:top w:val="single" w:color="E8D8DC" w:sz="1"/>
+              <w:left w:val="single" w:color="E8D8DC" w:sz="1"/>
+              <w:bottom w:val="single" w:color="E8D8DC" w:sz="1"/>
+              <w:right w:val="single" w:color="E8D8DC" w:sz="1"/>
+            </w:tcBorders>
+            <w:tcMar>
+              <w:top w:type="dxa" w:w="60"/>
+              <w:left w:type="dxa" w:w="120"/>
+              <w:bottom w:type="dxa" w:w="60"/>
+              <w:right w:type="dxa" w:w="120"/>
+            </w:tcMar>
+          </w:tcPr>
+          <w:p>
+            <w:r>
+              <w:rPr>
+                <w:rFonts w:ascii="Arial" w:hAnsi="Arial" w:cs="Arial"/>
+                <w:color w:val="3A2830"/>
+                <w:sz w:val="18"/>
+                <w:szCs w:val="18"/>
+              </w:rPr>
+              <w:t xml:space="preserve">Reliability</w:t>
+            </w:r>
+          </w:p>
+        </w:tc>
+        <w:tc>
+          <w:tcPr>
+            <w:tcW w:type="dxa" w:w="5160"/>
+            <w:tcBorders>
+              <w:top w:val="single" w:color="E8D8DC" w:sz="1"/>
+              <w:left w:val="single" w:color="E8D8DC" w:sz="1"/>
+              <w:bottom w:val="single" w:color="E8D8DC" w:sz="1"/>
+              <w:right w:val="single" w:color="E8D8DC" w:sz="1"/>
+            </w:tcBorders>
+            <w:tcMar>
+              <w:top w:type="dxa" w:w="60"/>
+              <w:left w:type="dxa" w:w="120"/>
+              <w:bottom w:type="dxa" w:w="60"/>
+              <w:right w:type="dxa" w:w="120"/>
+            </w:tcMar>
+          </w:tcPr>
+          <w:p>
+            <w:r>
+              <w:rPr>
+                <w:rFonts w:ascii="Arial" w:hAnsi="Arial" w:cs="Arial"/>
+                <w:color w:val="3A2830"/>
+                <w:sz w:val="18"/>
+                <w:szCs w:val="18"/>
+              </w:rPr>
+              <w:t xml:space="preserve">Reset tokens in memory and password written to .env — lost on redeploy</w:t>
+            </w:r>
+          </w:p>
+        </w:tc>
+        <w:tc>
+          <w:tcPr>
+            <w:tcW w:type="dxa" w:w="2700"/>
+            <w:tcBorders>
+              <w:top w:val="single" w:color="E8D8DC" w:sz="1"/>
+              <w:left w:val="single" w:color="E8D8DC" w:sz="1"/>
+              <w:bottom w:val="single" w:color="E8D8DC" w:sz="1"/>
+              <w:right w:val="single" w:color="E8D8DC" w:sz="1"/>
+            </w:tcBorders>
+            <w:tcMar>
+              <w:top w:type="dxa" w:w="60"/>
+              <w:left w:type="dxa" w:w="120"/>
+              <w:bottom w:type="dxa" w:w="60"/>
+              <w:right w:type="dxa" w:w="120"/>
+            </w:tcMar>
+          </w:tcPr>
+          <w:p>
+            <w:r>
+              <w:rPr>
+                <w:rFonts w:ascii="Arial" w:hAnsi="Arial" w:cs="Arial"/>
+                <w:color w:val="3A2830"/>
+                <w:sz w:val="18"/>
+                <w:szCs w:val="18"/>
+              </w:rPr>
+              <w:t xml:space="preserve">Moved password hash and reset tokens into the database</w:t>
+            </w:r>
+          </w:p>
+        </w:tc>
+      </w:tr>
+      <w:tr>
+        <w:tc>
+          <w:tcPr>
+            <w:tcW w:type="dxa" w:w="1500"/>
+            <w:tcBorders>
+              <w:top w:val="single" w:color="E8D8DC" w:sz="1"/>
+              <w:left w:val="single" w:color="E8D8DC" w:sz="1"/>
+              <w:bottom w:val="single" w:color="E8D8DC" w:sz="1"/>
+              <w:right w:val="single" w:color="E8D8DC" w:sz="1"/>
+            </w:tcBorders>
+            <w:tcMar>
+              <w:top w:type="dxa" w:w="60"/>
+              <w:left w:type="dxa" w:w="120"/>
+              <w:bottom w:type="dxa" w:w="60"/>
+              <w:right w:type="dxa" w:w="120"/>
+            </w:tcMar>
+          </w:tcPr>
+          <w:p>
+            <w:r>
+              <w:rPr>
+                <w:rFonts w:ascii="Arial" w:hAnsi="Arial" w:cs="Arial"/>
+                <w:color w:val="3A2830"/>
+                <w:sz w:val="18"/>
+                <w:szCs w:val="18"/>
+              </w:rPr>
+              <w:t xml:space="preserve">Security</w:t>
+            </w:r>
+          </w:p>
+        </w:tc>
+        <w:tc>
+          <w:tcPr>
+            <w:tcW w:type="dxa" w:w="5160"/>
+            <w:tcBorders>
+              <w:top w:val="single" w:color="E8D8DC" w:sz="1"/>
+              <w:left w:val="single" w:color="E8D8DC" w:sz="1"/>
+              <w:bottom w:val="single" w:color="E8D8DC" w:sz="1"/>
+              <w:right w:val="single" w:color="E8D8DC" w:sz="1"/>
+            </w:tcBorders>
+            <w:tcMar>
+              <w:top w:type="dxa" w:w="60"/>
+              <w:left w:type="dxa" w:w="120"/>
+              <w:bottom w:type="dxa" w:w="60"/>
+              <w:right w:type="dxa" w:w="120"/>
+            </w:tcMar>
+          </w:tcPr>
+          <w:p>
+            <w:r>
+              <w:rPr>
+                <w:rFonts w:ascii="Arial" w:hAnsi="Arial" w:cs="Arial"/>
+                <w:color w:val="3A2830"/>
+                <w:sz w:val="18"/>
+                <w:szCs w:val="18"/>
+              </w:rPr>
+              <w:t xml:space="preserve">A password reset could reuse the current password</w:t>
+            </w:r>
+          </w:p>
+        </w:tc>
+        <w:tc>
+          <w:tcPr>
+            <w:tcW w:type="dxa" w:w="2700"/>
+            <w:tcBorders>
+              <w:top w:val="single" w:color="E8D8DC" w:sz="1"/>
+              <w:left w:val="single" w:color="E8D8DC" w:sz="1"/>
+              <w:bottom w:val="single" w:color="E8D8DC" w:sz="1"/>
+              <w:right w:val="single" w:color="E8D8DC" w:sz="1"/>
+            </w:tcBorders>
+            <w:tcMar>
+              <w:top w:type="dxa" w:w="60"/>
+              <w:left w:type="dxa" w:w="120"/>
+              <w:bottom w:type="dxa" w:w="60"/>
+              <w:right w:type="dxa" w:w="120"/>
+            </w:tcMar>
+          </w:tcPr>
+          <w:p>
+            <w:r>
+              <w:rPr>
+                <w:rFonts w:ascii="Arial" w:hAnsi="Arial" w:cs="Arial"/>
+                <w:color w:val="3A2830"/>
+                <w:sz w:val="18"/>
+                <w:szCs w:val="18"/>
+              </w:rPr>
+              <w:t xml:space="preserve">Reset now rejects reusing the current password</w:t>
+            </w:r>
+          </w:p>
+        </w:tc>
+      </w:tr>
+      <w:tr>
+        <w:tc>
+          <w:tcPr>
+            <w:tcW w:type="dxa" w:w="1500"/>
+            <w:tcBorders>
+              <w:top w:val="single" w:color="E8D8DC" w:sz="1"/>
+              <w:left w:val="single" w:color="E8D8DC" w:sz="1"/>
+              <w:bottom w:val="single" w:color="E8D8DC" w:sz="1"/>
+              <w:right w:val="single" w:color="E8D8DC" w:sz="1"/>
+            </w:tcBorders>
+            <w:tcMar>
+              <w:top w:type="dxa" w:w="60"/>
+              <w:left w:type="dxa" w:w="120"/>
+              <w:bottom w:type="dxa" w:w="60"/>
+              <w:right w:type="dxa" w:w="120"/>
+            </w:tcMar>
+          </w:tcPr>
+          <w:p>
+            <w:r>
+              <w:rPr>
+                <w:rFonts w:ascii="Arial" w:hAnsi="Arial" w:cs="Arial"/>
+                <w:color w:val="3A2830"/>
+                <w:sz w:val="18"/>
+                <w:szCs w:val="18"/>
+              </w:rPr>
+              <w:t xml:space="preserve">Audit</w:t>
+            </w:r>
+          </w:p>
+        </w:tc>
+        <w:tc>
+          <w:tcPr>
+            <w:tcW w:type="dxa" w:w="5160"/>
+            <w:tcBorders>
+              <w:top w:val="single" w:color="E8D8DC" w:sz="1"/>
+              <w:left w:val="single" w:color="E8D8DC" w:sz="1"/>
+              <w:bottom w:val="single" w:color="E8D8DC" w:sz="1"/>
+              <w:right w:val="single" w:color="E8D8DC" w:sz="1"/>
+            </w:tcBorders>
+            <w:tcMar>
+              <w:top w:type="dxa" w:w="60"/>
+              <w:left w:type="dxa" w:w="120"/>
+              <w:bottom w:type="dxa" w:w="60"/>
+              <w:right w:type="dxa" w:w="120"/>
+            </w:tcMar>
+          </w:tcPr>
+          <w:p>
+            <w:r>
+              <w:rPr>
+                <w:rFonts w:ascii="Arial" w:hAnsi="Arial" w:cs="Arial"/>
+                <w:color w:val="3A2830"/>
+                <w:sz w:val="18"/>
+                <w:szCs w:val="18"/>
+              </w:rPr>
+              <w:t xml:space="preserve">Reads, failures and HTTP requests were not logged</w:t>
+            </w:r>
+          </w:p>
+        </w:tc>
+        <w:tc>
+          <w:tcPr>
+            <w:tcW w:type="dxa" w:w="2700"/>
+            <w:tcBorders>
+              <w:top w:val="single" w:color="E8D8DC" w:sz="1"/>
+              <w:left w:val="single" w:color="E8D8DC" w:sz="1"/>
+              <w:bottom w:val="single" w:color="E8D8DC" w:sz="1"/>
+              <w:right w:val="single" w:color="E8D8DC" w:sz="1"/>
+            </w:tcBorders>
+            <w:tcMar>
+              <w:top w:type="dxa" w:w="60"/>
+              <w:left w:type="dxa" w:w="120"/>
+              <w:bottom w:type="dxa" w:w="60"/>
+              <w:right w:type="dxa" w:w="120"/>
+            </w:tcMar>
+          </w:tcPr>
+          <w:p>
+            <w:r>
+              <w:rPr>
+                <w:rFonts w:ascii="Arial" w:hAnsi="Arial" w:cs="Arial"/>
+                <w:color w:val="3A2830"/>
+                <w:sz w:val="18"/>
+                <w:szCs w:val="18"/>
+              </w:rPr>
+              <w:t xml:space="preserve">Added request-logging middleware + full auth/payment audit logging</w:t>
+            </w:r>
+          </w:p>
+        </w:tc>
+      </w:tr>
+      <w:tr>
+        <w:tc>
+          <w:tcPr>
+            <w:tcW w:type="dxa" w:w="1500"/>
+            <w:tcBorders>
+              <w:top w:val="single" w:color="E8D8DC" w:sz="1"/>
+              <w:left w:val="single" w:color="E8D8DC" w:sz="1"/>
+              <w:bottom w:val="single" w:color="E8D8DC" w:sz="1"/>
+              <w:right w:val="single" w:color="E8D8DC" w:sz="1"/>
+            </w:tcBorders>
+            <w:tcMar>
+              <w:top w:type="dxa" w:w="60"/>
+              <w:left w:type="dxa" w:w="120"/>
+              <w:bottom w:type="dxa" w:w="60"/>
+              <w:right w:type="dxa" w:w="120"/>
+            </w:tcMar>
+          </w:tcPr>
+          <w:p>
+            <w:r>
+              <w:rPr>
+                <w:rFonts w:ascii="Arial" w:hAnsi="Arial" w:cs="Arial"/>
+                <w:color w:val="3A2830"/>
+                <w:sz w:val="18"/>
+                <w:szCs w:val="18"/>
+              </w:rPr>
+              <w:t xml:space="preserve">Security</w:t>
+            </w:r>
+          </w:p>
+        </w:tc>
+        <w:tc>
+          <w:tcPr>
+            <w:tcW w:type="dxa" w:w="5160"/>
+            <w:tcBorders>
+              <w:top w:val="single" w:color="E8D8DC" w:sz="1"/>
+              <w:left w:val="single" w:color="E8D8DC" w:sz="1"/>
+              <w:bottom w:val="single" w:color="E8D8DC" w:sz="1"/>
+              <w:right w:val="single" w:color="E8D8DC" w:sz="1"/>
+            </w:tcBorders>
+            <w:tcMar>
+              <w:top w:type="dxa" w:w="60"/>
+              <w:left w:type="dxa" w:w="120"/>
+              <w:bottom w:type="dxa" w:w="60"/>
+              <w:right w:type="dxa" w:w="120"/>
+            </w:tcMar>
+          </w:tcPr>
+          <w:p>
+            <w:r>
+              <w:rPr>
+                <w:rFonts w:ascii="Arial" w:hAnsi="Arial" w:cs="Arial"/>
+                <w:color w:val="3A2830"/>
+                <w:sz w:val="18"/>
+                <w:szCs w:val="18"/>
+              </w:rPr>
+              <w:t xml:space="preserve">Backend had no .gitignore — .env secrets could be committed</w:t>
+            </w:r>
+          </w:p>
+        </w:tc>
+        <w:tc>
+          <w:tcPr>
+            <w:tcW w:type="dxa" w:w="2700"/>
+            <w:tcBorders>
+              <w:top w:val="single" w:color="E8D8DC" w:sz="1"/>
+              <w:left w:val="single" w:color="E8D8DC" w:sz="1"/>
+              <w:bottom w:val="single" w:color="E8D8DC" w:sz="1"/>
+              <w:right w:val="single" w:color="E8D8DC" w:sz="1"/>
+            </w:tcBorders>
+            <w:tcMar>
+              <w:top w:type="dxa" w:w="60"/>
+              <w:left w:type="dxa" w:w="120"/>
+              <w:bottom w:type="dxa" w:w="60"/>
+              <w:right w:type="dxa" w:w="120"/>
+            </w:tcMar>
+          </w:tcPr>
+          <w:p>
+            <w:r>
+              <w:rPr>
+                <w:rFonts w:ascii="Arial" w:hAnsi="Arial" w:cs="Arial"/>
+                <w:color w:val="3A2830"/>
+                <w:sz w:val="18"/>
+                <w:szCs w:val="18"/>
+              </w:rPr>
+              <w:t xml:space="preserve">Added .gitignore + .env.example</w:t>
+            </w:r>
+          </w:p>
+        </w:tc>
+      </w:tr>
+    </w:tbl>
+    <w:p>
+      <w:pPr>
+        <w:pStyle w:val="Heading2"/>
+      </w:pPr>
+      <w:r>
+        <w:t xml:space="preserve">9.2 Automated Test Suite</w:t>
+      </w:r>
+    </w:p>
+    <w:p>
+      <w:r>
+        <w:rPr>
+          <w:rFonts w:ascii="Arial" w:hAnsi="Arial" w:cs="Arial"/>
+          <w:sz w:val="22"/>
+          <w:szCs w:val="22"/>
+        </w:rPr>
+        <w:t xml:space="preserve">46 automated checks run via test_smoke.py against an isolated throwaway database (never the production data). Each is classified as a normal (happy-path), edge, special, or security case.</w:t>
+      </w:r>
+    </w:p>
+    <w:tbl>
+      <w:tblPr>
+        <w:tblW w:type="dxa" w:w="9360"/>
+        <w:tblBorders>
+          <w:top w:val="single" w:color="E8D8DC" w:sz="1"/>
+          <w:left w:val="single" w:color="E8D8DC" w:sz="1"/>
+          <w:bottom w:val="single" w:color="E8D8DC" w:sz="1"/>
+          <w:right w:val="single" w:color="E8D8DC" w:sz="1"/>
+          <w:insideH w:val="single" w:color="E8D8DC" w:sz="1"/>
+          <w:insideV w:val="single" w:color="E8D8DC" w:sz="1"/>
+        </w:tblBorders>
+      </w:tblPr>
+      <w:tblGrid>
+        <w:gridCol w:w="1500"/>
+        <w:gridCol w:w="5760"/>
+        <w:gridCol w:w="2100"/>
+      </w:tblGrid>
+      <w:tr>
+        <w:trPr>
+          <w:tblHeader/>
+        </w:trPr>
+        <w:tc>
+          <w:tcPr>
+            <w:tcW w:type="dxa" w:w="1500"/>
+            <w:tcBorders>
+              <w:top w:val="single" w:color="E8D8DC" w:sz="1"/>
+              <w:left w:val="single" w:color="E8D8DC" w:sz="1"/>
+              <w:bottom w:val="single" w:color="E8D8DC" w:sz="1"/>
+              <w:right w:val="single" w:color="E8D8DC" w:sz="1"/>
+            </w:tcBorders>
+            <w:shd w:fill="F9EEF0" w:val="clear"/>
+            <w:tcMar>
+              <w:top w:type="dxa" w:w="60"/>
+              <w:left w:type="dxa" w:w="120"/>
+              <w:bottom w:type="dxa" w:w="60"/>
+              <w:right w:type="dxa" w:w="120"/>
+            </w:tcMar>
+          </w:tcPr>
+          <w:p>
+            <w:r>
+              <w:rPr>
+                <w:rFonts w:ascii="Arial" w:hAnsi="Arial" w:cs="Arial"/>
+                <w:b/>
+                <w:bCs/>
+                <w:color w:val="3A2830"/>
+                <w:sz w:val="18"/>
+                <w:szCs w:val="18"/>
+              </w:rPr>
+              <w:t xml:space="preserve">Category</w:t>
+            </w:r>
+          </w:p>
+        </w:tc>
+        <w:tc>
+          <w:tcPr>
+            <w:tcW w:type="dxa" w:w="5760"/>
+            <w:tcBorders>
+              <w:top w:val="single" w:color="E8D8DC" w:sz="1"/>
+              <w:left w:val="single" w:color="E8D8DC" w:sz="1"/>
+              <w:bottom w:val="single" w:color="E8D8DC" w:sz="1"/>
+              <w:right w:val="single" w:color="E8D8DC" w:sz="1"/>
+            </w:tcBorders>
+            <w:shd w:fill="F9EEF0" w:val="clear"/>
+            <w:tcMar>
+              <w:top w:type="dxa" w:w="60"/>
+              <w:left w:type="dxa" w:w="120"/>
+              <w:bottom w:type="dxa" w:w="60"/>
+              <w:right w:type="dxa" w:w="120"/>
+            </w:tcMar>
+          </w:tcPr>
+          <w:p>
+            <w:r>
+              <w:rPr>
+                <w:rFonts w:ascii="Arial" w:hAnsi="Arial" w:cs="Arial"/>
+                <w:b/>
+                <w:bCs/>
+                <w:color w:val="3A2830"/>
+                <w:sz w:val="18"/>
+                <w:szCs w:val="18"/>
+              </w:rPr>
+              <w:t xml:space="preserve">Test</w:t>
+            </w:r>
+          </w:p>
+        </w:tc>
+        <w:tc>
+          <w:tcPr>
+            <w:tcW w:type="dxa" w:w="2100"/>
+            <w:tcBorders>
+              <w:top w:val="single" w:color="E8D8DC" w:sz="1"/>
+              <w:left w:val="single" w:color="E8D8DC" w:sz="1"/>
+              <w:bottom w:val="single" w:color="E8D8DC" w:sz="1"/>
+              <w:right w:val="single" w:color="E8D8DC" w:sz="1"/>
+            </w:tcBorders>
+            <w:shd w:fill="F9EEF0" w:val="clear"/>
+            <w:tcMar>
+              <w:top w:type="dxa" w:w="60"/>
+              <w:left w:type="dxa" w:w="120"/>
+              <w:bottom w:type="dxa" w:w="60"/>
+              <w:right w:type="dxa" w:w="120"/>
+            </w:tcMar>
+          </w:tcPr>
+          <w:p>
+            <w:r>
+              <w:rPr>
+                <w:rFonts w:ascii="Arial" w:hAnsi="Arial" w:cs="Arial"/>
+                <w:b/>
+                <w:bCs/>
+                <w:color w:val="3A2830"/>
+                <w:sz w:val="18"/>
+                <w:szCs w:val="18"/>
+              </w:rPr>
+              <w:t xml:space="preserve">Case type</w:t>
+            </w:r>
+          </w:p>
+        </w:tc>
+      </w:tr>
+      <w:tr>
+        <w:tc>
+          <w:tcPr>
+            <w:tcW w:type="dxa" w:w="1500"/>
+            <w:tcBorders>
+              <w:top w:val="single" w:color="E8D8DC" w:sz="1"/>
+              <w:left w:val="single" w:color="E8D8DC" w:sz="1"/>
+              <w:bottom w:val="single" w:color="E8D8DC" w:sz="1"/>
+              <w:right w:val="single" w:color="E8D8DC" w:sz="1"/>
+            </w:tcBorders>
+            <w:tcMar>
+              <w:top w:type="dxa" w:w="60"/>
+              <w:left w:type="dxa" w:w="120"/>
+              <w:bottom w:type="dxa" w:w="60"/>
+              <w:right w:type="dxa" w:w="120"/>
+            </w:tcMar>
+          </w:tcPr>
+          <w:p>
+            <w:r>
+              <w:rPr>
+                <w:rFonts w:ascii="Arial" w:hAnsi="Arial" w:cs="Arial"/>
+                <w:color w:val="3A2830"/>
+                <w:sz w:val="18"/>
+                <w:szCs w:val="18"/>
+              </w:rPr>
+              <w:t xml:space="preserve">Bookings</w:t>
+            </w:r>
+          </w:p>
+        </w:tc>
+        <w:tc>
+          <w:tcPr>
+            <w:tcW w:type="dxa" w:w="5760"/>
+            <w:tcBorders>
+              <w:top w:val="single" w:color="E8D8DC" w:sz="1"/>
+              <w:left w:val="single" w:color="E8D8DC" w:sz="1"/>
+              <w:bottom w:val="single" w:color="E8D8DC" w:sz="1"/>
+              <w:right w:val="single" w:color="E8D8DC" w:sz="1"/>
+            </w:tcBorders>
+            <w:tcMar>
+              <w:top w:type="dxa" w:w="60"/>
+              <w:left w:type="dxa" w:w="120"/>
+              <w:bottom w:type="dxa" w:w="60"/>
+              <w:right w:type="dxa" w:w="120"/>
+            </w:tcMar>
+          </w:tcPr>
+          <w:p>
+            <w:r>
+              <w:rPr>
+                <w:rFonts w:ascii="Arial" w:hAnsi="Arial" w:cs="Arial"/>
+                <w:color w:val="3A2830"/>
+                <w:sz w:val="18"/>
+                <w:szCs w:val="18"/>
+              </w:rPr>
+              <w:t xml:space="preserve">Create a valid booking returns 201</w:t>
+            </w:r>
+          </w:p>
+        </w:tc>
+        <w:tc>
+          <w:tcPr>
+            <w:tcW w:type="dxa" w:w="2100"/>
+            <w:tcBorders>
+              <w:top w:val="single" w:color="E8D8DC" w:sz="1"/>
+              <w:left w:val="single" w:color="E8D8DC" w:sz="1"/>
+              <w:bottom w:val="single" w:color="E8D8DC" w:sz="1"/>
+              <w:right w:val="single" w:color="E8D8DC" w:sz="1"/>
+            </w:tcBorders>
+            <w:tcMar>
+              <w:top w:type="dxa" w:w="60"/>
+              <w:left w:type="dxa" w:w="120"/>
+              <w:bottom w:type="dxa" w:w="60"/>
+              <w:right w:type="dxa" w:w="120"/>
+            </w:tcMar>
+          </w:tcPr>
+          <w:p>
+            <w:r>
+              <w:rPr>
+                <w:rFonts w:ascii="Arial" w:hAnsi="Arial" w:cs="Arial"/>
+                <w:color w:val="3A2830"/>
+                <w:sz w:val="18"/>
+                <w:szCs w:val="18"/>
+              </w:rPr>
+              <w:t xml:space="preserve">Normal</w:t>
+            </w:r>
+          </w:p>
+        </w:tc>
+      </w:tr>
+      <w:tr>
+        <w:tc>
+          <w:tcPr>
+            <w:tcW w:type="dxa" w:w="1500"/>
+            <w:tcBorders>
+              <w:top w:val="single" w:color="E8D8DC" w:sz="1"/>
+              <w:left w:val="single" w:color="E8D8DC" w:sz="1"/>
+              <w:bottom w:val="single" w:color="E8D8DC" w:sz="1"/>
+              <w:right w:val="single" w:color="E8D8DC" w:sz="1"/>
+            </w:tcBorders>
+            <w:tcMar>
+              <w:top w:type="dxa" w:w="60"/>
+              <w:left w:type="dxa" w:w="120"/>
+              <w:bottom w:type="dxa" w:w="60"/>
+              <w:right w:type="dxa" w:w="120"/>
+            </w:tcMar>
+          </w:tcPr>
+          <w:p>
+            <w:r>
+              <w:rPr>
+                <w:rFonts w:ascii="Arial" w:hAnsi="Arial" w:cs="Arial"/>
+                <w:color w:val="3A2830"/>
+                <w:sz w:val="18"/>
+                <w:szCs w:val="18"/>
+              </w:rPr>
+              <w:t xml:space="preserve">Bookings</w:t>
+            </w:r>
+          </w:p>
+        </w:tc>
+        <w:tc>
+          <w:tcPr>
+            <w:tcW w:type="dxa" w:w="5760"/>
+            <w:tcBorders>
+              <w:top w:val="single" w:color="E8D8DC" w:sz="1"/>
+              <w:left w:val="single" w:color="E8D8DC" w:sz="1"/>
+              <w:bottom w:val="single" w:color="E8D8DC" w:sz="1"/>
+              <w:right w:val="single" w:color="E8D8DC" w:sz="1"/>
+            </w:tcBorders>
+            <w:tcMar>
+              <w:top w:type="dxa" w:w="60"/>
+              <w:left w:type="dxa" w:w="120"/>
+              <w:bottom w:type="dxa" w:w="60"/>
+              <w:right w:type="dxa" w:w="120"/>
+            </w:tcMar>
+          </w:tcPr>
+          <w:p>
+            <w:r>
+              <w:rPr>
+                <w:rFonts w:ascii="Arial" w:hAnsi="Arial" w:cs="Arial"/>
+                <w:color w:val="3A2830"/>
+                <w:sz w:val="18"/>
+                <w:szCs w:val="18"/>
+              </w:rPr>
+              <w:t xml:space="preserve">Second booking in same slot (’Any available’) returns 409</w:t>
+            </w:r>
+          </w:p>
+        </w:tc>
+        <w:tc>
+          <w:tcPr>
+            <w:tcW w:type="dxa" w:w="2100"/>
+            <w:tcBorders>
+              <w:top w:val="single" w:color="E8D8DC" w:sz="1"/>
+              <w:left w:val="single" w:color="E8D8DC" w:sz="1"/>
+              <w:bottom w:val="single" w:color="E8D8DC" w:sz="1"/>
+              <w:right w:val="single" w:color="E8D8DC" w:sz="1"/>
+            </w:tcBorders>
+            <w:tcMar>
+              <w:top w:type="dxa" w:w="60"/>
+              <w:left w:type="dxa" w:w="120"/>
+              <w:bottom w:type="dxa" w:w="60"/>
+              <w:right w:type="dxa" w:w="120"/>
+            </w:tcMar>
+          </w:tcPr>
+          <w:p>
+            <w:r>
+              <w:rPr>
+                <w:rFonts w:ascii="Arial" w:hAnsi="Arial" w:cs="Arial"/>
+                <w:color w:val="3A2830"/>
+                <w:sz w:val="18"/>
+                <w:szCs w:val="18"/>
+              </w:rPr>
+              <w:t xml:space="preserve">Edge</w:t>
+            </w:r>
+          </w:p>
+        </w:tc>
+      </w:tr>
+      <w:tr>
+        <w:tc>
+          <w:tcPr>
+            <w:tcW w:type="dxa" w:w="1500"/>
+            <w:tcBorders>
+              <w:top w:val="single" w:color="E8D8DC" w:sz="1"/>
+              <w:left w:val="single" w:color="E8D8DC" w:sz="1"/>
+              <w:bottom w:val="single" w:color="E8D8DC" w:sz="1"/>
+              <w:right w:val="single" w:color="E8D8DC" w:sz="1"/>
+            </w:tcBorders>
+            <w:tcMar>
+              <w:top w:type="dxa" w:w="60"/>
+              <w:left w:type="dxa" w:w="120"/>
+              <w:bottom w:type="dxa" w:w="60"/>
+              <w:right w:type="dxa" w:w="120"/>
+            </w:tcMar>
+          </w:tcPr>
+          <w:p>
+            <w:r>
+              <w:rPr>
+                <w:rFonts w:ascii="Arial" w:hAnsi="Arial" w:cs="Arial"/>
+                <w:color w:val="3A2830"/>
+                <w:sz w:val="18"/>
+                <w:szCs w:val="18"/>
+              </w:rPr>
+              <w:t xml:space="preserve">Bookings</w:t>
+            </w:r>
+          </w:p>
+        </w:tc>
+        <w:tc>
+          <w:tcPr>
+            <w:tcW w:type="dxa" w:w="5760"/>
+            <w:tcBorders>
+              <w:top w:val="single" w:color="E8D8DC" w:sz="1"/>
+              <w:left w:val="single" w:color="E8D8DC" w:sz="1"/>
+              <w:bottom w:val="single" w:color="E8D8DC" w:sz="1"/>
+              <w:right w:val="single" w:color="E8D8DC" w:sz="1"/>
+            </w:tcBorders>
+            <w:tcMar>
+              <w:top w:type="dxa" w:w="60"/>
+              <w:left w:type="dxa" w:w="120"/>
+              <w:bottom w:type="dxa" w:w="60"/>
+              <w:right w:type="dxa" w:w="120"/>
+            </w:tcMar>
+          </w:tcPr>
+          <w:p>
+            <w:r>
+              <w:rPr>
+                <w:rFonts w:ascii="Arial" w:hAnsi="Arial" w:cs="Arial"/>
+                <w:color w:val="3A2830"/>
+                <w:sz w:val="18"/>
+                <w:szCs w:val="18"/>
+              </w:rPr>
+              <w:t xml:space="preserve">Availability reports a taken slot as unavailable</w:t>
+            </w:r>
+          </w:p>
+        </w:tc>
+        <w:tc>
+          <w:tcPr>
+            <w:tcW w:type="dxa" w:w="2100"/>
+            <w:tcBorders>
+              <w:top w:val="single" w:color="E8D8DC" w:sz="1"/>
+              <w:left w:val="single" w:color="E8D8DC" w:sz="1"/>
+              <w:bottom w:val="single" w:color="E8D8DC" w:sz="1"/>
+              <w:right w:val="single" w:color="E8D8DC" w:sz="1"/>
+            </w:tcBorders>
+            <w:tcMar>
+              <w:top w:type="dxa" w:w="60"/>
+              <w:left w:type="dxa" w:w="120"/>
+              <w:bottom w:type="dxa" w:w="60"/>
+              <w:right w:type="dxa" w:w="120"/>
+            </w:tcMar>
+          </w:tcPr>
+          <w:p>
+            <w:r>
+              <w:rPr>
+                <w:rFonts w:ascii="Arial" w:hAnsi="Arial" w:cs="Arial"/>
+                <w:color w:val="3A2830"/>
+                <w:sz w:val="18"/>
+                <w:szCs w:val="18"/>
+              </w:rPr>
+              <w:t xml:space="preserve">Normal</w:t>
+            </w:r>
+          </w:p>
+        </w:tc>
+      </w:tr>
+      <w:tr>
+        <w:tc>
+          <w:tcPr>
+            <w:tcW w:type="dxa" w:w="1500"/>
+            <w:tcBorders>
+              <w:top w:val="single" w:color="E8D8DC" w:sz="1"/>
+              <w:left w:val="single" w:color="E8D8DC" w:sz="1"/>
+              <w:bottom w:val="single" w:color="E8D8DC" w:sz="1"/>
+              <w:right w:val="single" w:color="E8D8DC" w:sz="1"/>
+            </w:tcBorders>
+            <w:tcMar>
+              <w:top w:type="dxa" w:w="60"/>
+              <w:left w:type="dxa" w:w="120"/>
+              <w:bottom w:type="dxa" w:w="60"/>
+              <w:right w:type="dxa" w:w="120"/>
+            </w:tcMar>
+          </w:tcPr>
+          <w:p>
+            <w:r>
+              <w:rPr>
+                <w:rFonts w:ascii="Arial" w:hAnsi="Arial" w:cs="Arial"/>
+                <w:color w:val="3A2830"/>
+                <w:sz w:val="18"/>
+                <w:szCs w:val="18"/>
+              </w:rPr>
+              <w:t xml:space="preserve">Bookings</w:t>
+            </w:r>
+          </w:p>
+        </w:tc>
+        <w:tc>
+          <w:tcPr>
+            <w:tcW w:type="dxa" w:w="5760"/>
+            <w:tcBorders>
+              <w:top w:val="single" w:color="E8D8DC" w:sz="1"/>
+              <w:left w:val="single" w:color="E8D8DC" w:sz="1"/>
+              <w:bottom w:val="single" w:color="E8D8DC" w:sz="1"/>
+              <w:right w:val="single" w:color="E8D8DC" w:sz="1"/>
+            </w:tcBorders>
+            <w:tcMar>
+              <w:top w:type="dxa" w:w="60"/>
+              <w:left w:type="dxa" w:w="120"/>
+              <w:bottom w:type="dxa" w:w="60"/>
+              <w:right w:type="dxa" w:w="120"/>
+            </w:tcMar>
+          </w:tcPr>
+          <w:p>
+            <w:r>
+              <w:rPr>
+                <w:rFonts w:ascii="Arial" w:hAnsi="Arial" w:cs="Arial"/>
+                <w:color w:val="3A2830"/>
+                <w:sz w:val="18"/>
+                <w:szCs w:val="18"/>
+              </w:rPr>
+              <w:t xml:space="preserve">Availability reports a free slot as available</w:t>
+            </w:r>
+          </w:p>
+        </w:tc>
+        <w:tc>
+          <w:tcPr>
+            <w:tcW w:type="dxa" w:w="2100"/>
+            <w:tcBorders>
+              <w:top w:val="single" w:color="E8D8DC" w:sz="1"/>
+              <w:left w:val="single" w:color="E8D8DC" w:sz="1"/>
+              <w:bottom w:val="single" w:color="E8D8DC" w:sz="1"/>
+              <w:right w:val="single" w:color="E8D8DC" w:sz="1"/>
+            </w:tcBorders>
+            <w:tcMar>
+              <w:top w:type="dxa" w:w="60"/>
+              <w:left w:type="dxa" w:w="120"/>
+              <w:bottom w:type="dxa" w:w="60"/>
+              <w:right w:type="dxa" w:w="120"/>
+            </w:tcMar>
+          </w:tcPr>
+          <w:p>
+            <w:r>
+              <w:rPr>
+                <w:rFonts w:ascii="Arial" w:hAnsi="Arial" w:cs="Arial"/>
+                <w:color w:val="3A2830"/>
+                <w:sz w:val="18"/>
+                <w:szCs w:val="18"/>
+              </w:rPr>
+              <w:t xml:space="preserve">Normal</w:t>
+            </w:r>
+          </w:p>
+        </w:tc>
+      </w:tr>
+      <w:tr>
+        <w:tc>
+          <w:tcPr>
+            <w:tcW w:type="dxa" w:w="1500"/>
+            <w:tcBorders>
+              <w:top w:val="single" w:color="E8D8DC" w:sz="1"/>
+              <w:left w:val="single" w:color="E8D8DC" w:sz="1"/>
+              <w:bottom w:val="single" w:color="E8D8DC" w:sz="1"/>
+              <w:right w:val="single" w:color="E8D8DC" w:sz="1"/>
+            </w:tcBorders>
+            <w:tcMar>
+              <w:top w:type="dxa" w:w="60"/>
+              <w:left w:type="dxa" w:w="120"/>
+              <w:bottom w:type="dxa" w:w="60"/>
+              <w:right w:type="dxa" w:w="120"/>
+            </w:tcMar>
+          </w:tcPr>
+          <w:p>
+            <w:r>
+              <w:rPr>
+                <w:rFonts w:ascii="Arial" w:hAnsi="Arial" w:cs="Arial"/>
+                <w:color w:val="3A2830"/>
+                <w:sz w:val="18"/>
+                <w:szCs w:val="18"/>
+              </w:rPr>
+              <w:t xml:space="preserve">Validation</w:t>
+            </w:r>
+          </w:p>
+        </w:tc>
+        <w:tc>
+          <w:tcPr>
+            <w:tcW w:type="dxa" w:w="5760"/>
+            <w:tcBorders>
+              <w:top w:val="single" w:color="E8D8DC" w:sz="1"/>
+              <w:left w:val="single" w:color="E8D8DC" w:sz="1"/>
+              <w:bottom w:val="single" w:color="E8D8DC" w:sz="1"/>
+              <w:right w:val="single" w:color="E8D8DC" w:sz="1"/>
+            </w:tcBorders>
+            <w:tcMar>
+              <w:top w:type="dxa" w:w="60"/>
+              <w:left w:type="dxa" w:w="120"/>
+              <w:bottom w:type="dxa" w:w="60"/>
+              <w:right w:type="dxa" w:w="120"/>
+            </w:tcMar>
+          </w:tcPr>
+          <w:p>
+            <w:r>
+              <w:rPr>
+                <w:rFonts w:ascii="Arial" w:hAnsi="Arial" w:cs="Arial"/>
+                <w:color w:val="3A2830"/>
+                <w:sz w:val="18"/>
+                <w:szCs w:val="18"/>
+              </w:rPr>
+              <w:t xml:space="preserve">Past date is rejected (422)</w:t>
+            </w:r>
+          </w:p>
+        </w:tc>
+        <w:tc>
+          <w:tcPr>
+            <w:tcW w:type="dxa" w:w="2100"/>
+            <w:tcBorders>
+              <w:top w:val="single" w:color="E8D8DC" w:sz="1"/>
+              <w:left w:val="single" w:color="E8D8DC" w:sz="1"/>
+              <w:bottom w:val="single" w:color="E8D8DC" w:sz="1"/>
+              <w:right w:val="single" w:color="E8D8DC" w:sz="1"/>
+            </w:tcBorders>
+            <w:tcMar>
+              <w:top w:type="dxa" w:w="60"/>
+              <w:left w:type="dxa" w:w="120"/>
+              <w:bottom w:type="dxa" w:w="60"/>
+              <w:right w:type="dxa" w:w="120"/>
+            </w:tcMar>
+          </w:tcPr>
+          <w:p>
+            <w:r>
+              <w:rPr>
+                <w:rFonts w:ascii="Arial" w:hAnsi="Arial" w:cs="Arial"/>
+                <w:color w:val="3A2830"/>
+                <w:sz w:val="18"/>
+                <w:szCs w:val="18"/>
+              </w:rPr>
+              <w:t xml:space="preserve">Edge</w:t>
+            </w:r>
+          </w:p>
+        </w:tc>
+      </w:tr>
+      <w:tr>
+        <w:tc>
+          <w:tcPr>
+            <w:tcW w:type="dxa" w:w="1500"/>
+            <w:tcBorders>
+              <w:top w:val="single" w:color="E8D8DC" w:sz="1"/>
+              <w:left w:val="single" w:color="E8D8DC" w:sz="1"/>
+              <w:bottom w:val="single" w:color="E8D8DC" w:sz="1"/>
+              <w:right w:val="single" w:color="E8D8DC" w:sz="1"/>
+            </w:tcBorders>
+            <w:tcMar>
+              <w:top w:type="dxa" w:w="60"/>
+              <w:left w:type="dxa" w:w="120"/>
+              <w:bottom w:type="dxa" w:w="60"/>
+              <w:right w:type="dxa" w:w="120"/>
+            </w:tcMar>
+          </w:tcPr>
+          <w:p>
+            <w:r>
+              <w:rPr>
+                <w:rFonts w:ascii="Arial" w:hAnsi="Arial" w:cs="Arial"/>
+                <w:color w:val="3A2830"/>
+                <w:sz w:val="18"/>
+                <w:szCs w:val="18"/>
+              </w:rPr>
+              <w:t xml:space="preserve">Validation</w:t>
+            </w:r>
+          </w:p>
+        </w:tc>
+        <w:tc>
+          <w:tcPr>
+            <w:tcW w:type="dxa" w:w="5760"/>
+            <w:tcBorders>
+              <w:top w:val="single" w:color="E8D8DC" w:sz="1"/>
+              <w:left w:val="single" w:color="E8D8DC" w:sz="1"/>
+              <w:bottom w:val="single" w:color="E8D8DC" w:sz="1"/>
+              <w:right w:val="single" w:color="E8D8DC" w:sz="1"/>
+            </w:tcBorders>
+            <w:tcMar>
+              <w:top w:type="dxa" w:w="60"/>
+              <w:left w:type="dxa" w:w="120"/>
+              <w:bottom w:type="dxa" w:w="60"/>
+              <w:right w:type="dxa" w:w="120"/>
+            </w:tcMar>
+          </w:tcPr>
+          <w:p>
+            <w:r>
+              <w:rPr>
+                <w:rFonts w:ascii="Arial" w:hAnsi="Arial" w:cs="Arial"/>
+                <w:color w:val="3A2830"/>
+                <w:sz w:val="18"/>
+                <w:szCs w:val="18"/>
+              </w:rPr>
+              <w:t xml:space="preserve">Malformed date string is rejected (422)</w:t>
+            </w:r>
+          </w:p>
+        </w:tc>
+        <w:tc>
+          <w:tcPr>
+            <w:tcW w:type="dxa" w:w="2100"/>
+            <w:tcBorders>
+              <w:top w:val="single" w:color="E8D8DC" w:sz="1"/>
+              <w:left w:val="single" w:color="E8D8DC" w:sz="1"/>
+              <w:bottom w:val="single" w:color="E8D8DC" w:sz="1"/>
+              <w:right w:val="single" w:color="E8D8DC" w:sz="1"/>
+            </w:tcBorders>
+            <w:tcMar>
+              <w:top w:type="dxa" w:w="60"/>
+              <w:left w:type="dxa" w:w="120"/>
+              <w:bottom w:type="dxa" w:w="60"/>
+              <w:right w:type="dxa" w:w="120"/>
+            </w:tcMar>
+          </w:tcPr>
+          <w:p>
+            <w:r>
+              <w:rPr>
+                <w:rFonts w:ascii="Arial" w:hAnsi="Arial" w:cs="Arial"/>
+                <w:color w:val="3A2830"/>
+                <w:sz w:val="18"/>
+                <w:szCs w:val="18"/>
+              </w:rPr>
+              <w:t xml:space="preserve">Special</w:t>
+            </w:r>
+          </w:p>
+        </w:tc>
+      </w:tr>
+      <w:tr>
+        <w:tc>
+          <w:tcPr>
+            <w:tcW w:type="dxa" w:w="1500"/>
+            <w:tcBorders>
+              <w:top w:val="single" w:color="E8D8DC" w:sz="1"/>
+              <w:left w:val="single" w:color="E8D8DC" w:sz="1"/>
+              <w:bottom w:val="single" w:color="E8D8DC" w:sz="1"/>
+              <w:right w:val="single" w:color="E8D8DC" w:sz="1"/>
+            </w:tcBorders>
+            <w:tcMar>
+              <w:top w:type="dxa" w:w="60"/>
+              <w:left w:type="dxa" w:w="120"/>
+              <w:bottom w:type="dxa" w:w="60"/>
+              <w:right w:type="dxa" w:w="120"/>
+            </w:tcMar>
+          </w:tcPr>
+          <w:p>
+            <w:r>
+              <w:rPr>
+                <w:rFonts w:ascii="Arial" w:hAnsi="Arial" w:cs="Arial"/>
+                <w:color w:val="3A2830"/>
+                <w:sz w:val="18"/>
+                <w:szCs w:val="18"/>
+              </w:rPr>
+              <w:t xml:space="preserve">Validation</w:t>
+            </w:r>
+          </w:p>
+        </w:tc>
+        <w:tc>
+          <w:tcPr>
+            <w:tcW w:type="dxa" w:w="5760"/>
+            <w:tcBorders>
+              <w:top w:val="single" w:color="E8D8DC" w:sz="1"/>
+              <w:left w:val="single" w:color="E8D8DC" w:sz="1"/>
+              <w:bottom w:val="single" w:color="E8D8DC" w:sz="1"/>
+              <w:right w:val="single" w:color="E8D8DC" w:sz="1"/>
+            </w:tcBorders>
+            <w:tcMar>
+              <w:top w:type="dxa" w:w="60"/>
+              <w:left w:type="dxa" w:w="120"/>
+              <w:bottom w:type="dxa" w:w="60"/>
+              <w:right w:type="dxa" w:w="120"/>
+            </w:tcMar>
+          </w:tcPr>
+          <w:p>
+            <w:r>
+              <w:rPr>
+                <w:rFonts w:ascii="Arial" w:hAnsi="Arial" w:cs="Arial"/>
+                <w:color w:val="3A2830"/>
+                <w:sz w:val="18"/>
+                <w:szCs w:val="18"/>
+              </w:rPr>
+              <w:t xml:space="preserve">Invalid phone number is rejected (422)</w:t>
+            </w:r>
+          </w:p>
+        </w:tc>
+        <w:tc>
+          <w:tcPr>
+            <w:tcW w:type="dxa" w:w="2100"/>
+            <w:tcBorders>
+              <w:top w:val="single" w:color="E8D8DC" w:sz="1"/>
+              <w:left w:val="single" w:color="E8D8DC" w:sz="1"/>
+              <w:bottom w:val="single" w:color="E8D8DC" w:sz="1"/>
+              <w:right w:val="single" w:color="E8D8DC" w:sz="1"/>
+            </w:tcBorders>
+            <w:tcMar>
+              <w:top w:type="dxa" w:w="60"/>
+              <w:left w:type="dxa" w:w="120"/>
+              <w:bottom w:type="dxa" w:w="60"/>
+              <w:right w:type="dxa" w:w="120"/>
+            </w:tcMar>
+          </w:tcPr>
+          <w:p>
+            <w:r>
+              <w:rPr>
+                <w:rFonts w:ascii="Arial" w:hAnsi="Arial" w:cs="Arial"/>
+                <w:color w:val="3A2830"/>
+                <w:sz w:val="18"/>
+                <w:szCs w:val="18"/>
+              </w:rPr>
+              <w:t xml:space="preserve">Edge</w:t>
+            </w:r>
+          </w:p>
+        </w:tc>
+      </w:tr>
+      <w:tr>
+        <w:tc>
+          <w:tcPr>
+            <w:tcW w:type="dxa" w:w="1500"/>
+            <w:tcBorders>
+              <w:top w:val="single" w:color="E8D8DC" w:sz="1"/>
+              <w:left w:val="single" w:color="E8D8DC" w:sz="1"/>
+              <w:bottom w:val="single" w:color="E8D8DC" w:sz="1"/>
+              <w:right w:val="single" w:color="E8D8DC" w:sz="1"/>
+            </w:tcBorders>
+            <w:tcMar>
+              <w:top w:type="dxa" w:w="60"/>
+              <w:left w:type="dxa" w:w="120"/>
+              <w:bottom w:type="dxa" w:w="60"/>
+              <w:right w:type="dxa" w:w="120"/>
+            </w:tcMar>
+          </w:tcPr>
+          <w:p>
+            <w:r>
+              <w:rPr>
+                <w:rFonts w:ascii="Arial" w:hAnsi="Arial" w:cs="Arial"/>
+                <w:color w:val="3A2830"/>
+                <w:sz w:val="18"/>
+                <w:szCs w:val="18"/>
+              </w:rPr>
+              <w:t xml:space="preserve">Validation</w:t>
+            </w:r>
+          </w:p>
+        </w:tc>
+        <w:tc>
+          <w:tcPr>
+            <w:tcW w:type="dxa" w:w="5760"/>
+            <w:tcBorders>
+              <w:top w:val="single" w:color="E8D8DC" w:sz="1"/>
+              <w:left w:val="single" w:color="E8D8DC" w:sz="1"/>
+              <w:bottom w:val="single" w:color="E8D8DC" w:sz="1"/>
+              <w:right w:val="single" w:color="E8D8DC" w:sz="1"/>
+            </w:tcBorders>
+            <w:tcMar>
+              <w:top w:type="dxa" w:w="60"/>
+              <w:left w:type="dxa" w:w="120"/>
+              <w:bottom w:type="dxa" w:w="60"/>
+              <w:right w:type="dxa" w:w="120"/>
+            </w:tcMar>
+          </w:tcPr>
+          <w:p>
+            <w:r>
+              <w:rPr>
+                <w:rFonts w:ascii="Arial" w:hAnsi="Arial" w:cs="Arial"/>
+                <w:color w:val="3A2830"/>
+                <w:sz w:val="18"/>
+                <w:szCs w:val="18"/>
+              </w:rPr>
+              <w:t xml:space="preserve">Invalid email is rejected (422)</w:t>
+            </w:r>
+          </w:p>
+        </w:tc>
+        <w:tc>
+          <w:tcPr>
+            <w:tcW w:type="dxa" w:w="2100"/>
+            <w:tcBorders>
+              <w:top w:val="single" w:color="E8D8DC" w:sz="1"/>
+              <w:left w:val="single" w:color="E8D8DC" w:sz="1"/>
+              <w:bottom w:val="single" w:color="E8D8DC" w:sz="1"/>
+              <w:right w:val="single" w:color="E8D8DC" w:sz="1"/>
+            </w:tcBorders>
+            <w:tcMar>
+              <w:top w:type="dxa" w:w="60"/>
+              <w:left w:type="dxa" w:w="120"/>
+              <w:bottom w:type="dxa" w:w="60"/>
+              <w:right w:type="dxa" w:w="120"/>
+            </w:tcMar>
+          </w:tcPr>
+          <w:p>
+            <w:r>
+              <w:rPr>
+                <w:rFonts w:ascii="Arial" w:hAnsi="Arial" w:cs="Arial"/>
+                <w:color w:val="3A2830"/>
+                <w:sz w:val="18"/>
+                <w:szCs w:val="18"/>
+              </w:rPr>
+              <w:t xml:space="preserve">Edge</w:t>
+            </w:r>
+          </w:p>
+        </w:tc>
+      </w:tr>
+      <w:tr>
+        <w:tc>
+          <w:tcPr>
+            <w:tcW w:type="dxa" w:w="1500"/>
+            <w:tcBorders>
+              <w:top w:val="single" w:color="E8D8DC" w:sz="1"/>
+              <w:left w:val="single" w:color="E8D8DC" w:sz="1"/>
+              <w:bottom w:val="single" w:color="E8D8DC" w:sz="1"/>
+              <w:right w:val="single" w:color="E8D8DC" w:sz="1"/>
+            </w:tcBorders>
+            <w:tcMar>
+              <w:top w:type="dxa" w:w="60"/>
+              <w:left w:type="dxa" w:w="120"/>
+              <w:bottom w:type="dxa" w:w="60"/>
+              <w:right w:type="dxa" w:w="120"/>
+            </w:tcMar>
+          </w:tcPr>
+          <w:p>
+            <w:r>
+              <w:rPr>
+                <w:rFonts w:ascii="Arial" w:hAnsi="Arial" w:cs="Arial"/>
+                <w:color w:val="3A2830"/>
+                <w:sz w:val="18"/>
+                <w:szCs w:val="18"/>
+              </w:rPr>
+              <w:t xml:space="preserve">Validation</w:t>
+            </w:r>
+          </w:p>
+        </w:tc>
+        <w:tc>
+          <w:tcPr>
+            <w:tcW w:type="dxa" w:w="5760"/>
+            <w:tcBorders>
+              <w:top w:val="single" w:color="E8D8DC" w:sz="1"/>
+              <w:left w:val="single" w:color="E8D8DC" w:sz="1"/>
+              <w:bottom w:val="single" w:color="E8D8DC" w:sz="1"/>
+              <w:right w:val="single" w:color="E8D8DC" w:sz="1"/>
+            </w:tcBorders>
+            <w:tcMar>
+              <w:top w:type="dxa" w:w="60"/>
+              <w:left w:type="dxa" w:w="120"/>
+              <w:bottom w:type="dxa" w:w="60"/>
+              <w:right w:type="dxa" w:w="120"/>
+            </w:tcMar>
+          </w:tcPr>
+          <w:p>
+            <w:r>
+              <w:rPr>
+                <w:rFonts w:ascii="Arial" w:hAnsi="Arial" w:cs="Arial"/>
+                <w:color w:val="3A2830"/>
+                <w:sz w:val="18"/>
+                <w:szCs w:val="18"/>
+              </w:rPr>
+              <w:t xml:space="preserve">Booking without consent is rejected (400)</w:t>
+            </w:r>
+          </w:p>
+        </w:tc>
+        <w:tc>
+          <w:tcPr>
+            <w:tcW w:type="dxa" w:w="2100"/>
+            <w:tcBorders>
+              <w:top w:val="single" w:color="E8D8DC" w:sz="1"/>
+              <w:left w:val="single" w:color="E8D8DC" w:sz="1"/>
+              <w:bottom w:val="single" w:color="E8D8DC" w:sz="1"/>
+              <w:right w:val="single" w:color="E8D8DC" w:sz="1"/>
+            </w:tcBorders>
+            <w:tcMar>
+              <w:top w:type="dxa" w:w="60"/>
+              <w:left w:type="dxa" w:w="120"/>
+              <w:bottom w:type="dxa" w:w="60"/>
+              <w:right w:type="dxa" w:w="120"/>
+            </w:tcMar>
+          </w:tcPr>
+          <w:p>
+            <w:r>
+              <w:rPr>
+                <w:rFonts w:ascii="Arial" w:hAnsi="Arial" w:cs="Arial"/>
+                <w:color w:val="3A2830"/>
+                <w:sz w:val="18"/>
+                <w:szCs w:val="18"/>
+              </w:rPr>
+              <w:t xml:space="preserve">Special</w:t>
+            </w:r>
+          </w:p>
+        </w:tc>
+      </w:tr>
+      <w:tr>
+        <w:tc>
+          <w:tcPr>
+            <w:tcW w:type="dxa" w:w="1500"/>
+            <w:tcBorders>
+              <w:top w:val="single" w:color="E8D8DC" w:sz="1"/>
+              <w:left w:val="single" w:color="E8D8DC" w:sz="1"/>
+              <w:bottom w:val="single" w:color="E8D8DC" w:sz="1"/>
+              <w:right w:val="single" w:color="E8D8DC" w:sz="1"/>
+            </w:tcBorders>
+            <w:tcMar>
+              <w:top w:type="dxa" w:w="60"/>
+              <w:left w:type="dxa" w:w="120"/>
+              <w:bottom w:type="dxa" w:w="60"/>
+              <w:right w:type="dxa" w:w="120"/>
+            </w:tcMar>
+          </w:tcPr>
+          <w:p>
+            <w:r>
+              <w:rPr>
+                <w:rFonts w:ascii="Arial" w:hAnsi="Arial" w:cs="Arial"/>
+                <w:color w:val="3A2830"/>
+                <w:sz w:val="18"/>
+                <w:szCs w:val="18"/>
+              </w:rPr>
+              <w:t xml:space="preserve">Validation</w:t>
+            </w:r>
+          </w:p>
+        </w:tc>
+        <w:tc>
+          <w:tcPr>
+            <w:tcW w:type="dxa" w:w="5760"/>
+            <w:tcBorders>
+              <w:top w:val="single" w:color="E8D8DC" w:sz="1"/>
+              <w:left w:val="single" w:color="E8D8DC" w:sz="1"/>
+              <w:bottom w:val="single" w:color="E8D8DC" w:sz="1"/>
+              <w:right w:val="single" w:color="E8D8DC" w:sz="1"/>
+            </w:tcBorders>
+            <w:tcMar>
+              <w:top w:type="dxa" w:w="60"/>
+              <w:left w:type="dxa" w:w="120"/>
+              <w:bottom w:type="dxa" w:w="60"/>
+              <w:right w:type="dxa" w:w="120"/>
+            </w:tcMar>
+          </w:tcPr>
+          <w:p>
+            <w:r>
+              <w:rPr>
+                <w:rFonts w:ascii="Arial" w:hAnsi="Arial" w:cs="Arial"/>
+                <w:color w:val="3A2830"/>
+                <w:sz w:val="18"/>
+                <w:szCs w:val="18"/>
+              </w:rPr>
+              <w:t xml:space="preserve">Consent flag is recorded on the booking</w:t>
+            </w:r>
+          </w:p>
+        </w:tc>
+        <w:tc>
+          <w:tcPr>
+            <w:tcW w:type="dxa" w:w="2100"/>
+            <w:tcBorders>
+              <w:top w:val="single" w:color="E8D8DC" w:sz="1"/>
+              <w:left w:val="single" w:color="E8D8DC" w:sz="1"/>
+              <w:bottom w:val="single" w:color="E8D8DC" w:sz="1"/>
+              <w:right w:val="single" w:color="E8D8DC" w:sz="1"/>
+            </w:tcBorders>
+            <w:tcMar>
+              <w:top w:type="dxa" w:w="60"/>
+              <w:left w:type="dxa" w:w="120"/>
+              <w:bottom w:type="dxa" w:w="60"/>
+              <w:right w:type="dxa" w:w="120"/>
+            </w:tcMar>
+          </w:tcPr>
+          <w:p>
+            <w:r>
+              <w:rPr>
+                <w:rFonts w:ascii="Arial" w:hAnsi="Arial" w:cs="Arial"/>
+                <w:color w:val="3A2830"/>
+                <w:sz w:val="18"/>
+                <w:szCs w:val="18"/>
+              </w:rPr>
+              <w:t xml:space="preserve">Normal</w:t>
+            </w:r>
+          </w:p>
+        </w:tc>
+      </w:tr>
+      <w:tr>
+        <w:tc>
+          <w:tcPr>
+            <w:tcW w:type="dxa" w:w="1500"/>
+            <w:tcBorders>
+              <w:top w:val="single" w:color="E8D8DC" w:sz="1"/>
+              <w:left w:val="single" w:color="E8D8DC" w:sz="1"/>
+              <w:bottom w:val="single" w:color="E8D8DC" w:sz="1"/>
+              <w:right w:val="single" w:color="E8D8DC" w:sz="1"/>
+            </w:tcBorders>
+            <w:tcMar>
+              <w:top w:type="dxa" w:w="60"/>
+              <w:left w:type="dxa" w:w="120"/>
+              <w:bottom w:type="dxa" w:w="60"/>
+              <w:right w:type="dxa" w:w="120"/>
+            </w:tcMar>
+          </w:tcPr>
+          <w:p>
+            <w:r>
+              <w:rPr>
+                <w:rFonts w:ascii="Arial" w:hAnsi="Arial" w:cs="Arial"/>
+                <w:color w:val="3A2830"/>
+                <w:sz w:val="18"/>
+                <w:szCs w:val="18"/>
+              </w:rPr>
+              <w:t xml:space="preserve">Auth</w:t>
+            </w:r>
+          </w:p>
+        </w:tc>
+        <w:tc>
+          <w:tcPr>
+            <w:tcW w:type="dxa" w:w="5760"/>
+            <w:tcBorders>
+              <w:top w:val="single" w:color="E8D8DC" w:sz="1"/>
+              <w:left w:val="single" w:color="E8D8DC" w:sz="1"/>
+              <w:bottom w:val="single" w:color="E8D8DC" w:sz="1"/>
+              <w:right w:val="single" w:color="E8D8DC" w:sz="1"/>
+            </w:tcBorders>
+            <w:tcMar>
+              <w:top w:type="dxa" w:w="60"/>
+              <w:left w:type="dxa" w:w="120"/>
+              <w:bottom w:type="dxa" w:w="60"/>
+              <w:right w:type="dxa" w:w="120"/>
+            </w:tcMar>
+          </w:tcPr>
+          <w:p>
+            <w:r>
+              <w:rPr>
+                <w:rFonts w:ascii="Arial" w:hAnsi="Arial" w:cs="Arial"/>
+                <w:color w:val="3A2830"/>
+                <w:sz w:val="18"/>
+                <w:szCs w:val="18"/>
+              </w:rPr>
+              <w:t xml:space="preserve">GET /bookings without session returns 401</w:t>
+            </w:r>
+          </w:p>
+        </w:tc>
+        <w:tc>
+          <w:tcPr>
+            <w:tcW w:type="dxa" w:w="2100"/>
+            <w:tcBorders>
+              <w:top w:val="single" w:color="E8D8DC" w:sz="1"/>
+              <w:left w:val="single" w:color="E8D8DC" w:sz="1"/>
+              <w:bottom w:val="single" w:color="E8D8DC" w:sz="1"/>
+              <w:right w:val="single" w:color="E8D8DC" w:sz="1"/>
+            </w:tcBorders>
+            <w:tcMar>
+              <w:top w:type="dxa" w:w="60"/>
+              <w:left w:type="dxa" w:w="120"/>
+              <w:bottom w:type="dxa" w:w="60"/>
+              <w:right w:type="dxa" w:w="120"/>
+            </w:tcMar>
+          </w:tcPr>
+          <w:p>
+            <w:r>
+              <w:rPr>
+                <w:rFonts w:ascii="Arial" w:hAnsi="Arial" w:cs="Arial"/>
+                <w:color w:val="3A2830"/>
+                <w:sz w:val="18"/>
+                <w:szCs w:val="18"/>
+              </w:rPr>
+              <w:t xml:space="preserve">Security</w:t>
+            </w:r>
+          </w:p>
+        </w:tc>
+      </w:tr>
+      <w:tr>
+        <w:tc>
+          <w:tcPr>
+            <w:tcW w:type="dxa" w:w="1500"/>
+            <w:tcBorders>
+              <w:top w:val="single" w:color="E8D8DC" w:sz="1"/>
+              <w:left w:val="single" w:color="E8D8DC" w:sz="1"/>
+              <w:bottom w:val="single" w:color="E8D8DC" w:sz="1"/>
+              <w:right w:val="single" w:color="E8D8DC" w:sz="1"/>
+            </w:tcBorders>
+            <w:tcMar>
+              <w:top w:type="dxa" w:w="60"/>
+              <w:left w:type="dxa" w:w="120"/>
+              <w:bottom w:type="dxa" w:w="60"/>
+              <w:right w:type="dxa" w:w="120"/>
+            </w:tcMar>
+          </w:tcPr>
+          <w:p>
+            <w:r>
+              <w:rPr>
+                <w:rFonts w:ascii="Arial" w:hAnsi="Arial" w:cs="Arial"/>
+                <w:color w:val="3A2830"/>
+                <w:sz w:val="18"/>
+                <w:szCs w:val="18"/>
+              </w:rPr>
+              <w:t xml:space="preserve">Auth</w:t>
+            </w:r>
+          </w:p>
+        </w:tc>
+        <w:tc>
+          <w:tcPr>
+            <w:tcW w:type="dxa" w:w="5760"/>
+            <w:tcBorders>
+              <w:top w:val="single" w:color="E8D8DC" w:sz="1"/>
+              <w:left w:val="single" w:color="E8D8DC" w:sz="1"/>
+              <w:bottom w:val="single" w:color="E8D8DC" w:sz="1"/>
+              <w:right w:val="single" w:color="E8D8DC" w:sz="1"/>
+            </w:tcBorders>
+            <w:tcMar>
+              <w:top w:type="dxa" w:w="60"/>
+              <w:left w:type="dxa" w:w="120"/>
+              <w:bottom w:type="dxa" w:w="60"/>
+              <w:right w:type="dxa" w:w="120"/>
+            </w:tcMar>
+          </w:tcPr>
+          <w:p>
+            <w:r>
+              <w:rPr>
+                <w:rFonts w:ascii="Arial" w:hAnsi="Arial" w:cs="Arial"/>
+                <w:color w:val="3A2830"/>
+                <w:sz w:val="18"/>
+                <w:szCs w:val="18"/>
+              </w:rPr>
+              <w:t xml:space="preserve">GET /contact without session returns 401</w:t>
+            </w:r>
+          </w:p>
+        </w:tc>
+        <w:tc>
+          <w:tcPr>
+            <w:tcW w:type="dxa" w:w="2100"/>
+            <w:tcBorders>
+              <w:top w:val="single" w:color="E8D8DC" w:sz="1"/>
+              <w:left w:val="single" w:color="E8D8DC" w:sz="1"/>
+              <w:bottom w:val="single" w:color="E8D8DC" w:sz="1"/>
+              <w:right w:val="single" w:color="E8D8DC" w:sz="1"/>
+            </w:tcBorders>
+            <w:tcMar>
+              <w:top w:type="dxa" w:w="60"/>
+              <w:left w:type="dxa" w:w="120"/>
+              <w:bottom w:type="dxa" w:w="60"/>
+              <w:right w:type="dxa" w:w="120"/>
+            </w:tcMar>
+          </w:tcPr>
+          <w:p>
+            <w:r>
+              <w:rPr>
+                <w:rFonts w:ascii="Arial" w:hAnsi="Arial" w:cs="Arial"/>
+                <w:color w:val="3A2830"/>
+                <w:sz w:val="18"/>
+                <w:szCs w:val="18"/>
+              </w:rPr>
+              <w:t xml:space="preserve">Security</w:t>
+            </w:r>
+          </w:p>
+        </w:tc>
+      </w:tr>
+      <w:tr>
+        <w:tc>
+          <w:tcPr>
+            <w:tcW w:type="dxa" w:w="1500"/>
+            <w:tcBorders>
+              <w:top w:val="single" w:color="E8D8DC" w:sz="1"/>
+              <w:left w:val="single" w:color="E8D8DC" w:sz="1"/>
+              <w:bottom w:val="single" w:color="E8D8DC" w:sz="1"/>
+              <w:right w:val="single" w:color="E8D8DC" w:sz="1"/>
+            </w:tcBorders>
+            <w:tcMar>
+              <w:top w:type="dxa" w:w="60"/>
+              <w:left w:type="dxa" w:w="120"/>
+              <w:bottom w:type="dxa" w:w="60"/>
+              <w:right w:type="dxa" w:w="120"/>
+            </w:tcMar>
+          </w:tcPr>
+          <w:p>
+            <w:r>
+              <w:rPr>
+                <w:rFonts w:ascii="Arial" w:hAnsi="Arial" w:cs="Arial"/>
+                <w:color w:val="3A2830"/>
+                <w:sz w:val="18"/>
+                <w:szCs w:val="18"/>
+              </w:rPr>
+              <w:t xml:space="preserve">Auth</w:t>
+            </w:r>
+          </w:p>
+        </w:tc>
+        <w:tc>
+          <w:tcPr>
+            <w:tcW w:type="dxa" w:w="5760"/>
+            <w:tcBorders>
+              <w:top w:val="single" w:color="E8D8DC" w:sz="1"/>
+              <w:left w:val="single" w:color="E8D8DC" w:sz="1"/>
+              <w:bottom w:val="single" w:color="E8D8DC" w:sz="1"/>
+              <w:right w:val="single" w:color="E8D8DC" w:sz="1"/>
+            </w:tcBorders>
+            <w:tcMar>
+              <w:top w:type="dxa" w:w="60"/>
+              <w:left w:type="dxa" w:w="120"/>
+              <w:bottom w:type="dxa" w:w="60"/>
+              <w:right w:type="dxa" w:w="120"/>
+            </w:tcMar>
+          </w:tcPr>
+          <w:p>
+            <w:r>
+              <w:rPr>
+                <w:rFonts w:ascii="Arial" w:hAnsi="Arial" w:cs="Arial"/>
+                <w:color w:val="3A2830"/>
+                <w:sz w:val="18"/>
+                <w:szCs w:val="18"/>
+              </w:rPr>
+              <w:t xml:space="preserve">GET /logs/recent without session returns 401</w:t>
+            </w:r>
+          </w:p>
+        </w:tc>
+        <w:tc>
+          <w:tcPr>
+            <w:tcW w:type="dxa" w:w="2100"/>
+            <w:tcBorders>
+              <w:top w:val="single" w:color="E8D8DC" w:sz="1"/>
+              <w:left w:val="single" w:color="E8D8DC" w:sz="1"/>
+              <w:bottom w:val="single" w:color="E8D8DC" w:sz="1"/>
+              <w:right w:val="single" w:color="E8D8DC" w:sz="1"/>
+            </w:tcBorders>
+            <w:tcMar>
+              <w:top w:type="dxa" w:w="60"/>
+              <w:left w:type="dxa" w:w="120"/>
+              <w:bottom w:type="dxa" w:w="60"/>
+              <w:right w:type="dxa" w:w="120"/>
+            </w:tcMar>
+          </w:tcPr>
+          <w:p>
+            <w:r>
+              <w:rPr>
+                <w:rFonts w:ascii="Arial" w:hAnsi="Arial" w:cs="Arial"/>
+                <w:color w:val="3A2830"/>
+                <w:sz w:val="18"/>
+                <w:szCs w:val="18"/>
+              </w:rPr>
+              <w:t xml:space="preserve">Security</w:t>
+            </w:r>
+          </w:p>
+        </w:tc>
+      </w:tr>
+      <w:tr>
+        <w:tc>
+          <w:tcPr>
+            <w:tcW w:type="dxa" w:w="1500"/>
+            <w:tcBorders>
+              <w:top w:val="single" w:color="E8D8DC" w:sz="1"/>
+              <w:left w:val="single" w:color="E8D8DC" w:sz="1"/>
+              <w:bottom w:val="single" w:color="E8D8DC" w:sz="1"/>
+              <w:right w:val="single" w:color="E8D8DC" w:sz="1"/>
+            </w:tcBorders>
+            <w:tcMar>
+              <w:top w:type="dxa" w:w="60"/>
+              <w:left w:type="dxa" w:w="120"/>
+              <w:bottom w:type="dxa" w:w="60"/>
+              <w:right w:type="dxa" w:w="120"/>
+            </w:tcMar>
+          </w:tcPr>
+          <w:p>
+            <w:r>
+              <w:rPr>
+                <w:rFonts w:ascii="Arial" w:hAnsi="Arial" w:cs="Arial"/>
+                <w:color w:val="3A2830"/>
+                <w:sz w:val="18"/>
+                <w:szCs w:val="18"/>
+              </w:rPr>
+              <w:t xml:space="preserve">Auth</w:t>
+            </w:r>
+          </w:p>
+        </w:tc>
+        <w:tc>
+          <w:tcPr>
+            <w:tcW w:type="dxa" w:w="5760"/>
+            <w:tcBorders>
+              <w:top w:val="single" w:color="E8D8DC" w:sz="1"/>
+              <w:left w:val="single" w:color="E8D8DC" w:sz="1"/>
+              <w:bottom w:val="single" w:color="E8D8DC" w:sz="1"/>
+              <w:right w:val="single" w:color="E8D8DC" w:sz="1"/>
+            </w:tcBorders>
+            <w:tcMar>
+              <w:top w:type="dxa" w:w="60"/>
+              <w:left w:type="dxa" w:w="120"/>
+              <w:bottom w:type="dxa" w:w="60"/>
+              <w:right w:type="dxa" w:w="120"/>
+            </w:tcMar>
+          </w:tcPr>
+          <w:p>
+            <w:r>
+              <w:rPr>
+                <w:rFonts w:ascii="Arial" w:hAnsi="Arial" w:cs="Arial"/>
+                <w:color w:val="3A2830"/>
+                <w:sz w:val="18"/>
+                <w:szCs w:val="18"/>
+              </w:rPr>
+              <w:t xml:space="preserve">GET /bookings with valid session returns 200</w:t>
+            </w:r>
+          </w:p>
+        </w:tc>
+        <w:tc>
+          <w:tcPr>
+            <w:tcW w:type="dxa" w:w="2100"/>
+            <w:tcBorders>
+              <w:top w:val="single" w:color="E8D8DC" w:sz="1"/>
+              <w:left w:val="single" w:color="E8D8DC" w:sz="1"/>
+              <w:bottom w:val="single" w:color="E8D8DC" w:sz="1"/>
+              <w:right w:val="single" w:color="E8D8DC" w:sz="1"/>
+            </w:tcBorders>
+            <w:tcMar>
+              <w:top w:type="dxa" w:w="60"/>
+              <w:left w:type="dxa" w:w="120"/>
+              <w:bottom w:type="dxa" w:w="60"/>
+              <w:right w:type="dxa" w:w="120"/>
+            </w:tcMar>
+          </w:tcPr>
+          <w:p>
+            <w:r>
+              <w:rPr>
+                <w:rFonts w:ascii="Arial" w:hAnsi="Arial" w:cs="Arial"/>
+                <w:color w:val="3A2830"/>
+                <w:sz w:val="18"/>
+                <w:szCs w:val="18"/>
+              </w:rPr>
+              <w:t xml:space="preserve">Normal</w:t>
+            </w:r>
+          </w:p>
+        </w:tc>
+      </w:tr>
+      <w:tr>
+        <w:tc>
+          <w:tcPr>
+            <w:tcW w:type="dxa" w:w="1500"/>
+            <w:tcBorders>
+              <w:top w:val="single" w:color="E8D8DC" w:sz="1"/>
+              <w:left w:val="single" w:color="E8D8DC" w:sz="1"/>
+              <w:bottom w:val="single" w:color="E8D8DC" w:sz="1"/>
+              <w:right w:val="single" w:color="E8D8DC" w:sz="1"/>
+            </w:tcBorders>
+            <w:tcMar>
+              <w:top w:type="dxa" w:w="60"/>
+              <w:left w:type="dxa" w:w="120"/>
+              <w:bottom w:type="dxa" w:w="60"/>
+              <w:right w:type="dxa" w:w="120"/>
+            </w:tcMar>
+          </w:tcPr>
+          <w:p>
+            <w:r>
+              <w:rPr>
+                <w:rFonts w:ascii="Arial" w:hAnsi="Arial" w:cs="Arial"/>
+                <w:color w:val="3A2830"/>
+                <w:sz w:val="18"/>
+                <w:szCs w:val="18"/>
+              </w:rPr>
+              <w:t xml:space="preserve">Auth</w:t>
+            </w:r>
+          </w:p>
+        </w:tc>
+        <w:tc>
+          <w:tcPr>
+            <w:tcW w:type="dxa" w:w="5760"/>
+            <w:tcBorders>
+              <w:top w:val="single" w:color="E8D8DC" w:sz="1"/>
+              <w:left w:val="single" w:color="E8D8DC" w:sz="1"/>
+              <w:bottom w:val="single" w:color="E8D8DC" w:sz="1"/>
+              <w:right w:val="single" w:color="E8D8DC" w:sz="1"/>
+            </w:tcBorders>
+            <w:tcMar>
+              <w:top w:type="dxa" w:w="60"/>
+              <w:left w:type="dxa" w:w="120"/>
+              <w:bottom w:type="dxa" w:w="60"/>
+              <w:right w:type="dxa" w:w="120"/>
+            </w:tcMar>
+          </w:tcPr>
+          <w:p>
+            <w:r>
+              <w:rPr>
+                <w:rFonts w:ascii="Arial" w:hAnsi="Arial" w:cs="Arial"/>
+                <w:color w:val="3A2830"/>
+                <w:sz w:val="18"/>
+                <w:szCs w:val="18"/>
+              </w:rPr>
+              <w:t xml:space="preserve">Listed bookings include the created record</w:t>
+            </w:r>
+          </w:p>
+        </w:tc>
+        <w:tc>
+          <w:tcPr>
+            <w:tcW w:type="dxa" w:w="2100"/>
+            <w:tcBorders>
+              <w:top w:val="single" w:color="E8D8DC" w:sz="1"/>
+              <w:left w:val="single" w:color="E8D8DC" w:sz="1"/>
+              <w:bottom w:val="single" w:color="E8D8DC" w:sz="1"/>
+              <w:right w:val="single" w:color="E8D8DC" w:sz="1"/>
+            </w:tcBorders>
+            <w:tcMar>
+              <w:top w:type="dxa" w:w="60"/>
+              <w:left w:type="dxa" w:w="120"/>
+              <w:bottom w:type="dxa" w:w="60"/>
+              <w:right w:type="dxa" w:w="120"/>
+            </w:tcMar>
+          </w:tcPr>
+          <w:p>
+            <w:r>
+              <w:rPr>
+                <w:rFonts w:ascii="Arial" w:hAnsi="Arial" w:cs="Arial"/>
+                <w:color w:val="3A2830"/>
+                <w:sz w:val="18"/>
+                <w:szCs w:val="18"/>
+              </w:rPr>
+              <w:t xml:space="preserve">Normal</w:t>
+            </w:r>
+          </w:p>
+        </w:tc>
+      </w:tr>
+      <w:tr>
+        <w:tc>
+          <w:tcPr>
+            <w:tcW w:type="dxa" w:w="1500"/>
+            <w:tcBorders>
+              <w:top w:val="single" w:color="E8D8DC" w:sz="1"/>
+              <w:left w:val="single" w:color="E8D8DC" w:sz="1"/>
+              <w:bottom w:val="single" w:color="E8D8DC" w:sz="1"/>
+              <w:right w:val="single" w:color="E8D8DC" w:sz="1"/>
+            </w:tcBorders>
+            <w:tcMar>
+              <w:top w:type="dxa" w:w="60"/>
+              <w:left w:type="dxa" w:w="120"/>
+              <w:bottom w:type="dxa" w:w="60"/>
+              <w:right w:type="dxa" w:w="120"/>
+            </w:tcMar>
+          </w:tcPr>
+          <w:p>
+            <w:r>
+              <w:rPr>
+                <w:rFonts w:ascii="Arial" w:hAnsi="Arial" w:cs="Arial"/>
+                <w:color w:val="3A2830"/>
+                <w:sz w:val="18"/>
+                <w:szCs w:val="18"/>
+              </w:rPr>
+              <w:t xml:space="preserve">Contact</w:t>
+            </w:r>
+          </w:p>
+        </w:tc>
+        <w:tc>
+          <w:tcPr>
+            <w:tcW w:type="dxa" w:w="5760"/>
+            <w:tcBorders>
+              <w:top w:val="single" w:color="E8D8DC" w:sz="1"/>
+              <w:left w:val="single" w:color="E8D8DC" w:sz="1"/>
+              <w:bottom w:val="single" w:color="E8D8DC" w:sz="1"/>
+              <w:right w:val="single" w:color="E8D8DC" w:sz="1"/>
+            </w:tcBorders>
+            <w:tcMar>
+              <w:top w:type="dxa" w:w="60"/>
+              <w:left w:type="dxa" w:w="120"/>
+              <w:bottom w:type="dxa" w:w="60"/>
+              <w:right w:type="dxa" w:w="120"/>
+            </w:tcMar>
+          </w:tcPr>
+          <w:p>
+            <w:r>
+              <w:rPr>
+                <w:rFonts w:ascii="Arial" w:hAnsi="Arial" w:cs="Arial"/>
+                <w:color w:val="3A2830"/>
+                <w:sz w:val="18"/>
+                <w:szCs w:val="18"/>
+              </w:rPr>
+              <w:t xml:space="preserve">Create a contact message returns 201</w:t>
+            </w:r>
+          </w:p>
+        </w:tc>
+        <w:tc>
+          <w:tcPr>
+            <w:tcW w:type="dxa" w:w="2100"/>
+            <w:tcBorders>
+              <w:top w:val="single" w:color="E8D8DC" w:sz="1"/>
+              <w:left w:val="single" w:color="E8D8DC" w:sz="1"/>
+              <w:bottom w:val="single" w:color="E8D8DC" w:sz="1"/>
+              <w:right w:val="single" w:color="E8D8DC" w:sz="1"/>
+            </w:tcBorders>
+            <w:tcMar>
+              <w:top w:type="dxa" w:w="60"/>
+              <w:left w:type="dxa" w:w="120"/>
+              <w:bottom w:type="dxa" w:w="60"/>
+              <w:right w:type="dxa" w:w="120"/>
+            </w:tcMar>
+          </w:tcPr>
+          <w:p>
+            <w:r>
+              <w:rPr>
+                <w:rFonts w:ascii="Arial" w:hAnsi="Arial" w:cs="Arial"/>
+                <w:color w:val="3A2830"/>
+                <w:sz w:val="18"/>
+                <w:szCs w:val="18"/>
+              </w:rPr>
+              <w:t xml:space="preserve">Normal</w:t>
+            </w:r>
+          </w:p>
+        </w:tc>
+      </w:tr>
+      <w:tr>
+        <w:tc>
+          <w:tcPr>
+            <w:tcW w:type="dxa" w:w="1500"/>
+            <w:tcBorders>
+              <w:top w:val="single" w:color="E8D8DC" w:sz="1"/>
+              <w:left w:val="single" w:color="E8D8DC" w:sz="1"/>
+              <w:bottom w:val="single" w:color="E8D8DC" w:sz="1"/>
+              <w:right w:val="single" w:color="E8D8DC" w:sz="1"/>
+            </w:tcBorders>
+            <w:tcMar>
+              <w:top w:type="dxa" w:w="60"/>
+              <w:left w:type="dxa" w:w="120"/>
+              <w:bottom w:type="dxa" w:w="60"/>
+              <w:right w:type="dxa" w:w="120"/>
+            </w:tcMar>
+          </w:tcPr>
+          <w:p>
+            <w:r>
+              <w:rPr>
+                <w:rFonts w:ascii="Arial" w:hAnsi="Arial" w:cs="Arial"/>
+                <w:color w:val="3A2830"/>
+                <w:sz w:val="18"/>
+                <w:szCs w:val="18"/>
+              </w:rPr>
+              <w:t xml:space="preserve">Contact</w:t>
+            </w:r>
+          </w:p>
+        </w:tc>
+        <w:tc>
+          <w:tcPr>
+            <w:tcW w:type="dxa" w:w="5760"/>
+            <w:tcBorders>
+              <w:top w:val="single" w:color="E8D8DC" w:sz="1"/>
+              <w:left w:val="single" w:color="E8D8DC" w:sz="1"/>
+              <w:bottom w:val="single" w:color="E8D8DC" w:sz="1"/>
+              <w:right w:val="single" w:color="E8D8DC" w:sz="1"/>
+            </w:tcBorders>
+            <w:tcMar>
+              <w:top w:type="dxa" w:w="60"/>
+              <w:left w:type="dxa" w:w="120"/>
+              <w:bottom w:type="dxa" w:w="60"/>
+              <w:right w:type="dxa" w:w="120"/>
+            </w:tcMar>
+          </w:tcPr>
+          <w:p>
+            <w:r>
+              <w:rPr>
+                <w:rFonts w:ascii="Arial" w:hAnsi="Arial" w:cs="Arial"/>
+                <w:color w:val="3A2830"/>
+                <w:sz w:val="18"/>
+                <w:szCs w:val="18"/>
+              </w:rPr>
+              <w:t xml:space="preserve">List contact messages (authed) returns 200</w:t>
+            </w:r>
+          </w:p>
+        </w:tc>
+        <w:tc>
+          <w:tcPr>
+            <w:tcW w:type="dxa" w:w="2100"/>
+            <w:tcBorders>
+              <w:top w:val="single" w:color="E8D8DC" w:sz="1"/>
+              <w:left w:val="single" w:color="E8D8DC" w:sz="1"/>
+              <w:bottom w:val="single" w:color="E8D8DC" w:sz="1"/>
+              <w:right w:val="single" w:color="E8D8DC" w:sz="1"/>
+            </w:tcBorders>
+            <w:tcMar>
+              <w:top w:type="dxa" w:w="60"/>
+              <w:left w:type="dxa" w:w="120"/>
+              <w:bottom w:type="dxa" w:w="60"/>
+              <w:right w:type="dxa" w:w="120"/>
+            </w:tcMar>
+          </w:tcPr>
+          <w:p>
+            <w:r>
+              <w:rPr>
+                <w:rFonts w:ascii="Arial" w:hAnsi="Arial" w:cs="Arial"/>
+                <w:color w:val="3A2830"/>
+                <w:sz w:val="18"/>
+                <w:szCs w:val="18"/>
+              </w:rPr>
+              <w:t xml:space="preserve">Normal</w:t>
+            </w:r>
+          </w:p>
+        </w:tc>
+      </w:tr>
+      <w:tr>
+        <w:tc>
+          <w:tcPr>
+            <w:tcW w:type="dxa" w:w="1500"/>
+            <w:tcBorders>
+              <w:top w:val="single" w:color="E8D8DC" w:sz="1"/>
+              <w:left w:val="single" w:color="E8D8DC" w:sz="1"/>
+              <w:bottom w:val="single" w:color="E8D8DC" w:sz="1"/>
+              <w:right w:val="single" w:color="E8D8DC" w:sz="1"/>
+            </w:tcBorders>
+            <w:tcMar>
+              <w:top w:type="dxa" w:w="60"/>
+              <w:left w:type="dxa" w:w="120"/>
+              <w:bottom w:type="dxa" w:w="60"/>
+              <w:right w:type="dxa" w:w="120"/>
+            </w:tcMar>
+          </w:tcPr>
+          <w:p>
+            <w:r>
+              <w:rPr>
+                <w:rFonts w:ascii="Arial" w:hAnsi="Arial" w:cs="Arial"/>
+                <w:color w:val="3A2830"/>
+                <w:sz w:val="18"/>
+                <w:szCs w:val="18"/>
+              </w:rPr>
+              <w:t xml:space="preserve">Admin edit</w:t>
+            </w:r>
+          </w:p>
+        </w:tc>
+        <w:tc>
+          <w:tcPr>
+            <w:tcW w:type="dxa" w:w="5760"/>
+            <w:tcBorders>
+              <w:top w:val="single" w:color="E8D8DC" w:sz="1"/>
+              <w:left w:val="single" w:color="E8D8DC" w:sz="1"/>
+              <w:bottom w:val="single" w:color="E8D8DC" w:sz="1"/>
+              <w:right w:val="single" w:color="E8D8DC" w:sz="1"/>
+            </w:tcBorders>
+            <w:tcMar>
+              <w:top w:type="dxa" w:w="60"/>
+              <w:left w:type="dxa" w:w="120"/>
+              <w:bottom w:type="dxa" w:w="60"/>
+              <w:right w:type="dxa" w:w="120"/>
+            </w:tcMar>
+          </w:tcPr>
+          <w:p>
+            <w:r>
+              <w:rPr>
+                <w:rFonts w:ascii="Arial" w:hAnsi="Arial" w:cs="Arial"/>
+                <w:color w:val="3A2830"/>
+                <w:sz w:val="18"/>
+                <w:szCs w:val="18"/>
+              </w:rPr>
+              <w:t xml:space="preserve">Editing a cancelled booking returns 200</w:t>
+            </w:r>
+          </w:p>
+        </w:tc>
+        <w:tc>
+          <w:tcPr>
+            <w:tcW w:type="dxa" w:w="2100"/>
+            <w:tcBorders>
+              <w:top w:val="single" w:color="E8D8DC" w:sz="1"/>
+              <w:left w:val="single" w:color="E8D8DC" w:sz="1"/>
+              <w:bottom w:val="single" w:color="E8D8DC" w:sz="1"/>
+              <w:right w:val="single" w:color="E8D8DC" w:sz="1"/>
+            </w:tcBorders>
+            <w:tcMar>
+              <w:top w:type="dxa" w:w="60"/>
+              <w:left w:type="dxa" w:w="120"/>
+              <w:bottom w:type="dxa" w:w="60"/>
+              <w:right w:type="dxa" w:w="120"/>
+            </w:tcMar>
+          </w:tcPr>
+          <w:p>
+            <w:r>
+              <w:rPr>
+                <w:rFonts w:ascii="Arial" w:hAnsi="Arial" w:cs="Arial"/>
+                <w:color w:val="3A2830"/>
+                <w:sz w:val="18"/>
+                <w:szCs w:val="18"/>
+              </w:rPr>
+              <w:t xml:space="preserve">Normal</w:t>
+            </w:r>
+          </w:p>
+        </w:tc>
+      </w:tr>
+      <w:tr>
+        <w:tc>
+          <w:tcPr>
+            <w:tcW w:type="dxa" w:w="1500"/>
+            <w:tcBorders>
+              <w:top w:val="single" w:color="E8D8DC" w:sz="1"/>
+              <w:left w:val="single" w:color="E8D8DC" w:sz="1"/>
+              <w:bottom w:val="single" w:color="E8D8DC" w:sz="1"/>
+              <w:right w:val="single" w:color="E8D8DC" w:sz="1"/>
+            </w:tcBorders>
+            <w:tcMar>
+              <w:top w:type="dxa" w:w="60"/>
+              <w:left w:type="dxa" w:w="120"/>
+              <w:bottom w:type="dxa" w:w="60"/>
+              <w:right w:type="dxa" w:w="120"/>
+            </w:tcMar>
+          </w:tcPr>
+          <w:p>
+            <w:r>
+              <w:rPr>
+                <w:rFonts w:ascii="Arial" w:hAnsi="Arial" w:cs="Arial"/>
+                <w:color w:val="3A2830"/>
+                <w:sz w:val="18"/>
+                <w:szCs w:val="18"/>
+              </w:rPr>
+              <w:t xml:space="preserve">Admin edit</w:t>
+            </w:r>
+          </w:p>
+        </w:tc>
+        <w:tc>
+          <w:tcPr>
+            <w:tcW w:type="dxa" w:w="5760"/>
+            <w:tcBorders>
+              <w:top w:val="single" w:color="E8D8DC" w:sz="1"/>
+              <w:left w:val="single" w:color="E8D8DC" w:sz="1"/>
+              <w:bottom w:val="single" w:color="E8D8DC" w:sz="1"/>
+              <w:right w:val="single" w:color="E8D8DC" w:sz="1"/>
+            </w:tcBorders>
+            <w:tcMar>
+              <w:top w:type="dxa" w:w="60"/>
+              <w:left w:type="dxa" w:w="120"/>
+              <w:bottom w:type="dxa" w:w="60"/>
+              <w:right w:type="dxa" w:w="120"/>
+            </w:tcMar>
+          </w:tcPr>
+          <w:p>
+            <w:r>
+              <w:rPr>
+                <w:rFonts w:ascii="Arial" w:hAnsi="Arial" w:cs="Arial"/>
+                <w:color w:val="3A2830"/>
+                <w:sz w:val="18"/>
+                <w:szCs w:val="18"/>
+              </w:rPr>
+              <w:t xml:space="preserve">Editing a cancelled booking reactivates it to pending</w:t>
+            </w:r>
+          </w:p>
+        </w:tc>
+        <w:tc>
+          <w:tcPr>
+            <w:tcW w:type="dxa" w:w="2100"/>
+            <w:tcBorders>
+              <w:top w:val="single" w:color="E8D8DC" w:sz="1"/>
+              <w:left w:val="single" w:color="E8D8DC" w:sz="1"/>
+              <w:bottom w:val="single" w:color="E8D8DC" w:sz="1"/>
+              <w:right w:val="single" w:color="E8D8DC" w:sz="1"/>
+            </w:tcBorders>
+            <w:tcMar>
+              <w:top w:type="dxa" w:w="60"/>
+              <w:left w:type="dxa" w:w="120"/>
+              <w:bottom w:type="dxa" w:w="60"/>
+              <w:right w:type="dxa" w:w="120"/>
+            </w:tcMar>
+          </w:tcPr>
+          <w:p>
+            <w:r>
+              <w:rPr>
+                <w:rFonts w:ascii="Arial" w:hAnsi="Arial" w:cs="Arial"/>
+                <w:color w:val="3A2830"/>
+                <w:sz w:val="18"/>
+                <w:szCs w:val="18"/>
+              </w:rPr>
+              <w:t xml:space="preserve">Special</w:t>
+            </w:r>
+          </w:p>
+        </w:tc>
+      </w:tr>
+      <w:tr>
+        <w:tc>
+          <w:tcPr>
+            <w:tcW w:type="dxa" w:w="1500"/>
+            <w:tcBorders>
+              <w:top w:val="single" w:color="E8D8DC" w:sz="1"/>
+              <w:left w:val="single" w:color="E8D8DC" w:sz="1"/>
+              <w:bottom w:val="single" w:color="E8D8DC" w:sz="1"/>
+              <w:right w:val="single" w:color="E8D8DC" w:sz="1"/>
+            </w:tcBorders>
+            <w:tcMar>
+              <w:top w:type="dxa" w:w="60"/>
+              <w:left w:type="dxa" w:w="120"/>
+              <w:bottom w:type="dxa" w:w="60"/>
+              <w:right w:type="dxa" w:w="120"/>
+            </w:tcMar>
+          </w:tcPr>
+          <w:p>
+            <w:r>
+              <w:rPr>
+                <w:rFonts w:ascii="Arial" w:hAnsi="Arial" w:cs="Arial"/>
+                <w:color w:val="3A2830"/>
+                <w:sz w:val="18"/>
+                <w:szCs w:val="18"/>
+              </w:rPr>
+              <w:t xml:space="preserve">Admin edit</w:t>
+            </w:r>
+          </w:p>
+        </w:tc>
+        <w:tc>
+          <w:tcPr>
+            <w:tcW w:type="dxa" w:w="5760"/>
+            <w:tcBorders>
+              <w:top w:val="single" w:color="E8D8DC" w:sz="1"/>
+              <w:left w:val="single" w:color="E8D8DC" w:sz="1"/>
+              <w:bottom w:val="single" w:color="E8D8DC" w:sz="1"/>
+              <w:right w:val="single" w:color="E8D8DC" w:sz="1"/>
+            </w:tcBorders>
+            <w:tcMar>
+              <w:top w:type="dxa" w:w="60"/>
+              <w:left w:type="dxa" w:w="120"/>
+              <w:bottom w:type="dxa" w:w="60"/>
+              <w:right w:type="dxa" w:w="120"/>
+            </w:tcMar>
+          </w:tcPr>
+          <w:p>
+            <w:r>
+              <w:rPr>
+                <w:rFonts w:ascii="Arial" w:hAnsi="Arial" w:cs="Arial"/>
+                <w:color w:val="3A2830"/>
+                <w:sz w:val="18"/>
+                <w:szCs w:val="18"/>
+              </w:rPr>
+              <w:t xml:space="preserve">Edit with a past date returns 422, not a 500</w:t>
+            </w:r>
+          </w:p>
+        </w:tc>
+        <w:tc>
+          <w:tcPr>
+            <w:tcW w:type="dxa" w:w="2100"/>
+            <w:tcBorders>
+              <w:top w:val="single" w:color="E8D8DC" w:sz="1"/>
+              <w:left w:val="single" w:color="E8D8DC" w:sz="1"/>
+              <w:bottom w:val="single" w:color="E8D8DC" w:sz="1"/>
+              <w:right w:val="single" w:color="E8D8DC" w:sz="1"/>
+            </w:tcBorders>
+            <w:tcMar>
+              <w:top w:type="dxa" w:w="60"/>
+              <w:left w:type="dxa" w:w="120"/>
+              <w:bottom w:type="dxa" w:w="60"/>
+              <w:right w:type="dxa" w:w="120"/>
+            </w:tcMar>
+          </w:tcPr>
+          <w:p>
+            <w:r>
+              <w:rPr>
+                <w:rFonts w:ascii="Arial" w:hAnsi="Arial" w:cs="Arial"/>
+                <w:color w:val="3A2830"/>
+                <w:sz w:val="18"/>
+                <w:szCs w:val="18"/>
+              </w:rPr>
+              <w:t xml:space="preserve">Edge (regression)</w:t>
+            </w:r>
+          </w:p>
+        </w:tc>
+      </w:tr>
+      <w:tr>
+        <w:tc>
+          <w:tcPr>
+            <w:tcW w:type="dxa" w:w="1500"/>
+            <w:tcBorders>
+              <w:top w:val="single" w:color="E8D8DC" w:sz="1"/>
+              <w:left w:val="single" w:color="E8D8DC" w:sz="1"/>
+              <w:bottom w:val="single" w:color="E8D8DC" w:sz="1"/>
+              <w:right w:val="single" w:color="E8D8DC" w:sz="1"/>
+            </w:tcBorders>
+            <w:tcMar>
+              <w:top w:type="dxa" w:w="60"/>
+              <w:left w:type="dxa" w:w="120"/>
+              <w:bottom w:type="dxa" w:w="60"/>
+              <w:right w:type="dxa" w:w="120"/>
+            </w:tcMar>
+          </w:tcPr>
+          <w:p>
+            <w:r>
+              <w:rPr>
+                <w:rFonts w:ascii="Arial" w:hAnsi="Arial" w:cs="Arial"/>
+                <w:color w:val="3A2830"/>
+                <w:sz w:val="18"/>
+                <w:szCs w:val="18"/>
+              </w:rPr>
+              <w:t xml:space="preserve">Late cancel</w:t>
+            </w:r>
+          </w:p>
+        </w:tc>
+        <w:tc>
+          <w:tcPr>
+            <w:tcW w:type="dxa" w:w="5760"/>
+            <w:tcBorders>
+              <w:top w:val="single" w:color="E8D8DC" w:sz="1"/>
+              <w:left w:val="single" w:color="E8D8DC" w:sz="1"/>
+              <w:bottom w:val="single" w:color="E8D8DC" w:sz="1"/>
+              <w:right w:val="single" w:color="E8D8DC" w:sz="1"/>
+            </w:tcBorders>
+            <w:tcMar>
+              <w:top w:type="dxa" w:w="60"/>
+              <w:left w:type="dxa" w:w="120"/>
+              <w:bottom w:type="dxa" w:w="60"/>
+              <w:right w:type="dxa" w:w="120"/>
+            </w:tcMar>
+          </w:tcPr>
+          <w:p>
+            <w:r>
+              <w:rPr>
+                <w:rFonts w:ascii="Arial" w:hAnsi="Arial" w:cs="Arial"/>
+                <w:color w:val="3A2830"/>
+                <w:sz w:val="18"/>
+                <w:szCs w:val="18"/>
+              </w:rPr>
+              <w:t xml:space="preserve">Appointment 5 hours away counts as late cancellation</w:t>
+            </w:r>
+          </w:p>
+        </w:tc>
+        <w:tc>
+          <w:tcPr>
+            <w:tcW w:type="dxa" w:w="2100"/>
+            <w:tcBorders>
+              <w:top w:val="single" w:color="E8D8DC" w:sz="1"/>
+              <w:left w:val="single" w:color="E8D8DC" w:sz="1"/>
+              <w:bottom w:val="single" w:color="E8D8DC" w:sz="1"/>
+              <w:right w:val="single" w:color="E8D8DC" w:sz="1"/>
+            </w:tcBorders>
+            <w:tcMar>
+              <w:top w:type="dxa" w:w="60"/>
+              <w:left w:type="dxa" w:w="120"/>
+              <w:bottom w:type="dxa" w:w="60"/>
+              <w:right w:type="dxa" w:w="120"/>
+            </w:tcMar>
+          </w:tcPr>
+          <w:p>
+            <w:r>
+              <w:rPr>
+                <w:rFonts w:ascii="Arial" w:hAnsi="Arial" w:cs="Arial"/>
+                <w:color w:val="3A2830"/>
+                <w:sz w:val="18"/>
+                <w:szCs w:val="18"/>
+              </w:rPr>
+              <w:t xml:space="preserve">Edge (boundary)</w:t>
+            </w:r>
+          </w:p>
+        </w:tc>
+      </w:tr>
+      <w:tr>
+        <w:tc>
+          <w:tcPr>
+            <w:tcW w:type="dxa" w:w="1500"/>
+            <w:tcBorders>
+              <w:top w:val="single" w:color="E8D8DC" w:sz="1"/>
+              <w:left w:val="single" w:color="E8D8DC" w:sz="1"/>
+              <w:bottom w:val="single" w:color="E8D8DC" w:sz="1"/>
+              <w:right w:val="single" w:color="E8D8DC" w:sz="1"/>
+            </w:tcBorders>
+            <w:tcMar>
+              <w:top w:type="dxa" w:w="60"/>
+              <w:left w:type="dxa" w:w="120"/>
+              <w:bottom w:type="dxa" w:w="60"/>
+              <w:right w:type="dxa" w:w="120"/>
+            </w:tcMar>
+          </w:tcPr>
+          <w:p>
+            <w:r>
+              <w:rPr>
+                <w:rFonts w:ascii="Arial" w:hAnsi="Arial" w:cs="Arial"/>
+                <w:color w:val="3A2830"/>
+                <w:sz w:val="18"/>
+                <w:szCs w:val="18"/>
+              </w:rPr>
+              <w:t xml:space="preserve">Late cancel</w:t>
+            </w:r>
+          </w:p>
+        </w:tc>
+        <w:tc>
+          <w:tcPr>
+            <w:tcW w:type="dxa" w:w="5760"/>
+            <w:tcBorders>
+              <w:top w:val="single" w:color="E8D8DC" w:sz="1"/>
+              <w:left w:val="single" w:color="E8D8DC" w:sz="1"/>
+              <w:bottom w:val="single" w:color="E8D8DC" w:sz="1"/>
+              <w:right w:val="single" w:color="E8D8DC" w:sz="1"/>
+            </w:tcBorders>
+            <w:tcMar>
+              <w:top w:type="dxa" w:w="60"/>
+              <w:left w:type="dxa" w:w="120"/>
+              <w:bottom w:type="dxa" w:w="60"/>
+              <w:right w:type="dxa" w:w="120"/>
+            </w:tcMar>
+          </w:tcPr>
+          <w:p>
+            <w:r>
+              <w:rPr>
+                <w:rFonts w:ascii="Arial" w:hAnsi="Arial" w:cs="Arial"/>
+                <w:color w:val="3A2830"/>
+                <w:sz w:val="18"/>
+                <w:szCs w:val="18"/>
+              </w:rPr>
+              <w:t xml:space="preserve">Appointment 5 days away does not count as late</w:t>
+            </w:r>
+          </w:p>
+        </w:tc>
+        <w:tc>
+          <w:tcPr>
+            <w:tcW w:type="dxa" w:w="2100"/>
+            <w:tcBorders>
+              <w:top w:val="single" w:color="E8D8DC" w:sz="1"/>
+              <w:left w:val="single" w:color="E8D8DC" w:sz="1"/>
+              <w:bottom w:val="single" w:color="E8D8DC" w:sz="1"/>
+              <w:right w:val="single" w:color="E8D8DC" w:sz="1"/>
+            </w:tcBorders>
+            <w:tcMar>
+              <w:top w:type="dxa" w:w="60"/>
+              <w:left w:type="dxa" w:w="120"/>
+              <w:bottom w:type="dxa" w:w="60"/>
+              <w:right w:type="dxa" w:w="120"/>
+            </w:tcMar>
+          </w:tcPr>
+          <w:p>
+            <w:r>
+              <w:rPr>
+                <w:rFonts w:ascii="Arial" w:hAnsi="Arial" w:cs="Arial"/>
+                <w:color w:val="3A2830"/>
+                <w:sz w:val="18"/>
+                <w:szCs w:val="18"/>
+              </w:rPr>
+              <w:t xml:space="preserve">Edge (boundary)</w:t>
+            </w:r>
+          </w:p>
+        </w:tc>
+      </w:tr>
+      <w:tr>
+        <w:tc>
+          <w:tcPr>
+            <w:tcW w:type="dxa" w:w="1500"/>
+            <w:tcBorders>
+              <w:top w:val="single" w:color="E8D8DC" w:sz="1"/>
+              <w:left w:val="single" w:color="E8D8DC" w:sz="1"/>
+              <w:bottom w:val="single" w:color="E8D8DC" w:sz="1"/>
+              <w:right w:val="single" w:color="E8D8DC" w:sz="1"/>
+            </w:tcBorders>
+            <w:tcMar>
+              <w:top w:type="dxa" w:w="60"/>
+              <w:left w:type="dxa" w:w="120"/>
+              <w:bottom w:type="dxa" w:w="60"/>
+              <w:right w:type="dxa" w:w="120"/>
+            </w:tcMar>
+          </w:tcPr>
+          <w:p>
+            <w:r>
+              <w:rPr>
+                <w:rFonts w:ascii="Arial" w:hAnsi="Arial" w:cs="Arial"/>
+                <w:color w:val="3A2830"/>
+                <w:sz w:val="18"/>
+                <w:szCs w:val="18"/>
+              </w:rPr>
+              <w:t xml:space="preserve">Late cancel</w:t>
+            </w:r>
+          </w:p>
+        </w:tc>
+        <w:tc>
+          <w:tcPr>
+            <w:tcW w:type="dxa" w:w="5760"/>
+            <w:tcBorders>
+              <w:top w:val="single" w:color="E8D8DC" w:sz="1"/>
+              <w:left w:val="single" w:color="E8D8DC" w:sz="1"/>
+              <w:bottom w:val="single" w:color="E8D8DC" w:sz="1"/>
+              <w:right w:val="single" w:color="E8D8DC" w:sz="1"/>
+            </w:tcBorders>
+            <w:tcMar>
+              <w:top w:type="dxa" w:w="60"/>
+              <w:left w:type="dxa" w:w="120"/>
+              <w:bottom w:type="dxa" w:w="60"/>
+              <w:right w:type="dxa" w:w="120"/>
+            </w:tcMar>
+          </w:tcPr>
+          <w:p>
+            <w:r>
+              <w:rPr>
+                <w:rFonts w:ascii="Arial" w:hAnsi="Arial" w:cs="Arial"/>
+                <w:color w:val="3A2830"/>
+                <w:sz w:val="18"/>
+                <w:szCs w:val="18"/>
+              </w:rPr>
+              <w:t xml:space="preserve">Salon timezone is America/Los_Angeles</w:t>
+            </w:r>
+          </w:p>
+        </w:tc>
+        <w:tc>
+          <w:tcPr>
+            <w:tcW w:type="dxa" w:w="2100"/>
+            <w:tcBorders>
+              <w:top w:val="single" w:color="E8D8DC" w:sz="1"/>
+              <w:left w:val="single" w:color="E8D8DC" w:sz="1"/>
+              <w:bottom w:val="single" w:color="E8D8DC" w:sz="1"/>
+              <w:right w:val="single" w:color="E8D8DC" w:sz="1"/>
+            </w:tcBorders>
+            <w:tcMar>
+              <w:top w:type="dxa" w:w="60"/>
+              <w:left w:type="dxa" w:w="120"/>
+              <w:bottom w:type="dxa" w:w="60"/>
+              <w:right w:type="dxa" w:w="120"/>
+            </w:tcMar>
+          </w:tcPr>
+          <w:p>
+            <w:r>
+              <w:rPr>
+                <w:rFonts w:ascii="Arial" w:hAnsi="Arial" w:cs="Arial"/>
+                <w:color w:val="3A2830"/>
+                <w:sz w:val="18"/>
+                <w:szCs w:val="18"/>
+              </w:rPr>
+              <w:t xml:space="preserve">Special (config)</w:t>
+            </w:r>
+          </w:p>
+        </w:tc>
+      </w:tr>
+      <w:tr>
+        <w:tc>
+          <w:tcPr>
+            <w:tcW w:type="dxa" w:w="1500"/>
+            <w:tcBorders>
+              <w:top w:val="single" w:color="E8D8DC" w:sz="1"/>
+              <w:left w:val="single" w:color="E8D8DC" w:sz="1"/>
+              <w:bottom w:val="single" w:color="E8D8DC" w:sz="1"/>
+              <w:right w:val="single" w:color="E8D8DC" w:sz="1"/>
+            </w:tcBorders>
+            <w:tcMar>
+              <w:top w:type="dxa" w:w="60"/>
+              <w:left w:type="dxa" w:w="120"/>
+              <w:bottom w:type="dxa" w:w="60"/>
+              <w:right w:type="dxa" w:w="120"/>
+            </w:tcMar>
+          </w:tcPr>
+          <w:p>
+            <w:r>
+              <w:rPr>
+                <w:rFonts w:ascii="Arial" w:hAnsi="Arial" w:cs="Arial"/>
+                <w:color w:val="3A2830"/>
+                <w:sz w:val="18"/>
+                <w:szCs w:val="18"/>
+              </w:rPr>
+              <w:t xml:space="preserve">Security</w:t>
+            </w:r>
+          </w:p>
+        </w:tc>
+        <w:tc>
+          <w:tcPr>
+            <w:tcW w:type="dxa" w:w="5760"/>
+            <w:tcBorders>
+              <w:top w:val="single" w:color="E8D8DC" w:sz="1"/>
+              <w:left w:val="single" w:color="E8D8DC" w:sz="1"/>
+              <w:bottom w:val="single" w:color="E8D8DC" w:sz="1"/>
+              <w:right w:val="single" w:color="E8D8DC" w:sz="1"/>
+            </w:tcBorders>
+            <w:tcMar>
+              <w:top w:type="dxa" w:w="60"/>
+              <w:left w:type="dxa" w:w="120"/>
+              <w:bottom w:type="dxa" w:w="60"/>
+              <w:right w:type="dxa" w:w="120"/>
+            </w:tcMar>
+          </w:tcPr>
+          <w:p>
+            <w:r>
+              <w:rPr>
+                <w:rFonts w:ascii="Arial" w:hAnsi="Arial" w:cs="Arial"/>
+                <w:color w:val="3A2830"/>
+                <w:sz w:val="18"/>
+                <w:szCs w:val="18"/>
+              </w:rPr>
+              <w:t xml:space="preserve">Admin password hash persists in the database</w:t>
+            </w:r>
+          </w:p>
+        </w:tc>
+        <w:tc>
+          <w:tcPr>
+            <w:tcW w:type="dxa" w:w="2100"/>
+            <w:tcBorders>
+              <w:top w:val="single" w:color="E8D8DC" w:sz="1"/>
+              <w:left w:val="single" w:color="E8D8DC" w:sz="1"/>
+              <w:bottom w:val="single" w:color="E8D8DC" w:sz="1"/>
+              <w:right w:val="single" w:color="E8D8DC" w:sz="1"/>
+            </w:tcBorders>
+            <w:tcMar>
+              <w:top w:type="dxa" w:w="60"/>
+              <w:left w:type="dxa" w:w="120"/>
+              <w:bottom w:type="dxa" w:w="60"/>
+              <w:right w:type="dxa" w:w="120"/>
+            </w:tcMar>
+          </w:tcPr>
+          <w:p>
+            <w:r>
+              <w:rPr>
+                <w:rFonts w:ascii="Arial" w:hAnsi="Arial" w:cs="Arial"/>
+                <w:color w:val="3A2830"/>
+                <w:sz w:val="18"/>
+                <w:szCs w:val="18"/>
+              </w:rPr>
+              <w:t xml:space="preserve">Special (persistence)</w:t>
+            </w:r>
+          </w:p>
+        </w:tc>
+      </w:tr>
+      <w:tr>
+        <w:tc>
+          <w:tcPr>
+            <w:tcW w:type="dxa" w:w="1500"/>
+            <w:tcBorders>
+              <w:top w:val="single" w:color="E8D8DC" w:sz="1"/>
+              <w:left w:val="single" w:color="E8D8DC" w:sz="1"/>
+              <w:bottom w:val="single" w:color="E8D8DC" w:sz="1"/>
+              <w:right w:val="single" w:color="E8D8DC" w:sz="1"/>
+            </w:tcBorders>
+            <w:tcMar>
+              <w:top w:type="dxa" w:w="60"/>
+              <w:left w:type="dxa" w:w="120"/>
+              <w:bottom w:type="dxa" w:w="60"/>
+              <w:right w:type="dxa" w:w="120"/>
+            </w:tcMar>
+          </w:tcPr>
+          <w:p>
+            <w:r>
+              <w:rPr>
+                <w:rFonts w:ascii="Arial" w:hAnsi="Arial" w:cs="Arial"/>
+                <w:color w:val="3A2830"/>
+                <w:sz w:val="18"/>
+                <w:szCs w:val="18"/>
+              </w:rPr>
+              <w:t xml:space="preserve">Security</w:t>
+            </w:r>
+          </w:p>
+        </w:tc>
+        <w:tc>
+          <w:tcPr>
+            <w:tcW w:type="dxa" w:w="5760"/>
+            <w:tcBorders>
+              <w:top w:val="single" w:color="E8D8DC" w:sz="1"/>
+              <w:left w:val="single" w:color="E8D8DC" w:sz="1"/>
+              <w:bottom w:val="single" w:color="E8D8DC" w:sz="1"/>
+              <w:right w:val="single" w:color="E8D8DC" w:sz="1"/>
+            </w:tcBorders>
+            <w:tcMar>
+              <w:top w:type="dxa" w:w="60"/>
+              <w:left w:type="dxa" w:w="120"/>
+              <w:bottom w:type="dxa" w:w="60"/>
+              <w:right w:type="dxa" w:w="120"/>
+            </w:tcMar>
+          </w:tcPr>
+          <w:p>
+            <w:r>
+              <w:rPr>
+                <w:rFonts w:ascii="Arial" w:hAnsi="Arial" w:cs="Arial"/>
+                <w:color w:val="3A2830"/>
+                <w:sz w:val="18"/>
+                <w:szCs w:val="18"/>
+              </w:rPr>
+              <w:t xml:space="preserve">Reset token validates right after creation</w:t>
+            </w:r>
+          </w:p>
+        </w:tc>
+        <w:tc>
+          <w:tcPr>
+            <w:tcW w:type="dxa" w:w="2100"/>
+            <w:tcBorders>
+              <w:top w:val="single" w:color="E8D8DC" w:sz="1"/>
+              <w:left w:val="single" w:color="E8D8DC" w:sz="1"/>
+              <w:bottom w:val="single" w:color="E8D8DC" w:sz="1"/>
+              <w:right w:val="single" w:color="E8D8DC" w:sz="1"/>
+            </w:tcBorders>
+            <w:tcMar>
+              <w:top w:type="dxa" w:w="60"/>
+              <w:left w:type="dxa" w:w="120"/>
+              <w:bottom w:type="dxa" w:w="60"/>
+              <w:right w:type="dxa" w:w="120"/>
+            </w:tcMar>
+          </w:tcPr>
+          <w:p>
+            <w:r>
+              <w:rPr>
+                <w:rFonts w:ascii="Arial" w:hAnsi="Arial" w:cs="Arial"/>
+                <w:color w:val="3A2830"/>
+                <w:sz w:val="18"/>
+                <w:szCs w:val="18"/>
+              </w:rPr>
+              <w:t xml:space="preserve">Normal</w:t>
+            </w:r>
+          </w:p>
+        </w:tc>
+      </w:tr>
+      <w:tr>
+        <w:tc>
+          <w:tcPr>
+            <w:tcW w:type="dxa" w:w="1500"/>
+            <w:tcBorders>
+              <w:top w:val="single" w:color="E8D8DC" w:sz="1"/>
+              <w:left w:val="single" w:color="E8D8DC" w:sz="1"/>
+              <w:bottom w:val="single" w:color="E8D8DC" w:sz="1"/>
+              <w:right w:val="single" w:color="E8D8DC" w:sz="1"/>
+            </w:tcBorders>
+            <w:tcMar>
+              <w:top w:type="dxa" w:w="60"/>
+              <w:left w:type="dxa" w:w="120"/>
+              <w:bottom w:type="dxa" w:w="60"/>
+              <w:right w:type="dxa" w:w="120"/>
+            </w:tcMar>
+          </w:tcPr>
+          <w:p>
+            <w:r>
+              <w:rPr>
+                <w:rFonts w:ascii="Arial" w:hAnsi="Arial" w:cs="Arial"/>
+                <w:color w:val="3A2830"/>
+                <w:sz w:val="18"/>
+                <w:szCs w:val="18"/>
+              </w:rPr>
+              <w:t xml:space="preserve">Security</w:t>
+            </w:r>
+          </w:p>
+        </w:tc>
+        <w:tc>
+          <w:tcPr>
+            <w:tcW w:type="dxa" w:w="5760"/>
+            <w:tcBorders>
+              <w:top w:val="single" w:color="E8D8DC" w:sz="1"/>
+              <w:left w:val="single" w:color="E8D8DC" w:sz="1"/>
+              <w:bottom w:val="single" w:color="E8D8DC" w:sz="1"/>
+              <w:right w:val="single" w:color="E8D8DC" w:sz="1"/>
+            </w:tcBorders>
+            <w:tcMar>
+              <w:top w:type="dxa" w:w="60"/>
+              <w:left w:type="dxa" w:w="120"/>
+              <w:bottom w:type="dxa" w:w="60"/>
+              <w:right w:type="dxa" w:w="120"/>
+            </w:tcMar>
+          </w:tcPr>
+          <w:p>
+            <w:r>
+              <w:rPr>
+                <w:rFonts w:ascii="Arial" w:hAnsi="Arial" w:cs="Arial"/>
+                <w:color w:val="3A2830"/>
+                <w:sz w:val="18"/>
+                <w:szCs w:val="18"/>
+              </w:rPr>
+              <w:t xml:space="preserve">Reset token is single-use</w:t>
+            </w:r>
+          </w:p>
+        </w:tc>
+        <w:tc>
+          <w:tcPr>
+            <w:tcW w:type="dxa" w:w="2100"/>
+            <w:tcBorders>
+              <w:top w:val="single" w:color="E8D8DC" w:sz="1"/>
+              <w:left w:val="single" w:color="E8D8DC" w:sz="1"/>
+              <w:bottom w:val="single" w:color="E8D8DC" w:sz="1"/>
+              <w:right w:val="single" w:color="E8D8DC" w:sz="1"/>
+            </w:tcBorders>
+            <w:tcMar>
+              <w:top w:type="dxa" w:w="60"/>
+              <w:left w:type="dxa" w:w="120"/>
+              <w:bottom w:type="dxa" w:w="60"/>
+              <w:right w:type="dxa" w:w="120"/>
+            </w:tcMar>
+          </w:tcPr>
+          <w:p>
+            <w:r>
+              <w:rPr>
+                <w:rFonts w:ascii="Arial" w:hAnsi="Arial" w:cs="Arial"/>
+                <w:color w:val="3A2830"/>
+                <w:sz w:val="18"/>
+                <w:szCs w:val="18"/>
+              </w:rPr>
+              <w:t xml:space="preserve">Edge</w:t>
+            </w:r>
+          </w:p>
+        </w:tc>
+      </w:tr>
+      <w:tr>
+        <w:tc>
+          <w:tcPr>
+            <w:tcW w:type="dxa" w:w="1500"/>
+            <w:tcBorders>
+              <w:top w:val="single" w:color="E8D8DC" w:sz="1"/>
+              <w:left w:val="single" w:color="E8D8DC" w:sz="1"/>
+              <w:bottom w:val="single" w:color="E8D8DC" w:sz="1"/>
+              <w:right w:val="single" w:color="E8D8DC" w:sz="1"/>
+            </w:tcBorders>
+            <w:tcMar>
+              <w:top w:type="dxa" w:w="60"/>
+              <w:left w:type="dxa" w:w="120"/>
+              <w:bottom w:type="dxa" w:w="60"/>
+              <w:right w:type="dxa" w:w="120"/>
+            </w:tcMar>
+          </w:tcPr>
+          <w:p>
+            <w:r>
+              <w:rPr>
+                <w:rFonts w:ascii="Arial" w:hAnsi="Arial" w:cs="Arial"/>
+                <w:color w:val="3A2830"/>
+                <w:sz w:val="18"/>
+                <w:szCs w:val="18"/>
+              </w:rPr>
+              <w:t xml:space="preserve">Security</w:t>
+            </w:r>
+          </w:p>
+        </w:tc>
+        <w:tc>
+          <w:tcPr>
+            <w:tcW w:type="dxa" w:w="5760"/>
+            <w:tcBorders>
+              <w:top w:val="single" w:color="E8D8DC" w:sz="1"/>
+              <w:left w:val="single" w:color="E8D8DC" w:sz="1"/>
+              <w:bottom w:val="single" w:color="E8D8DC" w:sz="1"/>
+              <w:right w:val="single" w:color="E8D8DC" w:sz="1"/>
+            </w:tcBorders>
+            <w:tcMar>
+              <w:top w:type="dxa" w:w="60"/>
+              <w:left w:type="dxa" w:w="120"/>
+              <w:bottom w:type="dxa" w:w="60"/>
+              <w:right w:type="dxa" w:w="120"/>
+            </w:tcMar>
+          </w:tcPr>
+          <w:p>
+            <w:r>
+              <w:rPr>
+                <w:rFonts w:ascii="Arial" w:hAnsi="Arial" w:cs="Arial"/>
+                <w:color w:val="3A2830"/>
+                <w:sz w:val="18"/>
+                <w:szCs w:val="18"/>
+              </w:rPr>
+              <w:t xml:space="preserve">Unknown reset token is treated as invalid</w:t>
+            </w:r>
+          </w:p>
+        </w:tc>
+        <w:tc>
+          <w:tcPr>
+            <w:tcW w:type="dxa" w:w="2100"/>
+            <w:tcBorders>
+              <w:top w:val="single" w:color="E8D8DC" w:sz="1"/>
+              <w:left w:val="single" w:color="E8D8DC" w:sz="1"/>
+              <w:bottom w:val="single" w:color="E8D8DC" w:sz="1"/>
+              <w:right w:val="single" w:color="E8D8DC" w:sz="1"/>
+            </w:tcBorders>
+            <w:tcMar>
+              <w:top w:type="dxa" w:w="60"/>
+              <w:left w:type="dxa" w:w="120"/>
+              <w:bottom w:type="dxa" w:w="60"/>
+              <w:right w:type="dxa" w:w="120"/>
+            </w:tcMar>
+          </w:tcPr>
+          <w:p>
+            <w:r>
+              <w:rPr>
+                <w:rFonts w:ascii="Arial" w:hAnsi="Arial" w:cs="Arial"/>
+                <w:color w:val="3A2830"/>
+                <w:sz w:val="18"/>
+                <w:szCs w:val="18"/>
+              </w:rPr>
+              <w:t xml:space="preserve">Special</w:t>
+            </w:r>
+          </w:p>
+        </w:tc>
+      </w:tr>
+      <w:tr>
+        <w:tc>
+          <w:tcPr>
+            <w:tcW w:type="dxa" w:w="1500"/>
+            <w:tcBorders>
+              <w:top w:val="single" w:color="E8D8DC" w:sz="1"/>
+              <w:left w:val="single" w:color="E8D8DC" w:sz="1"/>
+              <w:bottom w:val="single" w:color="E8D8DC" w:sz="1"/>
+              <w:right w:val="single" w:color="E8D8DC" w:sz="1"/>
+            </w:tcBorders>
+            <w:tcMar>
+              <w:top w:type="dxa" w:w="60"/>
+              <w:left w:type="dxa" w:w="120"/>
+              <w:bottom w:type="dxa" w:w="60"/>
+              <w:right w:type="dxa" w:w="120"/>
+            </w:tcMar>
+          </w:tcPr>
+          <w:p>
+            <w:r>
+              <w:rPr>
+                <w:rFonts w:ascii="Arial" w:hAnsi="Arial" w:cs="Arial"/>
+                <w:color w:val="3A2830"/>
+                <w:sz w:val="18"/>
+                <w:szCs w:val="18"/>
+              </w:rPr>
+              <w:t xml:space="preserve">Security</w:t>
+            </w:r>
+          </w:p>
+        </w:tc>
+        <w:tc>
+          <w:tcPr>
+            <w:tcW w:type="dxa" w:w="5760"/>
+            <w:tcBorders>
+              <w:top w:val="single" w:color="E8D8DC" w:sz="1"/>
+              <w:left w:val="single" w:color="E8D8DC" w:sz="1"/>
+              <w:bottom w:val="single" w:color="E8D8DC" w:sz="1"/>
+              <w:right w:val="single" w:color="E8D8DC" w:sz="1"/>
+            </w:tcBorders>
+            <w:tcMar>
+              <w:top w:type="dxa" w:w="60"/>
+              <w:left w:type="dxa" w:w="120"/>
+              <w:bottom w:type="dxa" w:w="60"/>
+              <w:right w:type="dxa" w:w="120"/>
+            </w:tcMar>
+          </w:tcPr>
+          <w:p>
+            <w:r>
+              <w:rPr>
+                <w:rFonts w:ascii="Arial" w:hAnsi="Arial" w:cs="Arial"/>
+                <w:color w:val="3A2830"/>
+                <w:sz w:val="18"/>
+                <w:szCs w:val="18"/>
+              </w:rPr>
+              <w:t xml:space="preserve">Reset rejects reusing the current password (400)</w:t>
+            </w:r>
+          </w:p>
+        </w:tc>
+        <w:tc>
+          <w:tcPr>
+            <w:tcW w:type="dxa" w:w="2100"/>
+            <w:tcBorders>
+              <w:top w:val="single" w:color="E8D8DC" w:sz="1"/>
+              <w:left w:val="single" w:color="E8D8DC" w:sz="1"/>
+              <w:bottom w:val="single" w:color="E8D8DC" w:sz="1"/>
+              <w:right w:val="single" w:color="E8D8DC" w:sz="1"/>
+            </w:tcBorders>
+            <w:tcMar>
+              <w:top w:type="dxa" w:w="60"/>
+              <w:left w:type="dxa" w:w="120"/>
+              <w:bottom w:type="dxa" w:w="60"/>
+              <w:right w:type="dxa" w:w="120"/>
+            </w:tcMar>
+          </w:tcPr>
+          <w:p>
+            <w:r>
+              <w:rPr>
+                <w:rFonts w:ascii="Arial" w:hAnsi="Arial" w:cs="Arial"/>
+                <w:color w:val="3A2830"/>
+                <w:sz w:val="18"/>
+                <w:szCs w:val="18"/>
+              </w:rPr>
+              <w:t xml:space="preserve">Special</w:t>
+            </w:r>
+          </w:p>
+        </w:tc>
+      </w:tr>
+      <w:tr>
+        <w:tc>
+          <w:tcPr>
+            <w:tcW w:type="dxa" w:w="1500"/>
+            <w:tcBorders>
+              <w:top w:val="single" w:color="E8D8DC" w:sz="1"/>
+              <w:left w:val="single" w:color="E8D8DC" w:sz="1"/>
+              <w:bottom w:val="single" w:color="E8D8DC" w:sz="1"/>
+              <w:right w:val="single" w:color="E8D8DC" w:sz="1"/>
+            </w:tcBorders>
+            <w:tcMar>
+              <w:top w:type="dxa" w:w="60"/>
+              <w:left w:type="dxa" w:w="120"/>
+              <w:bottom w:type="dxa" w:w="60"/>
+              <w:right w:type="dxa" w:w="120"/>
+            </w:tcMar>
+          </w:tcPr>
+          <w:p>
+            <w:r>
+              <w:rPr>
+                <w:rFonts w:ascii="Arial" w:hAnsi="Arial" w:cs="Arial"/>
+                <w:color w:val="3A2830"/>
+                <w:sz w:val="18"/>
+                <w:szCs w:val="18"/>
+              </w:rPr>
+              <w:t xml:space="preserve">Security</w:t>
+            </w:r>
+          </w:p>
+        </w:tc>
+        <w:tc>
+          <w:tcPr>
+            <w:tcW w:type="dxa" w:w="5760"/>
+            <w:tcBorders>
+              <w:top w:val="single" w:color="E8D8DC" w:sz="1"/>
+              <w:left w:val="single" w:color="E8D8DC" w:sz="1"/>
+              <w:bottom w:val="single" w:color="E8D8DC" w:sz="1"/>
+              <w:right w:val="single" w:color="E8D8DC" w:sz="1"/>
+            </w:tcBorders>
+            <w:tcMar>
+              <w:top w:type="dxa" w:w="60"/>
+              <w:left w:type="dxa" w:w="120"/>
+              <w:bottom w:type="dxa" w:w="60"/>
+              <w:right w:type="dxa" w:w="120"/>
+            </w:tcMar>
+          </w:tcPr>
+          <w:p>
+            <w:r>
+              <w:rPr>
+                <w:rFonts w:ascii="Arial" w:hAnsi="Arial" w:cs="Arial"/>
+                <w:color w:val="3A2830"/>
+                <w:sz w:val="18"/>
+                <w:szCs w:val="18"/>
+              </w:rPr>
+              <w:t xml:space="preserve">Correct password logs in (200)</w:t>
+            </w:r>
+          </w:p>
+        </w:tc>
+        <w:tc>
+          <w:tcPr>
+            <w:tcW w:type="dxa" w:w="2100"/>
+            <w:tcBorders>
+              <w:top w:val="single" w:color="E8D8DC" w:sz="1"/>
+              <w:left w:val="single" w:color="E8D8DC" w:sz="1"/>
+              <w:bottom w:val="single" w:color="E8D8DC" w:sz="1"/>
+              <w:right w:val="single" w:color="E8D8DC" w:sz="1"/>
+            </w:tcBorders>
+            <w:tcMar>
+              <w:top w:type="dxa" w:w="60"/>
+              <w:left w:type="dxa" w:w="120"/>
+              <w:bottom w:type="dxa" w:w="60"/>
+              <w:right w:type="dxa" w:w="120"/>
+            </w:tcMar>
+          </w:tcPr>
+          <w:p>
+            <w:r>
+              <w:rPr>
+                <w:rFonts w:ascii="Arial" w:hAnsi="Arial" w:cs="Arial"/>
+                <w:color w:val="3A2830"/>
+                <w:sz w:val="18"/>
+                <w:szCs w:val="18"/>
+              </w:rPr>
+              <w:t xml:space="preserve">Normal</w:t>
+            </w:r>
+          </w:p>
+        </w:tc>
+      </w:tr>
+      <w:tr>
+        <w:tc>
+          <w:tcPr>
+            <w:tcW w:type="dxa" w:w="1500"/>
+            <w:tcBorders>
+              <w:top w:val="single" w:color="E8D8DC" w:sz="1"/>
+              <w:left w:val="single" w:color="E8D8DC" w:sz="1"/>
+              <w:bottom w:val="single" w:color="E8D8DC" w:sz="1"/>
+              <w:right w:val="single" w:color="E8D8DC" w:sz="1"/>
+            </w:tcBorders>
+            <w:tcMar>
+              <w:top w:type="dxa" w:w="60"/>
+              <w:left w:type="dxa" w:w="120"/>
+              <w:bottom w:type="dxa" w:w="60"/>
+              <w:right w:type="dxa" w:w="120"/>
+            </w:tcMar>
+          </w:tcPr>
+          <w:p>
+            <w:r>
+              <w:rPr>
+                <w:rFonts w:ascii="Arial" w:hAnsi="Arial" w:cs="Arial"/>
+                <w:color w:val="3A2830"/>
+                <w:sz w:val="18"/>
+                <w:szCs w:val="18"/>
+              </w:rPr>
+              <w:t xml:space="preserve">Security</w:t>
+            </w:r>
+          </w:p>
+        </w:tc>
+        <w:tc>
+          <w:tcPr>
+            <w:tcW w:type="dxa" w:w="5760"/>
+            <w:tcBorders>
+              <w:top w:val="single" w:color="E8D8DC" w:sz="1"/>
+              <w:left w:val="single" w:color="E8D8DC" w:sz="1"/>
+              <w:bottom w:val="single" w:color="E8D8DC" w:sz="1"/>
+              <w:right w:val="single" w:color="E8D8DC" w:sz="1"/>
+            </w:tcBorders>
+            <w:tcMar>
+              <w:top w:type="dxa" w:w="60"/>
+              <w:left w:type="dxa" w:w="120"/>
+              <w:bottom w:type="dxa" w:w="60"/>
+              <w:right w:type="dxa" w:w="120"/>
+            </w:tcMar>
+          </w:tcPr>
+          <w:p>
+            <w:r>
+              <w:rPr>
+                <w:rFonts w:ascii="Arial" w:hAnsi="Arial" w:cs="Arial"/>
+                <w:color w:val="3A2830"/>
+                <w:sz w:val="18"/>
+                <w:szCs w:val="18"/>
+              </w:rPr>
+              <w:t xml:space="preserve">Login locks out after 5 failed attempts (429)</w:t>
+            </w:r>
+          </w:p>
+        </w:tc>
+        <w:tc>
+          <w:tcPr>
+            <w:tcW w:type="dxa" w:w="2100"/>
+            <w:tcBorders>
+              <w:top w:val="single" w:color="E8D8DC" w:sz="1"/>
+              <w:left w:val="single" w:color="E8D8DC" w:sz="1"/>
+              <w:bottom w:val="single" w:color="E8D8DC" w:sz="1"/>
+              <w:right w:val="single" w:color="E8D8DC" w:sz="1"/>
+            </w:tcBorders>
+            <w:tcMar>
+              <w:top w:type="dxa" w:w="60"/>
+              <w:left w:type="dxa" w:w="120"/>
+              <w:bottom w:type="dxa" w:w="60"/>
+              <w:right w:type="dxa" w:w="120"/>
+            </w:tcMar>
+          </w:tcPr>
+          <w:p>
+            <w:r>
+              <w:rPr>
+                <w:rFonts w:ascii="Arial" w:hAnsi="Arial" w:cs="Arial"/>
+                <w:color w:val="3A2830"/>
+                <w:sz w:val="18"/>
+                <w:szCs w:val="18"/>
+              </w:rPr>
+              <w:t xml:space="preserve">Edge / Security</w:t>
+            </w:r>
+          </w:p>
+        </w:tc>
+      </w:tr>
+      <w:tr>
+        <w:tc>
+          <w:tcPr>
+            <w:tcW w:type="dxa" w:w="1500"/>
+            <w:tcBorders>
+              <w:top w:val="single" w:color="E8D8DC" w:sz="1"/>
+              <w:left w:val="single" w:color="E8D8DC" w:sz="1"/>
+              <w:bottom w:val="single" w:color="E8D8DC" w:sz="1"/>
+              <w:right w:val="single" w:color="E8D8DC" w:sz="1"/>
+            </w:tcBorders>
+            <w:tcMar>
+              <w:top w:type="dxa" w:w="60"/>
+              <w:left w:type="dxa" w:w="120"/>
+              <w:bottom w:type="dxa" w:w="60"/>
+              <w:right w:type="dxa" w:w="120"/>
+            </w:tcMar>
+          </w:tcPr>
+          <w:p>
+            <w:r>
+              <w:rPr>
+                <w:rFonts w:ascii="Arial" w:hAnsi="Arial" w:cs="Arial"/>
+                <w:color w:val="3A2830"/>
+                <w:sz w:val="18"/>
+                <w:szCs w:val="18"/>
+              </w:rPr>
+              <w:t xml:space="preserve">Security</w:t>
+            </w:r>
+          </w:p>
+        </w:tc>
+        <w:tc>
+          <w:tcPr>
+            <w:tcW w:type="dxa" w:w="5760"/>
+            <w:tcBorders>
+              <w:top w:val="single" w:color="E8D8DC" w:sz="1"/>
+              <w:left w:val="single" w:color="E8D8DC" w:sz="1"/>
+              <w:bottom w:val="single" w:color="E8D8DC" w:sz="1"/>
+              <w:right w:val="single" w:color="E8D8DC" w:sz="1"/>
+            </w:tcBorders>
+            <w:tcMar>
+              <w:top w:type="dxa" w:w="60"/>
+              <w:left w:type="dxa" w:w="120"/>
+              <w:bottom w:type="dxa" w:w="60"/>
+              <w:right w:type="dxa" w:w="120"/>
+            </w:tcMar>
+          </w:tcPr>
+          <w:p>
+            <w:r>
+              <w:rPr>
+                <w:rFonts w:ascii="Arial" w:hAnsi="Arial" w:cs="Arial"/>
+                <w:color w:val="3A2830"/>
+                <w:sz w:val="18"/>
+                <w:szCs w:val="18"/>
+              </w:rPr>
+              <w:t xml:space="preserve">A valid reset succeeds (200)</w:t>
+            </w:r>
+          </w:p>
+        </w:tc>
+        <w:tc>
+          <w:tcPr>
+            <w:tcW w:type="dxa" w:w="2100"/>
+            <w:tcBorders>
+              <w:top w:val="single" w:color="E8D8DC" w:sz="1"/>
+              <w:left w:val="single" w:color="E8D8DC" w:sz="1"/>
+              <w:bottom w:val="single" w:color="E8D8DC" w:sz="1"/>
+              <w:right w:val="single" w:color="E8D8DC" w:sz="1"/>
+            </w:tcBorders>
+            <w:tcMar>
+              <w:top w:type="dxa" w:w="60"/>
+              <w:left w:type="dxa" w:w="120"/>
+              <w:bottom w:type="dxa" w:w="60"/>
+              <w:right w:type="dxa" w:w="120"/>
+            </w:tcMar>
+          </w:tcPr>
+          <w:p>
+            <w:r>
+              <w:rPr>
+                <w:rFonts w:ascii="Arial" w:hAnsi="Arial" w:cs="Arial"/>
+                <w:color w:val="3A2830"/>
+                <w:sz w:val="18"/>
+                <w:szCs w:val="18"/>
+              </w:rPr>
+              <w:t xml:space="preserve">Normal</w:t>
+            </w:r>
+          </w:p>
+        </w:tc>
+      </w:tr>
+      <w:tr>
+        <w:tc>
+          <w:tcPr>
+            <w:tcW w:type="dxa" w:w="1500"/>
+            <w:tcBorders>
+              <w:top w:val="single" w:color="E8D8DC" w:sz="1"/>
+              <w:left w:val="single" w:color="E8D8DC" w:sz="1"/>
+              <w:bottom w:val="single" w:color="E8D8DC" w:sz="1"/>
+              <w:right w:val="single" w:color="E8D8DC" w:sz="1"/>
+            </w:tcBorders>
+            <w:tcMar>
+              <w:top w:type="dxa" w:w="60"/>
+              <w:left w:type="dxa" w:w="120"/>
+              <w:bottom w:type="dxa" w:w="60"/>
+              <w:right w:type="dxa" w:w="120"/>
+            </w:tcMar>
+          </w:tcPr>
+          <w:p>
+            <w:r>
+              <w:rPr>
+                <w:rFonts w:ascii="Arial" w:hAnsi="Arial" w:cs="Arial"/>
+                <w:color w:val="3A2830"/>
+                <w:sz w:val="18"/>
+                <w:szCs w:val="18"/>
+              </w:rPr>
+              <w:t xml:space="preserve">Security</w:t>
+            </w:r>
+          </w:p>
+        </w:tc>
+        <w:tc>
+          <w:tcPr>
+            <w:tcW w:type="dxa" w:w="5760"/>
+            <w:tcBorders>
+              <w:top w:val="single" w:color="E8D8DC" w:sz="1"/>
+              <w:left w:val="single" w:color="E8D8DC" w:sz="1"/>
+              <w:bottom w:val="single" w:color="E8D8DC" w:sz="1"/>
+              <w:right w:val="single" w:color="E8D8DC" w:sz="1"/>
+            </w:tcBorders>
+            <w:tcMar>
+              <w:top w:type="dxa" w:w="60"/>
+              <w:left w:type="dxa" w:w="120"/>
+              <w:bottom w:type="dxa" w:w="60"/>
+              <w:right w:type="dxa" w:w="120"/>
+            </w:tcMar>
+          </w:tcPr>
+          <w:p>
+            <w:r>
+              <w:rPr>
+                <w:rFonts w:ascii="Arial" w:hAnsi="Arial" w:cs="Arial"/>
+                <w:color w:val="3A2830"/>
+                <w:sz w:val="18"/>
+                <w:szCs w:val="18"/>
+              </w:rPr>
+              <w:t xml:space="preserve">Token cannot be reused after a successful reset</w:t>
+            </w:r>
+          </w:p>
+        </w:tc>
+        <w:tc>
+          <w:tcPr>
+            <w:tcW w:type="dxa" w:w="2100"/>
+            <w:tcBorders>
+              <w:top w:val="single" w:color="E8D8DC" w:sz="1"/>
+              <w:left w:val="single" w:color="E8D8DC" w:sz="1"/>
+              <w:bottom w:val="single" w:color="E8D8DC" w:sz="1"/>
+              <w:right w:val="single" w:color="E8D8DC" w:sz="1"/>
+            </w:tcBorders>
+            <w:tcMar>
+              <w:top w:type="dxa" w:w="60"/>
+              <w:left w:type="dxa" w:w="120"/>
+              <w:bottom w:type="dxa" w:w="60"/>
+              <w:right w:type="dxa" w:w="120"/>
+            </w:tcMar>
+          </w:tcPr>
+          <w:p>
+            <w:r>
+              <w:rPr>
+                <w:rFonts w:ascii="Arial" w:hAnsi="Arial" w:cs="Arial"/>
+                <w:color w:val="3A2830"/>
+                <w:sz w:val="18"/>
+                <w:szCs w:val="18"/>
+              </w:rPr>
+              <w:t xml:space="preserve">Edge</w:t>
+            </w:r>
+          </w:p>
+        </w:tc>
+      </w:tr>
+      <w:tr>
+        <w:tc>
+          <w:tcPr>
+            <w:tcW w:type="dxa" w:w="1500"/>
+            <w:tcBorders>
+              <w:top w:val="single" w:color="E8D8DC" w:sz="1"/>
+              <w:left w:val="single" w:color="E8D8DC" w:sz="1"/>
+              <w:bottom w:val="single" w:color="E8D8DC" w:sz="1"/>
+              <w:right w:val="single" w:color="E8D8DC" w:sz="1"/>
+            </w:tcBorders>
+            <w:tcMar>
+              <w:top w:type="dxa" w:w="60"/>
+              <w:left w:type="dxa" w:w="120"/>
+              <w:bottom w:type="dxa" w:w="60"/>
+              <w:right w:type="dxa" w:w="120"/>
+            </w:tcMar>
+          </w:tcPr>
+          <w:p>
+            <w:r>
+              <w:rPr>
+                <w:rFonts w:ascii="Arial" w:hAnsi="Arial" w:cs="Arial"/>
+                <w:color w:val="3A2830"/>
+                <w:sz w:val="18"/>
+                <w:szCs w:val="18"/>
+              </w:rPr>
+              <w:t xml:space="preserve">Security</w:t>
+            </w:r>
+          </w:p>
+        </w:tc>
+        <w:tc>
+          <w:tcPr>
+            <w:tcW w:type="dxa" w:w="5760"/>
+            <w:tcBorders>
+              <w:top w:val="single" w:color="E8D8DC" w:sz="1"/>
+              <w:left w:val="single" w:color="E8D8DC" w:sz="1"/>
+              <w:bottom w:val="single" w:color="E8D8DC" w:sz="1"/>
+              <w:right w:val="single" w:color="E8D8DC" w:sz="1"/>
+            </w:tcBorders>
+            <w:tcMar>
+              <w:top w:type="dxa" w:w="60"/>
+              <w:left w:type="dxa" w:w="120"/>
+              <w:bottom w:type="dxa" w:w="60"/>
+              <w:right w:type="dxa" w:w="120"/>
+            </w:tcMar>
+          </w:tcPr>
+          <w:p>
+            <w:r>
+              <w:rPr>
+                <w:rFonts w:ascii="Arial" w:hAnsi="Arial" w:cs="Arial"/>
+                <w:color w:val="3A2830"/>
+                <w:sz w:val="18"/>
+                <w:szCs w:val="18"/>
+              </w:rPr>
+              <w:t xml:space="preserve">The new password becomes active</w:t>
+            </w:r>
+          </w:p>
+        </w:tc>
+        <w:tc>
+          <w:tcPr>
+            <w:tcW w:type="dxa" w:w="2100"/>
+            <w:tcBorders>
+              <w:top w:val="single" w:color="E8D8DC" w:sz="1"/>
+              <w:left w:val="single" w:color="E8D8DC" w:sz="1"/>
+              <w:bottom w:val="single" w:color="E8D8DC" w:sz="1"/>
+              <w:right w:val="single" w:color="E8D8DC" w:sz="1"/>
+            </w:tcBorders>
+            <w:tcMar>
+              <w:top w:type="dxa" w:w="60"/>
+              <w:left w:type="dxa" w:w="120"/>
+              <w:bottom w:type="dxa" w:w="60"/>
+              <w:right w:type="dxa" w:w="120"/>
+            </w:tcMar>
+          </w:tcPr>
+          <w:p>
+            <w:r>
+              <w:rPr>
+                <w:rFonts w:ascii="Arial" w:hAnsi="Arial" w:cs="Arial"/>
+                <w:color w:val="3A2830"/>
+                <w:sz w:val="18"/>
+                <w:szCs w:val="18"/>
+              </w:rPr>
+              <w:t xml:space="preserve">Normal</w:t>
+            </w:r>
+          </w:p>
+        </w:tc>
+      </w:tr>
+      <w:tr>
+        <w:tc>
+          <w:tcPr>
+            <w:tcW w:type="dxa" w:w="1500"/>
+            <w:tcBorders>
+              <w:top w:val="single" w:color="E8D8DC" w:sz="1"/>
+              <w:left w:val="single" w:color="E8D8DC" w:sz="1"/>
+              <w:bottom w:val="single" w:color="E8D8DC" w:sz="1"/>
+              <w:right w:val="single" w:color="E8D8DC" w:sz="1"/>
+            </w:tcBorders>
+            <w:tcMar>
+              <w:top w:type="dxa" w:w="60"/>
+              <w:left w:type="dxa" w:w="120"/>
+              <w:bottom w:type="dxa" w:w="60"/>
+              <w:right w:type="dxa" w:w="120"/>
+            </w:tcMar>
+          </w:tcPr>
+          <w:p>
+            <w:r>
+              <w:rPr>
+                <w:rFonts w:ascii="Arial" w:hAnsi="Arial" w:cs="Arial"/>
+                <w:color w:val="3A2830"/>
+                <w:sz w:val="18"/>
+                <w:szCs w:val="18"/>
+              </w:rPr>
+              <w:t xml:space="preserve">Audit log</w:t>
+            </w:r>
+          </w:p>
+        </w:tc>
+        <w:tc>
+          <w:tcPr>
+            <w:tcW w:type="dxa" w:w="5760"/>
+            <w:tcBorders>
+              <w:top w:val="single" w:color="E8D8DC" w:sz="1"/>
+              <w:left w:val="single" w:color="E8D8DC" w:sz="1"/>
+              <w:bottom w:val="single" w:color="E8D8DC" w:sz="1"/>
+              <w:right w:val="single" w:color="E8D8DC" w:sz="1"/>
+            </w:tcBorders>
+            <w:tcMar>
+              <w:top w:type="dxa" w:w="60"/>
+              <w:left w:type="dxa" w:w="120"/>
+              <w:bottom w:type="dxa" w:w="60"/>
+              <w:right w:type="dxa" w:w="120"/>
+            </w:tcMar>
+          </w:tcPr>
+          <w:p>
+            <w:r>
+              <w:rPr>
+                <w:rFonts w:ascii="Arial" w:hAnsi="Arial" w:cs="Arial"/>
+                <w:color w:val="3A2830"/>
+                <w:sz w:val="18"/>
+                <w:szCs w:val="18"/>
+              </w:rPr>
+              <w:t xml:space="preserve">A reset request is logged</w:t>
+            </w:r>
+          </w:p>
+        </w:tc>
+        <w:tc>
+          <w:tcPr>
+            <w:tcW w:type="dxa" w:w="2100"/>
+            <w:tcBorders>
+              <w:top w:val="single" w:color="E8D8DC" w:sz="1"/>
+              <w:left w:val="single" w:color="E8D8DC" w:sz="1"/>
+              <w:bottom w:val="single" w:color="E8D8DC" w:sz="1"/>
+              <w:right w:val="single" w:color="E8D8DC" w:sz="1"/>
+            </w:tcBorders>
+            <w:tcMar>
+              <w:top w:type="dxa" w:w="60"/>
+              <w:left w:type="dxa" w:w="120"/>
+              <w:bottom w:type="dxa" w:w="60"/>
+              <w:right w:type="dxa" w:w="120"/>
+            </w:tcMar>
+          </w:tcPr>
+          <w:p>
+            <w:r>
+              <w:rPr>
+                <w:rFonts w:ascii="Arial" w:hAnsi="Arial" w:cs="Arial"/>
+                <w:color w:val="3A2830"/>
+                <w:sz w:val="18"/>
+                <w:szCs w:val="18"/>
+              </w:rPr>
+              <w:t xml:space="preserve">Normal</w:t>
+            </w:r>
+          </w:p>
+        </w:tc>
+      </w:tr>
+      <w:tr>
+        <w:tc>
+          <w:tcPr>
+            <w:tcW w:type="dxa" w:w="1500"/>
+            <w:tcBorders>
+              <w:top w:val="single" w:color="E8D8DC" w:sz="1"/>
+              <w:left w:val="single" w:color="E8D8DC" w:sz="1"/>
+              <w:bottom w:val="single" w:color="E8D8DC" w:sz="1"/>
+              <w:right w:val="single" w:color="E8D8DC" w:sz="1"/>
+            </w:tcBorders>
+            <w:tcMar>
+              <w:top w:type="dxa" w:w="60"/>
+              <w:left w:type="dxa" w:w="120"/>
+              <w:bottom w:type="dxa" w:w="60"/>
+              <w:right w:type="dxa" w:w="120"/>
+            </w:tcMar>
+          </w:tcPr>
+          <w:p>
+            <w:r>
+              <w:rPr>
+                <w:rFonts w:ascii="Arial" w:hAnsi="Arial" w:cs="Arial"/>
+                <w:color w:val="3A2830"/>
+                <w:sz w:val="18"/>
+                <w:szCs w:val="18"/>
+              </w:rPr>
+              <w:t xml:space="preserve">Audit log</w:t>
+            </w:r>
+          </w:p>
+        </w:tc>
+        <w:tc>
+          <w:tcPr>
+            <w:tcW w:type="dxa" w:w="5760"/>
+            <w:tcBorders>
+              <w:top w:val="single" w:color="E8D8DC" w:sz="1"/>
+              <w:left w:val="single" w:color="E8D8DC" w:sz="1"/>
+              <w:bottom w:val="single" w:color="E8D8DC" w:sz="1"/>
+              <w:right w:val="single" w:color="E8D8DC" w:sz="1"/>
+            </w:tcBorders>
+            <w:tcMar>
+              <w:top w:type="dxa" w:w="60"/>
+              <w:left w:type="dxa" w:w="120"/>
+              <w:bottom w:type="dxa" w:w="60"/>
+              <w:right w:type="dxa" w:w="120"/>
+            </w:tcMar>
+          </w:tcPr>
+          <w:p>
+            <w:r>
+              <w:rPr>
+                <w:rFonts w:ascii="Arial" w:hAnsi="Arial" w:cs="Arial"/>
+                <w:color w:val="3A2830"/>
+                <w:sz w:val="18"/>
+                <w:szCs w:val="18"/>
+              </w:rPr>
+              <w:t xml:space="preserve">An invalid-token reset attempt is logged</w:t>
+            </w:r>
+          </w:p>
+        </w:tc>
+        <w:tc>
+          <w:tcPr>
+            <w:tcW w:type="dxa" w:w="2100"/>
+            <w:tcBorders>
+              <w:top w:val="single" w:color="E8D8DC" w:sz="1"/>
+              <w:left w:val="single" w:color="E8D8DC" w:sz="1"/>
+              <w:bottom w:val="single" w:color="E8D8DC" w:sz="1"/>
+              <w:right w:val="single" w:color="E8D8DC" w:sz="1"/>
+            </w:tcBorders>
+            <w:tcMar>
+              <w:top w:type="dxa" w:w="60"/>
+              <w:left w:type="dxa" w:w="120"/>
+              <w:bottom w:type="dxa" w:w="60"/>
+              <w:right w:type="dxa" w:w="120"/>
+            </w:tcMar>
+          </w:tcPr>
+          <w:p>
+            <w:r>
+              <w:rPr>
+                <w:rFonts w:ascii="Arial" w:hAnsi="Arial" w:cs="Arial"/>
+                <w:color w:val="3A2830"/>
+                <w:sz w:val="18"/>
+                <w:szCs w:val="18"/>
+              </w:rPr>
+              <w:t xml:space="preserve">Special</w:t>
+            </w:r>
+          </w:p>
+        </w:tc>
+      </w:tr>
+      <w:tr>
+        <w:tc>
+          <w:tcPr>
+            <w:tcW w:type="dxa" w:w="1500"/>
+            <w:tcBorders>
+              <w:top w:val="single" w:color="E8D8DC" w:sz="1"/>
+              <w:left w:val="single" w:color="E8D8DC" w:sz="1"/>
+              <w:bottom w:val="single" w:color="E8D8DC" w:sz="1"/>
+              <w:right w:val="single" w:color="E8D8DC" w:sz="1"/>
+            </w:tcBorders>
+            <w:tcMar>
+              <w:top w:type="dxa" w:w="60"/>
+              <w:left w:type="dxa" w:w="120"/>
+              <w:bottom w:type="dxa" w:w="60"/>
+              <w:right w:type="dxa" w:w="120"/>
+            </w:tcMar>
+          </w:tcPr>
+          <w:p>
+            <w:r>
+              <w:rPr>
+                <w:rFonts w:ascii="Arial" w:hAnsi="Arial" w:cs="Arial"/>
+                <w:color w:val="3A2830"/>
+                <w:sz w:val="18"/>
+                <w:szCs w:val="18"/>
+              </w:rPr>
+              <w:t xml:space="preserve">Audit log</w:t>
+            </w:r>
+          </w:p>
+        </w:tc>
+        <w:tc>
+          <w:tcPr>
+            <w:tcW w:type="dxa" w:w="5760"/>
+            <w:tcBorders>
+              <w:top w:val="single" w:color="E8D8DC" w:sz="1"/>
+              <w:left w:val="single" w:color="E8D8DC" w:sz="1"/>
+              <w:bottom w:val="single" w:color="E8D8DC" w:sz="1"/>
+              <w:right w:val="single" w:color="E8D8DC" w:sz="1"/>
+            </w:tcBorders>
+            <w:tcMar>
+              <w:top w:type="dxa" w:w="60"/>
+              <w:left w:type="dxa" w:w="120"/>
+              <w:bottom w:type="dxa" w:w="60"/>
+              <w:right w:type="dxa" w:w="120"/>
+            </w:tcMar>
+          </w:tcPr>
+          <w:p>
+            <w:r>
+              <w:rPr>
+                <w:rFonts w:ascii="Arial" w:hAnsi="Arial" w:cs="Arial"/>
+                <w:color w:val="3A2830"/>
+                <w:sz w:val="18"/>
+                <w:szCs w:val="18"/>
+              </w:rPr>
+              <w:t xml:space="preserve">A too-short-password reset attempt is logged</w:t>
+            </w:r>
+          </w:p>
+        </w:tc>
+        <w:tc>
+          <w:tcPr>
+            <w:tcW w:type="dxa" w:w="2100"/>
+            <w:tcBorders>
+              <w:top w:val="single" w:color="E8D8DC" w:sz="1"/>
+              <w:left w:val="single" w:color="E8D8DC" w:sz="1"/>
+              <w:bottom w:val="single" w:color="E8D8DC" w:sz="1"/>
+              <w:right w:val="single" w:color="E8D8DC" w:sz="1"/>
+            </w:tcBorders>
+            <w:tcMar>
+              <w:top w:type="dxa" w:w="60"/>
+              <w:left w:type="dxa" w:w="120"/>
+              <w:bottom w:type="dxa" w:w="60"/>
+              <w:right w:type="dxa" w:w="120"/>
+            </w:tcMar>
+          </w:tcPr>
+          <w:p>
+            <w:r>
+              <w:rPr>
+                <w:rFonts w:ascii="Arial" w:hAnsi="Arial" w:cs="Arial"/>
+                <w:color w:val="3A2830"/>
+                <w:sz w:val="18"/>
+                <w:szCs w:val="18"/>
+              </w:rPr>
+              <w:t xml:space="preserve">Edge</w:t>
+            </w:r>
+          </w:p>
+        </w:tc>
+      </w:tr>
+      <w:tr>
+        <w:tc>
+          <w:tcPr>
+            <w:tcW w:type="dxa" w:w="1500"/>
+            <w:tcBorders>
+              <w:top w:val="single" w:color="E8D8DC" w:sz="1"/>
+              <w:left w:val="single" w:color="E8D8DC" w:sz="1"/>
+              <w:bottom w:val="single" w:color="E8D8DC" w:sz="1"/>
+              <w:right w:val="single" w:color="E8D8DC" w:sz="1"/>
+            </w:tcBorders>
+            <w:tcMar>
+              <w:top w:type="dxa" w:w="60"/>
+              <w:left w:type="dxa" w:w="120"/>
+              <w:bottom w:type="dxa" w:w="60"/>
+              <w:right w:type="dxa" w:w="120"/>
+            </w:tcMar>
+          </w:tcPr>
+          <w:p>
+            <w:r>
+              <w:rPr>
+                <w:rFonts w:ascii="Arial" w:hAnsi="Arial" w:cs="Arial"/>
+                <w:color w:val="3A2830"/>
+                <w:sz w:val="18"/>
+                <w:szCs w:val="18"/>
+              </w:rPr>
+              <w:t xml:space="preserve">Audit log</w:t>
+            </w:r>
+          </w:p>
+        </w:tc>
+        <w:tc>
+          <w:tcPr>
+            <w:tcW w:type="dxa" w:w="5760"/>
+            <w:tcBorders>
+              <w:top w:val="single" w:color="E8D8DC" w:sz="1"/>
+              <w:left w:val="single" w:color="E8D8DC" w:sz="1"/>
+              <w:bottom w:val="single" w:color="E8D8DC" w:sz="1"/>
+              <w:right w:val="single" w:color="E8D8DC" w:sz="1"/>
+            </w:tcBorders>
+            <w:tcMar>
+              <w:top w:type="dxa" w:w="60"/>
+              <w:left w:type="dxa" w:w="120"/>
+              <w:bottom w:type="dxa" w:w="60"/>
+              <w:right w:type="dxa" w:w="120"/>
+            </w:tcMar>
+          </w:tcPr>
+          <w:p>
+            <w:r>
+              <w:rPr>
+                <w:rFonts w:ascii="Arial" w:hAnsi="Arial" w:cs="Arial"/>
+                <w:color w:val="3A2830"/>
+                <w:sz w:val="18"/>
+                <w:szCs w:val="18"/>
+              </w:rPr>
+              <w:t xml:space="preserve">A reuse-of-password reset attempt is logged</w:t>
+            </w:r>
+          </w:p>
+        </w:tc>
+        <w:tc>
+          <w:tcPr>
+            <w:tcW w:type="dxa" w:w="2100"/>
+            <w:tcBorders>
+              <w:top w:val="single" w:color="E8D8DC" w:sz="1"/>
+              <w:left w:val="single" w:color="E8D8DC" w:sz="1"/>
+              <w:bottom w:val="single" w:color="E8D8DC" w:sz="1"/>
+              <w:right w:val="single" w:color="E8D8DC" w:sz="1"/>
+            </w:tcBorders>
+            <w:tcMar>
+              <w:top w:type="dxa" w:w="60"/>
+              <w:left w:type="dxa" w:w="120"/>
+              <w:bottom w:type="dxa" w:w="60"/>
+              <w:right w:type="dxa" w:w="120"/>
+            </w:tcMar>
+          </w:tcPr>
+          <w:p>
+            <w:r>
+              <w:rPr>
+                <w:rFonts w:ascii="Arial" w:hAnsi="Arial" w:cs="Arial"/>
+                <w:color w:val="3A2830"/>
+                <w:sz w:val="18"/>
+                <w:szCs w:val="18"/>
+              </w:rPr>
+              <w:t xml:space="preserve">Special</w:t>
+            </w:r>
+          </w:p>
+        </w:tc>
+      </w:tr>
+      <w:tr>
+        <w:tc>
+          <w:tcPr>
+            <w:tcW w:type="dxa" w:w="1500"/>
+            <w:tcBorders>
+              <w:top w:val="single" w:color="E8D8DC" w:sz="1"/>
+              <w:left w:val="single" w:color="E8D8DC" w:sz="1"/>
+              <w:bottom w:val="single" w:color="E8D8DC" w:sz="1"/>
+              <w:right w:val="single" w:color="E8D8DC" w:sz="1"/>
+            </w:tcBorders>
+            <w:tcMar>
+              <w:top w:type="dxa" w:w="60"/>
+              <w:left w:type="dxa" w:w="120"/>
+              <w:bottom w:type="dxa" w:w="60"/>
+              <w:right w:type="dxa" w:w="120"/>
+            </w:tcMar>
+          </w:tcPr>
+          <w:p>
+            <w:r>
+              <w:rPr>
+                <w:rFonts w:ascii="Arial" w:hAnsi="Arial" w:cs="Arial"/>
+                <w:color w:val="3A2830"/>
+                <w:sz w:val="18"/>
+                <w:szCs w:val="18"/>
+              </w:rPr>
+              <w:t xml:space="preserve">Audit log</w:t>
+            </w:r>
+          </w:p>
+        </w:tc>
+        <w:tc>
+          <w:tcPr>
+            <w:tcW w:type="dxa" w:w="5760"/>
+            <w:tcBorders>
+              <w:top w:val="single" w:color="E8D8DC" w:sz="1"/>
+              <w:left w:val="single" w:color="E8D8DC" w:sz="1"/>
+              <w:bottom w:val="single" w:color="E8D8DC" w:sz="1"/>
+              <w:right w:val="single" w:color="E8D8DC" w:sz="1"/>
+            </w:tcBorders>
+            <w:tcMar>
+              <w:top w:type="dxa" w:w="60"/>
+              <w:left w:type="dxa" w:w="120"/>
+              <w:bottom w:type="dxa" w:w="60"/>
+              <w:right w:type="dxa" w:w="120"/>
+            </w:tcMar>
+          </w:tcPr>
+          <w:p>
+            <w:r>
+              <w:rPr>
+                <w:rFonts w:ascii="Arial" w:hAnsi="Arial" w:cs="Arial"/>
+                <w:color w:val="3A2830"/>
+                <w:sz w:val="18"/>
+                <w:szCs w:val="18"/>
+              </w:rPr>
+              <w:t xml:space="preserve">A successful password change is logged</w:t>
+            </w:r>
+          </w:p>
+        </w:tc>
+        <w:tc>
+          <w:tcPr>
+            <w:tcW w:type="dxa" w:w="2100"/>
+            <w:tcBorders>
+              <w:top w:val="single" w:color="E8D8DC" w:sz="1"/>
+              <w:left w:val="single" w:color="E8D8DC" w:sz="1"/>
+              <w:bottom w:val="single" w:color="E8D8DC" w:sz="1"/>
+              <w:right w:val="single" w:color="E8D8DC" w:sz="1"/>
+            </w:tcBorders>
+            <w:tcMar>
+              <w:top w:type="dxa" w:w="60"/>
+              <w:left w:type="dxa" w:w="120"/>
+              <w:bottom w:type="dxa" w:w="60"/>
+              <w:right w:type="dxa" w:w="120"/>
+            </w:tcMar>
+          </w:tcPr>
+          <w:p>
+            <w:r>
+              <w:rPr>
+                <w:rFonts w:ascii="Arial" w:hAnsi="Arial" w:cs="Arial"/>
+                <w:color w:val="3A2830"/>
+                <w:sz w:val="18"/>
+                <w:szCs w:val="18"/>
+              </w:rPr>
+              <w:t xml:space="preserve">Normal</w:t>
+            </w:r>
+          </w:p>
+        </w:tc>
+      </w:tr>
+      <w:tr>
+        <w:tc>
+          <w:tcPr>
+            <w:tcW w:type="dxa" w:w="1500"/>
+            <w:tcBorders>
+              <w:top w:val="single" w:color="E8D8DC" w:sz="1"/>
+              <w:left w:val="single" w:color="E8D8DC" w:sz="1"/>
+              <w:bottom w:val="single" w:color="E8D8DC" w:sz="1"/>
+              <w:right w:val="single" w:color="E8D8DC" w:sz="1"/>
+            </w:tcBorders>
+            <w:tcMar>
+              <w:top w:type="dxa" w:w="60"/>
+              <w:left w:type="dxa" w:w="120"/>
+              <w:bottom w:type="dxa" w:w="60"/>
+              <w:right w:type="dxa" w:w="120"/>
+            </w:tcMar>
+          </w:tcPr>
+          <w:p>
+            <w:r>
+              <w:rPr>
+                <w:rFonts w:ascii="Arial" w:hAnsi="Arial" w:cs="Arial"/>
+                <w:color w:val="3A2830"/>
+                <w:sz w:val="18"/>
+                <w:szCs w:val="18"/>
+              </w:rPr>
+              <w:t xml:space="preserve">Audit log</w:t>
+            </w:r>
+          </w:p>
+        </w:tc>
+        <w:tc>
+          <w:tcPr>
+            <w:tcW w:type="dxa" w:w="5760"/>
+            <w:tcBorders>
+              <w:top w:val="single" w:color="E8D8DC" w:sz="1"/>
+              <w:left w:val="single" w:color="E8D8DC" w:sz="1"/>
+              <w:bottom w:val="single" w:color="E8D8DC" w:sz="1"/>
+              <w:right w:val="single" w:color="E8D8DC" w:sz="1"/>
+            </w:tcBorders>
+            <w:tcMar>
+              <w:top w:type="dxa" w:w="60"/>
+              <w:left w:type="dxa" w:w="120"/>
+              <w:bottom w:type="dxa" w:w="60"/>
+              <w:right w:type="dxa" w:w="120"/>
+            </w:tcMar>
+          </w:tcPr>
+          <w:p>
+            <w:r>
+              <w:rPr>
+                <w:rFonts w:ascii="Arial" w:hAnsi="Arial" w:cs="Arial"/>
+                <w:color w:val="3A2830"/>
+                <w:sz w:val="18"/>
+                <w:szCs w:val="18"/>
+              </w:rPr>
+              <w:t xml:space="preserve">A failed login is logged</w:t>
+            </w:r>
+          </w:p>
+        </w:tc>
+        <w:tc>
+          <w:tcPr>
+            <w:tcW w:type="dxa" w:w="2100"/>
+            <w:tcBorders>
+              <w:top w:val="single" w:color="E8D8DC" w:sz="1"/>
+              <w:left w:val="single" w:color="E8D8DC" w:sz="1"/>
+              <w:bottom w:val="single" w:color="E8D8DC" w:sz="1"/>
+              <w:right w:val="single" w:color="E8D8DC" w:sz="1"/>
+            </w:tcBorders>
+            <w:tcMar>
+              <w:top w:type="dxa" w:w="60"/>
+              <w:left w:type="dxa" w:w="120"/>
+              <w:bottom w:type="dxa" w:w="60"/>
+              <w:right w:type="dxa" w:w="120"/>
+            </w:tcMar>
+          </w:tcPr>
+          <w:p>
+            <w:r>
+              <w:rPr>
+                <w:rFonts w:ascii="Arial" w:hAnsi="Arial" w:cs="Arial"/>
+                <w:color w:val="3A2830"/>
+                <w:sz w:val="18"/>
+                <w:szCs w:val="18"/>
+              </w:rPr>
+              <w:t xml:space="preserve">Security</w:t>
+            </w:r>
+          </w:p>
+        </w:tc>
+      </w:tr>
+      <w:tr>
+        <w:tc>
+          <w:tcPr>
+            <w:tcW w:type="dxa" w:w="1500"/>
+            <w:tcBorders>
+              <w:top w:val="single" w:color="E8D8DC" w:sz="1"/>
+              <w:left w:val="single" w:color="E8D8DC" w:sz="1"/>
+              <w:bottom w:val="single" w:color="E8D8DC" w:sz="1"/>
+              <w:right w:val="single" w:color="E8D8DC" w:sz="1"/>
+            </w:tcBorders>
+            <w:tcMar>
+              <w:top w:type="dxa" w:w="60"/>
+              <w:left w:type="dxa" w:w="120"/>
+              <w:bottom w:type="dxa" w:w="60"/>
+              <w:right w:type="dxa" w:w="120"/>
+            </w:tcMar>
+          </w:tcPr>
+          <w:p>
+            <w:r>
+              <w:rPr>
+                <w:rFonts w:ascii="Arial" w:hAnsi="Arial" w:cs="Arial"/>
+                <w:color w:val="3A2830"/>
+                <w:sz w:val="18"/>
+                <w:szCs w:val="18"/>
+              </w:rPr>
+              <w:t xml:space="preserve">Audit log</w:t>
+            </w:r>
+          </w:p>
+        </w:tc>
+        <w:tc>
+          <w:tcPr>
+            <w:tcW w:type="dxa" w:w="5760"/>
+            <w:tcBorders>
+              <w:top w:val="single" w:color="E8D8DC" w:sz="1"/>
+              <w:left w:val="single" w:color="E8D8DC" w:sz="1"/>
+              <w:bottom w:val="single" w:color="E8D8DC" w:sz="1"/>
+              <w:right w:val="single" w:color="E8D8DC" w:sz="1"/>
+            </w:tcBorders>
+            <w:tcMar>
+              <w:top w:type="dxa" w:w="60"/>
+              <w:left w:type="dxa" w:w="120"/>
+              <w:bottom w:type="dxa" w:w="60"/>
+              <w:right w:type="dxa" w:w="120"/>
+            </w:tcMar>
+          </w:tcPr>
+          <w:p>
+            <w:r>
+              <w:rPr>
+                <w:rFonts w:ascii="Arial" w:hAnsi="Arial" w:cs="Arial"/>
+                <w:color w:val="3A2830"/>
+                <w:sz w:val="18"/>
+                <w:szCs w:val="18"/>
+              </w:rPr>
+              <w:t xml:space="preserve">A rate-limit lockout is logged</w:t>
+            </w:r>
+          </w:p>
+        </w:tc>
+        <w:tc>
+          <w:tcPr>
+            <w:tcW w:type="dxa" w:w="2100"/>
+            <w:tcBorders>
+              <w:top w:val="single" w:color="E8D8DC" w:sz="1"/>
+              <w:left w:val="single" w:color="E8D8DC" w:sz="1"/>
+              <w:bottom w:val="single" w:color="E8D8DC" w:sz="1"/>
+              <w:right w:val="single" w:color="E8D8DC" w:sz="1"/>
+            </w:tcBorders>
+            <w:tcMar>
+              <w:top w:type="dxa" w:w="60"/>
+              <w:left w:type="dxa" w:w="120"/>
+              <w:bottom w:type="dxa" w:w="60"/>
+              <w:right w:type="dxa" w:w="120"/>
+            </w:tcMar>
+          </w:tcPr>
+          <w:p>
+            <w:r>
+              <w:rPr>
+                <w:rFonts w:ascii="Arial" w:hAnsi="Arial" w:cs="Arial"/>
+                <w:color w:val="3A2830"/>
+                <w:sz w:val="18"/>
+                <w:szCs w:val="18"/>
+              </w:rPr>
+              <w:t xml:space="preserve">Security</w:t>
+            </w:r>
+          </w:p>
+        </w:tc>
+      </w:tr>
+      <w:tr>
+        <w:tc>
+          <w:tcPr>
+            <w:tcW w:type="dxa" w:w="1500"/>
+            <w:tcBorders>
+              <w:top w:val="single" w:color="E8D8DC" w:sz="1"/>
+              <w:left w:val="single" w:color="E8D8DC" w:sz="1"/>
+              <w:bottom w:val="single" w:color="E8D8DC" w:sz="1"/>
+              <w:right w:val="single" w:color="E8D8DC" w:sz="1"/>
+            </w:tcBorders>
+            <w:tcMar>
+              <w:top w:type="dxa" w:w="60"/>
+              <w:left w:type="dxa" w:w="120"/>
+              <w:bottom w:type="dxa" w:w="60"/>
+              <w:right w:type="dxa" w:w="120"/>
+            </w:tcMar>
+          </w:tcPr>
+          <w:p>
+            <w:r>
+              <w:rPr>
+                <w:rFonts w:ascii="Arial" w:hAnsi="Arial" w:cs="Arial"/>
+                <w:color w:val="3A2830"/>
+                <w:sz w:val="18"/>
+                <w:szCs w:val="18"/>
+              </w:rPr>
+              <w:t xml:space="preserve">Audit log</w:t>
+            </w:r>
+          </w:p>
+        </w:tc>
+        <w:tc>
+          <w:tcPr>
+            <w:tcW w:type="dxa" w:w="5760"/>
+            <w:tcBorders>
+              <w:top w:val="single" w:color="E8D8DC" w:sz="1"/>
+              <w:left w:val="single" w:color="E8D8DC" w:sz="1"/>
+              <w:bottom w:val="single" w:color="E8D8DC" w:sz="1"/>
+              <w:right w:val="single" w:color="E8D8DC" w:sz="1"/>
+            </w:tcBorders>
+            <w:tcMar>
+              <w:top w:type="dxa" w:w="60"/>
+              <w:left w:type="dxa" w:w="120"/>
+              <w:bottom w:type="dxa" w:w="60"/>
+              <w:right w:type="dxa" w:w="120"/>
+            </w:tcMar>
+          </w:tcPr>
+          <w:p>
+            <w:r>
+              <w:rPr>
+                <w:rFonts w:ascii="Arial" w:hAnsi="Arial" w:cs="Arial"/>
+                <w:color w:val="3A2830"/>
+                <w:sz w:val="18"/>
+                <w:szCs w:val="18"/>
+              </w:rPr>
+              <w:t xml:space="preserve">Every auth/reset log entry carries an IP</w:t>
+            </w:r>
+          </w:p>
+        </w:tc>
+        <w:tc>
+          <w:tcPr>
+            <w:tcW w:type="dxa" w:w="2100"/>
+            <w:tcBorders>
+              <w:top w:val="single" w:color="E8D8DC" w:sz="1"/>
+              <w:left w:val="single" w:color="E8D8DC" w:sz="1"/>
+              <w:bottom w:val="single" w:color="E8D8DC" w:sz="1"/>
+              <w:right w:val="single" w:color="E8D8DC" w:sz="1"/>
+            </w:tcBorders>
+            <w:tcMar>
+              <w:top w:type="dxa" w:w="60"/>
+              <w:left w:type="dxa" w:w="120"/>
+              <w:bottom w:type="dxa" w:w="60"/>
+              <w:right w:type="dxa" w:w="120"/>
+            </w:tcMar>
+          </w:tcPr>
+          <w:p>
+            <w:r>
+              <w:rPr>
+                <w:rFonts w:ascii="Arial" w:hAnsi="Arial" w:cs="Arial"/>
+                <w:color w:val="3A2830"/>
+                <w:sz w:val="18"/>
+                <w:szCs w:val="18"/>
+              </w:rPr>
+              <w:t xml:space="preserve">Special (completeness)</w:t>
+            </w:r>
+          </w:p>
+        </w:tc>
+      </w:tr>
+      <w:tr>
+        <w:tc>
+          <w:tcPr>
+            <w:tcW w:type="dxa" w:w="1500"/>
+            <w:tcBorders>
+              <w:top w:val="single" w:color="E8D8DC" w:sz="1"/>
+              <w:left w:val="single" w:color="E8D8DC" w:sz="1"/>
+              <w:bottom w:val="single" w:color="E8D8DC" w:sz="1"/>
+              <w:right w:val="single" w:color="E8D8DC" w:sz="1"/>
+            </w:tcBorders>
+            <w:tcMar>
+              <w:top w:type="dxa" w:w="60"/>
+              <w:left w:type="dxa" w:w="120"/>
+              <w:bottom w:type="dxa" w:w="60"/>
+              <w:right w:type="dxa" w:w="120"/>
+            </w:tcMar>
+          </w:tcPr>
+          <w:p>
+            <w:r>
+              <w:rPr>
+                <w:rFonts w:ascii="Arial" w:hAnsi="Arial" w:cs="Arial"/>
+                <w:color w:val="3A2830"/>
+                <w:sz w:val="18"/>
+                <w:szCs w:val="18"/>
+              </w:rPr>
+              <w:t xml:space="preserve">Request log</w:t>
+            </w:r>
+          </w:p>
+        </w:tc>
+        <w:tc>
+          <w:tcPr>
+            <w:tcW w:type="dxa" w:w="5760"/>
+            <w:tcBorders>
+              <w:top w:val="single" w:color="E8D8DC" w:sz="1"/>
+              <w:left w:val="single" w:color="E8D8DC" w:sz="1"/>
+              <w:bottom w:val="single" w:color="E8D8DC" w:sz="1"/>
+              <w:right w:val="single" w:color="E8D8DC" w:sz="1"/>
+            </w:tcBorders>
+            <w:tcMar>
+              <w:top w:type="dxa" w:w="60"/>
+              <w:left w:type="dxa" w:w="120"/>
+              <w:bottom w:type="dxa" w:w="60"/>
+              <w:right w:type="dxa" w:w="120"/>
+            </w:tcMar>
+          </w:tcPr>
+          <w:p>
+            <w:r>
+              <w:rPr>
+                <w:rFonts w:ascii="Arial" w:hAnsi="Arial" w:cs="Arial"/>
+                <w:color w:val="3A2830"/>
+                <w:sz w:val="18"/>
+                <w:szCs w:val="18"/>
+              </w:rPr>
+              <w:t xml:space="preserve">Every HTTP request is logged</w:t>
+            </w:r>
+          </w:p>
+        </w:tc>
+        <w:tc>
+          <w:tcPr>
+            <w:tcW w:type="dxa" w:w="2100"/>
+            <w:tcBorders>
+              <w:top w:val="single" w:color="E8D8DC" w:sz="1"/>
+              <w:left w:val="single" w:color="E8D8DC" w:sz="1"/>
+              <w:bottom w:val="single" w:color="E8D8DC" w:sz="1"/>
+              <w:right w:val="single" w:color="E8D8DC" w:sz="1"/>
+            </w:tcBorders>
+            <w:tcMar>
+              <w:top w:type="dxa" w:w="60"/>
+              <w:left w:type="dxa" w:w="120"/>
+              <w:bottom w:type="dxa" w:w="60"/>
+              <w:right w:type="dxa" w:w="120"/>
+            </w:tcMar>
+          </w:tcPr>
+          <w:p>
+            <w:r>
+              <w:rPr>
+                <w:rFonts w:ascii="Arial" w:hAnsi="Arial" w:cs="Arial"/>
+                <w:color w:val="3A2830"/>
+                <w:sz w:val="18"/>
+                <w:szCs w:val="18"/>
+              </w:rPr>
+              <w:t xml:space="preserve">Normal</w:t>
+            </w:r>
+          </w:p>
+        </w:tc>
+      </w:tr>
+      <w:tr>
+        <w:tc>
+          <w:tcPr>
+            <w:tcW w:type="dxa" w:w="1500"/>
+            <w:tcBorders>
+              <w:top w:val="single" w:color="E8D8DC" w:sz="1"/>
+              <w:left w:val="single" w:color="E8D8DC" w:sz="1"/>
+              <w:bottom w:val="single" w:color="E8D8DC" w:sz="1"/>
+              <w:right w:val="single" w:color="E8D8DC" w:sz="1"/>
+            </w:tcBorders>
+            <w:tcMar>
+              <w:top w:type="dxa" w:w="60"/>
+              <w:left w:type="dxa" w:w="120"/>
+              <w:bottom w:type="dxa" w:w="60"/>
+              <w:right w:type="dxa" w:w="120"/>
+            </w:tcMar>
+          </w:tcPr>
+          <w:p>
+            <w:r>
+              <w:rPr>
+                <w:rFonts w:ascii="Arial" w:hAnsi="Arial" w:cs="Arial"/>
+                <w:color w:val="3A2830"/>
+                <w:sz w:val="18"/>
+                <w:szCs w:val="18"/>
+              </w:rPr>
+              <w:t xml:space="preserve">Request log</w:t>
+            </w:r>
+          </w:p>
+        </w:tc>
+        <w:tc>
+          <w:tcPr>
+            <w:tcW w:type="dxa" w:w="5760"/>
+            <w:tcBorders>
+              <w:top w:val="single" w:color="E8D8DC" w:sz="1"/>
+              <w:left w:val="single" w:color="E8D8DC" w:sz="1"/>
+              <w:bottom w:val="single" w:color="E8D8DC" w:sz="1"/>
+              <w:right w:val="single" w:color="E8D8DC" w:sz="1"/>
+            </w:tcBorders>
+            <w:tcMar>
+              <w:top w:type="dxa" w:w="60"/>
+              <w:left w:type="dxa" w:w="120"/>
+              <w:bottom w:type="dxa" w:w="60"/>
+              <w:right w:type="dxa" w:w="120"/>
+            </w:tcMar>
+          </w:tcPr>
+          <w:p>
+            <w:r>
+              <w:rPr>
+                <w:rFonts w:ascii="Arial" w:hAnsi="Arial" w:cs="Arial"/>
+                <w:color w:val="3A2830"/>
+                <w:sz w:val="18"/>
+                <w:szCs w:val="18"/>
+              </w:rPr>
+              <w:t xml:space="preserve">A 404 request is logged</w:t>
+            </w:r>
+          </w:p>
+        </w:tc>
+        <w:tc>
+          <w:tcPr>
+            <w:tcW w:type="dxa" w:w="2100"/>
+            <w:tcBorders>
+              <w:top w:val="single" w:color="E8D8DC" w:sz="1"/>
+              <w:left w:val="single" w:color="E8D8DC" w:sz="1"/>
+              <w:bottom w:val="single" w:color="E8D8DC" w:sz="1"/>
+              <w:right w:val="single" w:color="E8D8DC" w:sz="1"/>
+            </w:tcBorders>
+            <w:tcMar>
+              <w:top w:type="dxa" w:w="60"/>
+              <w:left w:type="dxa" w:w="120"/>
+              <w:bottom w:type="dxa" w:w="60"/>
+              <w:right w:type="dxa" w:w="120"/>
+            </w:tcMar>
+          </w:tcPr>
+          <w:p>
+            <w:r>
+              <w:rPr>
+                <w:rFonts w:ascii="Arial" w:hAnsi="Arial" w:cs="Arial"/>
+                <w:color w:val="3A2830"/>
+                <w:sz w:val="18"/>
+                <w:szCs w:val="18"/>
+              </w:rPr>
+              <w:t xml:space="preserve">Edge</w:t>
+            </w:r>
+          </w:p>
+        </w:tc>
+      </w:tr>
+      <w:tr>
+        <w:tc>
+          <w:tcPr>
+            <w:tcW w:type="dxa" w:w="1500"/>
+            <w:tcBorders>
+              <w:top w:val="single" w:color="E8D8DC" w:sz="1"/>
+              <w:left w:val="single" w:color="E8D8DC" w:sz="1"/>
+              <w:bottom w:val="single" w:color="E8D8DC" w:sz="1"/>
+              <w:right w:val="single" w:color="E8D8DC" w:sz="1"/>
+            </w:tcBorders>
+            <w:tcMar>
+              <w:top w:type="dxa" w:w="60"/>
+              <w:left w:type="dxa" w:w="120"/>
+              <w:bottom w:type="dxa" w:w="60"/>
+              <w:right w:type="dxa" w:w="120"/>
+            </w:tcMar>
+          </w:tcPr>
+          <w:p>
+            <w:r>
+              <w:rPr>
+                <w:rFonts w:ascii="Arial" w:hAnsi="Arial" w:cs="Arial"/>
+                <w:color w:val="3A2830"/>
+                <w:sz w:val="18"/>
+                <w:szCs w:val="18"/>
+              </w:rPr>
+              <w:t xml:space="preserve">Request log</w:t>
+            </w:r>
+          </w:p>
+        </w:tc>
+        <w:tc>
+          <w:tcPr>
+            <w:tcW w:type="dxa" w:w="5760"/>
+            <w:tcBorders>
+              <w:top w:val="single" w:color="E8D8DC" w:sz="1"/>
+              <w:left w:val="single" w:color="E8D8DC" w:sz="1"/>
+              <w:bottom w:val="single" w:color="E8D8DC" w:sz="1"/>
+              <w:right w:val="single" w:color="E8D8DC" w:sz="1"/>
+            </w:tcBorders>
+            <w:tcMar>
+              <w:top w:type="dxa" w:w="60"/>
+              <w:left w:type="dxa" w:w="120"/>
+              <w:bottom w:type="dxa" w:w="60"/>
+              <w:right w:type="dxa" w:w="120"/>
+            </w:tcMar>
+          </w:tcPr>
+          <w:p>
+            <w:r>
+              <w:rPr>
+                <w:rFonts w:ascii="Arial" w:hAnsi="Arial" w:cs="Arial"/>
+                <w:color w:val="3A2830"/>
+                <w:sz w:val="18"/>
+                <w:szCs w:val="18"/>
+              </w:rPr>
+              <w:t xml:space="preserve">A 201 request is logged</w:t>
+            </w:r>
+          </w:p>
+        </w:tc>
+        <w:tc>
+          <w:tcPr>
+            <w:tcW w:type="dxa" w:w="2100"/>
+            <w:tcBorders>
+              <w:top w:val="single" w:color="E8D8DC" w:sz="1"/>
+              <w:left w:val="single" w:color="E8D8DC" w:sz="1"/>
+              <w:bottom w:val="single" w:color="E8D8DC" w:sz="1"/>
+              <w:right w:val="single" w:color="E8D8DC" w:sz="1"/>
+            </w:tcBorders>
+            <w:tcMar>
+              <w:top w:type="dxa" w:w="60"/>
+              <w:left w:type="dxa" w:w="120"/>
+              <w:bottom w:type="dxa" w:w="60"/>
+              <w:right w:type="dxa" w:w="120"/>
+            </w:tcMar>
+          </w:tcPr>
+          <w:p>
+            <w:r>
+              <w:rPr>
+                <w:rFonts w:ascii="Arial" w:hAnsi="Arial" w:cs="Arial"/>
+                <w:color w:val="3A2830"/>
+                <w:sz w:val="18"/>
+                <w:szCs w:val="18"/>
+              </w:rPr>
+              <w:t xml:space="preserve">Normal</w:t>
+            </w:r>
+          </w:p>
+        </w:tc>
+      </w:tr>
+      <w:tr>
+        <w:tc>
+          <w:tcPr>
+            <w:tcW w:type="dxa" w:w="1500"/>
+            <w:tcBorders>
+              <w:top w:val="single" w:color="E8D8DC" w:sz="1"/>
+              <w:left w:val="single" w:color="E8D8DC" w:sz="1"/>
+              <w:bottom w:val="single" w:color="E8D8DC" w:sz="1"/>
+              <w:right w:val="single" w:color="E8D8DC" w:sz="1"/>
+            </w:tcBorders>
+            <w:tcMar>
+              <w:top w:type="dxa" w:w="60"/>
+              <w:left w:type="dxa" w:w="120"/>
+              <w:bottom w:type="dxa" w:w="60"/>
+              <w:right w:type="dxa" w:w="120"/>
+            </w:tcMar>
+          </w:tcPr>
+          <w:p>
+            <w:r>
+              <w:rPr>
+                <w:rFonts w:ascii="Arial" w:hAnsi="Arial" w:cs="Arial"/>
+                <w:color w:val="3A2830"/>
+                <w:sz w:val="18"/>
+                <w:szCs w:val="18"/>
+              </w:rPr>
+              <w:t xml:space="preserve">Request log</w:t>
+            </w:r>
+          </w:p>
+        </w:tc>
+        <w:tc>
+          <w:tcPr>
+            <w:tcW w:type="dxa" w:w="5760"/>
+            <w:tcBorders>
+              <w:top w:val="single" w:color="E8D8DC" w:sz="1"/>
+              <w:left w:val="single" w:color="E8D8DC" w:sz="1"/>
+              <w:bottom w:val="single" w:color="E8D8DC" w:sz="1"/>
+              <w:right w:val="single" w:color="E8D8DC" w:sz="1"/>
+            </w:tcBorders>
+            <w:tcMar>
+              <w:top w:type="dxa" w:w="60"/>
+              <w:left w:type="dxa" w:w="120"/>
+              <w:bottom w:type="dxa" w:w="60"/>
+              <w:right w:type="dxa" w:w="120"/>
+            </w:tcMar>
+          </w:tcPr>
+          <w:p>
+            <w:r>
+              <w:rPr>
+                <w:rFonts w:ascii="Arial" w:hAnsi="Arial" w:cs="Arial"/>
+                <w:color w:val="3A2830"/>
+                <w:sz w:val="18"/>
+                <w:szCs w:val="18"/>
+              </w:rPr>
+              <w:t xml:space="preserve">Request entries include method, path and IP</w:t>
+            </w:r>
+          </w:p>
+        </w:tc>
+        <w:tc>
+          <w:tcPr>
+            <w:tcW w:type="dxa" w:w="2100"/>
+            <w:tcBorders>
+              <w:top w:val="single" w:color="E8D8DC" w:sz="1"/>
+              <w:left w:val="single" w:color="E8D8DC" w:sz="1"/>
+              <w:bottom w:val="single" w:color="E8D8DC" w:sz="1"/>
+              <w:right w:val="single" w:color="E8D8DC" w:sz="1"/>
+            </w:tcBorders>
+            <w:tcMar>
+              <w:top w:type="dxa" w:w="60"/>
+              <w:left w:type="dxa" w:w="120"/>
+              <w:bottom w:type="dxa" w:w="60"/>
+              <w:right w:type="dxa" w:w="120"/>
+            </w:tcMar>
+          </w:tcPr>
+          <w:p>
+            <w:r>
+              <w:rPr>
+                <w:rFonts w:ascii="Arial" w:hAnsi="Arial" w:cs="Arial"/>
+                <w:color w:val="3A2830"/>
+                <w:sz w:val="18"/>
+                <w:szCs w:val="18"/>
+              </w:rPr>
+              <w:t xml:space="preserve">Special</w:t>
+            </w:r>
+          </w:p>
+        </w:tc>
+      </w:tr>
+      <w:tr>
+        <w:tc>
+          <w:tcPr>
+            <w:tcW w:type="dxa" w:w="1500"/>
+            <w:tcBorders>
+              <w:top w:val="single" w:color="E8D8DC" w:sz="1"/>
+              <w:left w:val="single" w:color="E8D8DC" w:sz="1"/>
+              <w:bottom w:val="single" w:color="E8D8DC" w:sz="1"/>
+              <w:right w:val="single" w:color="E8D8DC" w:sz="1"/>
+            </w:tcBorders>
+            <w:tcMar>
+              <w:top w:type="dxa" w:w="60"/>
+              <w:left w:type="dxa" w:w="120"/>
+              <w:bottom w:type="dxa" w:w="60"/>
+              <w:right w:type="dxa" w:w="120"/>
+            </w:tcMar>
+          </w:tcPr>
+          <w:p>
+            <w:r>
+              <w:rPr>
+                <w:rFonts w:ascii="Arial" w:hAnsi="Arial" w:cs="Arial"/>
+                <w:color w:val="3A2830"/>
+                <w:sz w:val="18"/>
+                <w:szCs w:val="18"/>
+              </w:rPr>
+              <w:t xml:space="preserve">Request log</w:t>
+            </w:r>
+          </w:p>
+        </w:tc>
+        <w:tc>
+          <w:tcPr>
+            <w:tcW w:type="dxa" w:w="5760"/>
+            <w:tcBorders>
+              <w:top w:val="single" w:color="E8D8DC" w:sz="1"/>
+              <w:left w:val="single" w:color="E8D8DC" w:sz="1"/>
+              <w:bottom w:val="single" w:color="E8D8DC" w:sz="1"/>
+              <w:right w:val="single" w:color="E8D8DC" w:sz="1"/>
+            </w:tcBorders>
+            <w:tcMar>
+              <w:top w:type="dxa" w:w="60"/>
+              <w:left w:type="dxa" w:w="120"/>
+              <w:bottom w:type="dxa" w:w="60"/>
+              <w:right w:type="dxa" w:w="120"/>
+            </w:tcMar>
+          </w:tcPr>
+          <w:p>
+            <w:r>
+              <w:rPr>
+                <w:rFonts w:ascii="Arial" w:hAnsi="Arial" w:cs="Arial"/>
+                <w:color w:val="3A2830"/>
+                <w:sz w:val="18"/>
+                <w:szCs w:val="18"/>
+              </w:rPr>
+              <w:t xml:space="preserve">Log-viewer endpoint is skipped (no self-logging)</w:t>
+            </w:r>
+          </w:p>
+        </w:tc>
+        <w:tc>
+          <w:tcPr>
+            <w:tcW w:type="dxa" w:w="2100"/>
+            <w:tcBorders>
+              <w:top w:val="single" w:color="E8D8DC" w:sz="1"/>
+              <w:left w:val="single" w:color="E8D8DC" w:sz="1"/>
+              <w:bottom w:val="single" w:color="E8D8DC" w:sz="1"/>
+              <w:right w:val="single" w:color="E8D8DC" w:sz="1"/>
+            </w:tcBorders>
+            <w:tcMar>
+              <w:top w:type="dxa" w:w="60"/>
+              <w:left w:type="dxa" w:w="120"/>
+              <w:bottom w:type="dxa" w:w="60"/>
+              <w:right w:type="dxa" w:w="120"/>
+            </w:tcMar>
+          </w:tcPr>
+          <w:p>
+            <w:r>
+              <w:rPr>
+                <w:rFonts w:ascii="Arial" w:hAnsi="Arial" w:cs="Arial"/>
+                <w:color w:val="3A2830"/>
+                <w:sz w:val="18"/>
+                <w:szCs w:val="18"/>
+              </w:rPr>
+              <w:t xml:space="preserve">Special (anti-noise)</w:t>
+            </w:r>
+          </w:p>
+        </w:tc>
+      </w:tr>
+    </w:tbl>
+    <w:p>
+      <w:pPr>
+        <w:pStyle w:val="Heading2"/>
+      </w:pPr>
+      <w:r>
+        <w:t xml:space="preserve">9.3 Build &amp; Environment Verifications</w:t>
+      </w:r>
+    </w:p>
+    <w:p>
+      <w:r>
+        <w:rPr>
+          <w:rFonts w:ascii="Arial" w:hAnsi="Arial" w:cs="Arial"/>
+          <w:sz w:val="22"/>
+          <w:szCs w:val="22"/>
+        </w:rPr>
+        <w:t xml:space="preserve">• Frontend production build (npm run build) succeeds with no errors.</w:t>
+      </w:r>
+    </w:p>
+    <w:p>
+      <w:r>
+        <w:rPr>
+          <w:rFonts w:ascii="Arial" w:hAnsi="Arial" w:cs="Arial"/>
+          <w:sz w:val="22"/>
+          <w:szCs w:val="22"/>
+        </w:rPr>
+        <w:t xml:space="preserve">• Backend application imports and registers all routes without error.</w:t>
+      </w:r>
+    </w:p>
+    <w:p>
+      <w:r>
+        <w:rPr>
+          <w:rFonts w:ascii="Arial" w:hAnsi="Arial" w:cs="Arial"/>
+          <w:sz w:val="22"/>
+          <w:szCs w:val="22"/>
+        </w:rPr>
+        <w:t xml:space="preserve">• Alembic migration chain applies cleanly from an empty database to head.</w:t>
+      </w:r>
+    </w:p>
+    <w:p>
+      <w:r>
+        <w:rPr>
+          <w:rFonts w:ascii="Arial" w:hAnsi="Arial" w:cs="Arial"/>
+          <w:sz w:val="22"/>
+          <w:szCs w:val="22"/>
+        </w:rPr>
+        <w:t xml:space="preserve">• Consent migration verified applied to the live database; schema at head revision.</w:t>
+      </w:r>
+    </w:p>
+    <w:p>
+      <w:r>
+        <w:rPr>
+          <w:rFonts w:ascii="Arial" w:hAnsi="Arial" w:cs="Arial"/>
+          <w:sz w:val="22"/>
+          <w:szCs w:val="22"/>
+        </w:rPr>
+        <w:t xml:space="preserve">• Live admin endpoints return 401 without a session and 200 with a valid session.</w:t>
+      </w:r>
+    </w:p>
     <w:sectPr>
       <w:pgSz w:w="12240" w:h="15840" w:orient="portrait"/>
       <w:pgMar w:top="1440" w:right="1440" w:bottom="1440" w:left="1440" w:header="708" w:footer="708" w:gutter="0"/>
